--- a/src/content/bios/Spaak-P-H 2015.docx
+++ b/src/content/bios/Spaak-P-H 2015.docx
@@ -1,6 +1,6 @@
 
 <file path=word/document.xml><?xml version="1.0" encoding="utf-8"?>
-<w:document xmlns:wpc="http://schemas.microsoft.com/office/word/2010/wordprocessingCanvas" xmlns:cx="http://schemas.microsoft.com/office/drawing/2014/chartex" xmlns:cx1="http://schemas.microsoft.com/office/drawing/2015/9/8/chartex" xmlns:cx2="http://schemas.microsoft.com/office/drawing/2015/10/21/chartex" xmlns:cx3="http://schemas.microsoft.com/office/drawing/2016/5/9/chartex" xmlns:cx4="http://schemas.microsoft.com/office/drawing/2016/5/10/chartex" xmlns:cx5="http://schemas.microsoft.com/office/drawing/2016/5/11/chartex" xmlns:cx6="http://schemas.microsoft.com/office/drawing/2016/5/12/chartex" xmlns:cx7="http://schemas.microsoft.com/office/drawing/2016/5/13/chartex" xmlns:cx8="http://schemas.microsoft.com/office/drawing/2016/5/14/chartex" xmlns:mc="http://schemas.openxmlformats.org/markup-compatibility/2006" xmlns:aink="http://schemas.microsoft.com/office/drawing/2016/ink" xmlns:am3d="http://schemas.microsoft.com/office/drawing/2017/model3d" xmlns:o="urn:schemas-microsoft-com:office:office" xmlns:oel="http://schemas.microsoft.com/office/2019/extlst" xmlns:r="http://schemas.openxmlformats.org/officeDocument/2006/relationships" xmlns:m="http://schemas.openxmlformats.org/officeDocument/2006/math" xmlns:v="urn:schemas-microsoft-com:vml" xmlns:wp14="http://schemas.microsoft.com/office/word/2010/wordprocessingDrawing" xmlns:wp="http://schemas.openxmlformats.org/drawingml/2006/wordprocessingDrawing" xmlns:w10="urn:schemas-microsoft-com:office:word" xmlns:w="http://schemas.openxmlformats.org/wordprocessingml/2006/main" xmlns:w14="http://schemas.microsoft.com/office/word/2010/wordml" xmlns:w15="http://schemas.microsoft.com/office/word/2012/wordml" xmlns:w16cex="http://schemas.microsoft.com/office/word/2018/wordml/cex" xmlns:w16cid="http://schemas.microsoft.com/office/word/2016/wordml/cid" xmlns:w16="http://schemas.microsoft.com/office/word/2018/wordml" xmlns:w16du="http://schemas.microsoft.com/office/word/2023/wordml/word16du" xmlns:w16sdtdh="http://schemas.microsoft.com/office/word/2020/wordml/sdtdatahash" xmlns:w16sdtfl="http://schemas.microsoft.com/office/word/2024/wordml/sdtformatlock" xmlns:w16se="http://schemas.microsoft.com/office/word/2015/wordml/symex" xmlns:wpg="http://schemas.microsoft.com/office/word/2010/wordprocessingGroup" xmlns:wpi="http://schemas.microsoft.com/office/word/2010/wordprocessingInk" xmlns:wne="http://schemas.microsoft.com/office/word/2006/wordml" xmlns:wps="http://schemas.microsoft.com/office/word/2010/wordprocessingShape" mc:Ignorable="w14 w15 w16se w16cid w16 w16cex w16sdtdh w16sdtfl w16du wp14">
+<w:document xmlns:wpc="http://schemas.microsoft.com/office/word/2010/wordprocessingCanvas" xmlns:cx="http://schemas.microsoft.com/office/drawing/2014/chartex" xmlns:cx1="http://schemas.microsoft.com/office/drawing/2015/9/8/chartex" xmlns:cx2="http://schemas.microsoft.com/office/drawing/2015/10/21/chartex" xmlns:cx3="http://schemas.microsoft.com/office/drawing/2016/5/9/chartex" xmlns:cx4="http://schemas.microsoft.com/office/drawing/2016/5/10/chartex" xmlns:cx5="http://schemas.microsoft.com/office/drawing/2016/5/11/chartex" xmlns:cx6="http://schemas.microsoft.com/office/drawing/2016/5/12/chartex" xmlns:cx7="http://schemas.microsoft.com/office/drawing/2016/5/13/chartex" xmlns:cx8="http://schemas.microsoft.com/office/drawing/2016/5/14/chartex" xmlns:mc="http://schemas.openxmlformats.org/markup-compatibility/2006" xmlns:m="http://schemas.openxmlformats.org/officeDocument/2006/math" xmlns:aink="http://schemas.microsoft.com/office/drawing/2016/ink" xmlns:am3d="http://schemas.microsoft.com/office/drawing/2017/model3d" xmlns:oel="http://schemas.microsoft.com/office/2019/extlst" xmlns:r="http://schemas.openxmlformats.org/officeDocument/2006/relationships" xmlns:wp14="http://schemas.microsoft.com/office/word/2010/wordprocessingDrawing" xmlns:wp="http://schemas.openxmlformats.org/drawingml/2006/wordprocessingDrawing" xmlns:wpg="http://schemas.microsoft.com/office/word/2010/wordprocessingGroup" xmlns:wpi="http://schemas.microsoft.com/office/word/2010/wordprocessingInk" xmlns:wps="http://schemas.microsoft.com/office/word/2010/wordprocessingShape" xmlns:o="urn:schemas-microsoft-com:office:office" xmlns:v="urn:schemas-microsoft-com:vml" xmlns:w10="urn:schemas-microsoft-com:office:word" xmlns:w="http://schemas.openxmlformats.org/wordprocessingml/2006/main" xmlns:w14="http://schemas.microsoft.com/office/word/2010/wordml" xmlns:w15="http://schemas.microsoft.com/office/word/2012/wordml" xmlns:w16cei="http://schemas.microsoft.com/office/word/2026/wordml/cei" xmlns:w16cex="http://schemas.microsoft.com/office/word/2018/wordml/cex" xmlns:w16cid="http://schemas.microsoft.com/office/word/2016/wordml/cid" xmlns:w16="http://schemas.microsoft.com/office/word/2018/wordml" xmlns:w16sdtdh="http://schemas.microsoft.com/office/word/2020/wordml/sdtdatahash" xmlns:w16sdtfl="http://schemas.microsoft.com/office/word/2024/wordml/sdtformatlock" xmlns:w16se="http://schemas.microsoft.com/office/word/2015/wordml/symex" xmlns:w16du="http://schemas.microsoft.com/office/word/2023/wordml/word16du" xmlns:wne="http://schemas.microsoft.com/office/word/2006/wordml" mc:Ignorable="w14 w15 w16se w16cid w16 w16cex w16sdtdh w16sdtfl w16du wp14">
   <w:body>
     <w:p>
       <w:pPr>
@@ -182,7 +182,196 @@
           <w:sz w:val="24"/>
           <w:szCs w:val="24"/>
         </w:rPr>
-        <w:t xml:space="preserve">director of the Théâtre Royal de la </w:t>
+        <w:t>director of the Théâtre Royal de la Monnaie in Brussels</w:t>
+      </w:r>
+      <w:r>
+        <w:rPr>
+          <w:rFonts w:ascii="Times New Roman" w:hAnsi="Times New Roman" w:cs="Times New Roman"/>
+          <w:b/>
+          <w:sz w:val="24"/>
+          <w:szCs w:val="24"/>
+        </w:rPr>
+        <w:t>,</w:t>
+      </w:r>
+      <w:r>
+        <w:rPr>
+          <w:rFonts w:ascii="Times New Roman" w:hAnsi="Times New Roman" w:cs="Times New Roman"/>
+          <w:b/>
+          <w:sz w:val="24"/>
+          <w:szCs w:val="24"/>
+        </w:rPr>
+        <w:t xml:space="preserve"> and</w:t>
+      </w:r>
+      <w:r>
+        <w:rPr>
+          <w:rFonts w:ascii="Times New Roman" w:hAnsi="Times New Roman" w:cs="Times New Roman"/>
+          <w:b/>
+          <w:sz w:val="24"/>
+          <w:szCs w:val="24"/>
+        </w:rPr>
+        <w:t xml:space="preserve"> Marie</w:t>
+      </w:r>
+      <w:r>
+        <w:rPr>
+          <w:rFonts w:ascii="Times New Roman" w:hAnsi="Times New Roman" w:cs="Times New Roman"/>
+          <w:b/>
+          <w:sz w:val="24"/>
+          <w:szCs w:val="24"/>
+        </w:rPr>
+        <w:t>-Ann</w:t>
+      </w:r>
+      <w:r>
+        <w:rPr>
+          <w:rFonts w:ascii="Times New Roman" w:hAnsi="Times New Roman" w:cs="Times New Roman"/>
+          <w:b/>
+          <w:sz w:val="24"/>
+          <w:szCs w:val="24"/>
+        </w:rPr>
+        <w:t xml:space="preserve"> Janson</w:t>
+      </w:r>
+      <w:r>
+        <w:rPr>
+          <w:rFonts w:ascii="Times New Roman" w:hAnsi="Times New Roman" w:cs="Times New Roman"/>
+          <w:b/>
+          <w:sz w:val="24"/>
+          <w:szCs w:val="24"/>
+        </w:rPr>
+        <w:t>, a socialist who in 1921 became the first woman member of the Belgian parliament.</w:t>
+      </w:r>
+      <w:r>
+        <w:rPr>
+          <w:rFonts w:ascii="Times New Roman" w:hAnsi="Times New Roman" w:cs="Times New Roman"/>
+          <w:b/>
+          <w:sz w:val="24"/>
+          <w:szCs w:val="24"/>
+        </w:rPr>
+        <w:t xml:space="preserve"> </w:t>
+      </w:r>
+      <w:r>
+        <w:rPr>
+          <w:rFonts w:ascii="Times New Roman" w:hAnsi="Times New Roman" w:cs="Times New Roman"/>
+          <w:b/>
+          <w:sz w:val="24"/>
+          <w:szCs w:val="24"/>
+        </w:rPr>
+        <w:t>On 31 August 1922 he</w:t>
+      </w:r>
+      <w:r>
+        <w:rPr>
+          <w:rFonts w:ascii="Times New Roman" w:hAnsi="Times New Roman" w:cs="Times New Roman"/>
+          <w:b/>
+          <w:sz w:val="24"/>
+          <w:szCs w:val="24"/>
+        </w:rPr>
+        <w:t xml:space="preserve"> married Marguerite Malev</w:t>
+      </w:r>
+      <w:r>
+        <w:rPr>
+          <w:rFonts w:ascii="Times New Roman" w:hAnsi="Times New Roman" w:cs="Times New Roman"/>
+          <w:b/>
+          <w:sz w:val="24"/>
+          <w:szCs w:val="24"/>
+        </w:rPr>
+        <w:t>e</w:t>
+      </w:r>
+      <w:r>
+        <w:rPr>
+          <w:rFonts w:ascii="Times New Roman" w:hAnsi="Times New Roman" w:cs="Times New Roman"/>
+          <w:b/>
+          <w:sz w:val="24"/>
+          <w:szCs w:val="24"/>
+        </w:rPr>
+        <w:t>z</w:t>
+      </w:r>
+      <w:r>
+        <w:rPr>
+          <w:rFonts w:ascii="Times New Roman" w:hAnsi="Times New Roman" w:cs="Times New Roman"/>
+          <w:b/>
+          <w:sz w:val="24"/>
+          <w:szCs w:val="24"/>
+        </w:rPr>
+        <w:t>.</w:t>
+      </w:r>
+      <w:r>
+        <w:rPr>
+          <w:rFonts w:ascii="Times New Roman" w:hAnsi="Times New Roman" w:cs="Times New Roman"/>
+          <w:b/>
+          <w:sz w:val="24"/>
+          <w:szCs w:val="24"/>
+        </w:rPr>
+        <w:t xml:space="preserve"> </w:t>
+      </w:r>
+      <w:r>
+        <w:rPr>
+          <w:rFonts w:ascii="Times New Roman" w:hAnsi="Times New Roman" w:cs="Times New Roman"/>
+          <w:b/>
+          <w:sz w:val="24"/>
+          <w:szCs w:val="24"/>
+        </w:rPr>
+        <w:t>They had</w:t>
+      </w:r>
+      <w:r>
+        <w:rPr>
+          <w:rFonts w:ascii="Times New Roman" w:hAnsi="Times New Roman" w:cs="Times New Roman"/>
+          <w:b/>
+          <w:sz w:val="24"/>
+          <w:szCs w:val="24"/>
+        </w:rPr>
+        <w:t xml:space="preserve"> </w:t>
+      </w:r>
+      <w:r>
+        <w:rPr>
+          <w:rFonts w:ascii="Times New Roman" w:hAnsi="Times New Roman" w:cs="Times New Roman"/>
+          <w:b/>
+          <w:sz w:val="24"/>
+          <w:szCs w:val="24"/>
+        </w:rPr>
+        <w:t>two</w:t>
+      </w:r>
+      <w:r>
+        <w:rPr>
+          <w:rFonts w:ascii="Times New Roman" w:hAnsi="Times New Roman" w:cs="Times New Roman"/>
+          <w:b/>
+          <w:sz w:val="24"/>
+          <w:szCs w:val="24"/>
+        </w:rPr>
+        <w:t xml:space="preserve"> daughter</w:t>
+      </w:r>
+      <w:r>
+        <w:rPr>
+          <w:rFonts w:ascii="Times New Roman" w:hAnsi="Times New Roman" w:cs="Times New Roman"/>
+          <w:b/>
+          <w:sz w:val="24"/>
+          <w:szCs w:val="24"/>
+        </w:rPr>
+        <w:t>s</w:t>
+      </w:r>
+      <w:r>
+        <w:rPr>
+          <w:rFonts w:ascii="Times New Roman" w:hAnsi="Times New Roman" w:cs="Times New Roman"/>
+          <w:b/>
+          <w:sz w:val="24"/>
+          <w:szCs w:val="24"/>
+        </w:rPr>
+        <w:t xml:space="preserve"> and </w:t>
+      </w:r>
+      <w:r>
+        <w:rPr>
+          <w:rFonts w:ascii="Times New Roman" w:hAnsi="Times New Roman" w:cs="Times New Roman"/>
+          <w:b/>
+          <w:sz w:val="24"/>
+          <w:szCs w:val="24"/>
+        </w:rPr>
+        <w:t>one son</w:t>
+      </w:r>
+      <w:r>
+        <w:rPr>
+          <w:rFonts w:ascii="Times New Roman" w:hAnsi="Times New Roman" w:cs="Times New Roman"/>
+          <w:b/>
+          <w:sz w:val="24"/>
+          <w:szCs w:val="24"/>
+        </w:rPr>
+        <w:t xml:space="preserve">. After </w:t>
       </w:r>
       <w:proofErr w:type="spellStart"/>
       <w:r>
@@ -192,7 +381,7 @@
           <w:sz w:val="24"/>
           <w:szCs w:val="24"/>
         </w:rPr>
-        <w:t>Monnaie</w:t>
+        <w:t>Malevez’s</w:t>
       </w:r>
       <w:proofErr w:type="spellEnd"/>
       <w:r>
@@ -202,7 +391,7 @@
           <w:sz w:val="24"/>
           <w:szCs w:val="24"/>
         </w:rPr>
-        <w:t xml:space="preserve"> in Brussels</w:t>
+        <w:t xml:space="preserve"> death</w:t>
       </w:r>
       <w:r>
         <w:rPr>
@@ -211,7 +400,7 @@
           <w:sz w:val="24"/>
           <w:szCs w:val="24"/>
         </w:rPr>
-        <w:t>,</w:t>
+        <w:t xml:space="preserve"> </w:t>
       </w:r>
       <w:r>
         <w:rPr>
@@ -220,7 +409,7 @@
           <w:sz w:val="24"/>
           <w:szCs w:val="24"/>
         </w:rPr>
-        <w:t xml:space="preserve"> and</w:t>
+        <w:t>o</w:t>
       </w:r>
       <w:r>
         <w:rPr>
@@ -229,7 +418,7 @@
           <w:sz w:val="24"/>
           <w:szCs w:val="24"/>
         </w:rPr>
-        <w:t xml:space="preserve"> Marie</w:t>
+        <w:t xml:space="preserve">n </w:t>
       </w:r>
       <w:r>
         <w:rPr>
@@ -238,7 +427,7 @@
           <w:sz w:val="24"/>
           <w:szCs w:val="24"/>
         </w:rPr>
-        <w:t>-Ann</w:t>
+        <w:t>14 August</w:t>
       </w:r>
       <w:r>
         <w:rPr>
@@ -247,7 +436,7 @@
           <w:sz w:val="24"/>
           <w:szCs w:val="24"/>
         </w:rPr>
-        <w:t xml:space="preserve"> Janson</w:t>
+        <w:t xml:space="preserve"> </w:t>
       </w:r>
       <w:r>
         <w:rPr>
@@ -256,7 +445,7 @@
           <w:sz w:val="24"/>
           <w:szCs w:val="24"/>
         </w:rPr>
-        <w:t>, a socialist who in 1921 became the first woman member of the Belgian parliament.</w:t>
+        <w:t xml:space="preserve">1964 he married Simonne </w:t>
       </w:r>
       <w:r>
         <w:rPr>
@@ -265,258 +454,7 @@
           <w:sz w:val="24"/>
           <w:szCs w:val="24"/>
         </w:rPr>
-        <w:t xml:space="preserve"> </w:t>
-      </w:r>
-      <w:r>
-        <w:rPr>
-          <w:rFonts w:ascii="Times New Roman" w:hAnsi="Times New Roman" w:cs="Times New Roman"/>
-          <w:b/>
-          <w:sz w:val="24"/>
-          <w:szCs w:val="24"/>
-        </w:rPr>
-        <w:t>On 31 August 1922 he</w:t>
-      </w:r>
-      <w:r>
-        <w:rPr>
-          <w:rFonts w:ascii="Times New Roman" w:hAnsi="Times New Roman" w:cs="Times New Roman"/>
-          <w:b/>
-          <w:sz w:val="24"/>
-          <w:szCs w:val="24"/>
-        </w:rPr>
-        <w:t xml:space="preserve"> married Marguerite </w:t>
-      </w:r>
-      <w:proofErr w:type="spellStart"/>
-      <w:r>
-        <w:rPr>
-          <w:rFonts w:ascii="Times New Roman" w:hAnsi="Times New Roman" w:cs="Times New Roman"/>
-          <w:b/>
-          <w:sz w:val="24"/>
-          <w:szCs w:val="24"/>
-        </w:rPr>
-        <w:t>Malev</w:t>
-      </w:r>
-      <w:r>
-        <w:rPr>
-          <w:rFonts w:ascii="Times New Roman" w:hAnsi="Times New Roman" w:cs="Times New Roman"/>
-          <w:b/>
-          <w:sz w:val="24"/>
-          <w:szCs w:val="24"/>
-        </w:rPr>
-        <w:t>e</w:t>
-      </w:r>
-      <w:r>
-        <w:rPr>
-          <w:rFonts w:ascii="Times New Roman" w:hAnsi="Times New Roman" w:cs="Times New Roman"/>
-          <w:b/>
-          <w:sz w:val="24"/>
-          <w:szCs w:val="24"/>
-        </w:rPr>
-        <w:t>z</w:t>
-      </w:r>
-      <w:proofErr w:type="spellEnd"/>
-      <w:r>
-        <w:rPr>
-          <w:rFonts w:ascii="Times New Roman" w:hAnsi="Times New Roman" w:cs="Times New Roman"/>
-          <w:b/>
-          <w:sz w:val="24"/>
-          <w:szCs w:val="24"/>
-        </w:rPr>
-        <w:t>.</w:t>
-      </w:r>
-      <w:r>
-        <w:rPr>
-          <w:rFonts w:ascii="Times New Roman" w:hAnsi="Times New Roman" w:cs="Times New Roman"/>
-          <w:b/>
-          <w:sz w:val="24"/>
-          <w:szCs w:val="24"/>
-        </w:rPr>
-        <w:t xml:space="preserve"> </w:t>
-      </w:r>
-      <w:r>
-        <w:rPr>
-          <w:rFonts w:ascii="Times New Roman" w:hAnsi="Times New Roman" w:cs="Times New Roman"/>
-          <w:b/>
-          <w:sz w:val="24"/>
-          <w:szCs w:val="24"/>
-        </w:rPr>
-        <w:t>They had</w:t>
-      </w:r>
-      <w:r>
-        <w:rPr>
-          <w:rFonts w:ascii="Times New Roman" w:hAnsi="Times New Roman" w:cs="Times New Roman"/>
-          <w:b/>
-          <w:sz w:val="24"/>
-          <w:szCs w:val="24"/>
-        </w:rPr>
-        <w:t xml:space="preserve"> </w:t>
-      </w:r>
-      <w:r>
-        <w:rPr>
-          <w:rFonts w:ascii="Times New Roman" w:hAnsi="Times New Roman" w:cs="Times New Roman"/>
-          <w:b/>
-          <w:sz w:val="24"/>
-          <w:szCs w:val="24"/>
-        </w:rPr>
-        <w:t>two</w:t>
-      </w:r>
-      <w:r>
-        <w:rPr>
-          <w:rFonts w:ascii="Times New Roman" w:hAnsi="Times New Roman" w:cs="Times New Roman"/>
-          <w:b/>
-          <w:sz w:val="24"/>
-          <w:szCs w:val="24"/>
-        </w:rPr>
-        <w:t xml:space="preserve"> daughter</w:t>
-      </w:r>
-      <w:r>
-        <w:rPr>
-          <w:rFonts w:ascii="Times New Roman" w:hAnsi="Times New Roman" w:cs="Times New Roman"/>
-          <w:b/>
-          <w:sz w:val="24"/>
-          <w:szCs w:val="24"/>
-        </w:rPr>
-        <w:t>s</w:t>
-      </w:r>
-      <w:r>
-        <w:rPr>
-          <w:rFonts w:ascii="Times New Roman" w:hAnsi="Times New Roman" w:cs="Times New Roman"/>
-          <w:b/>
-          <w:sz w:val="24"/>
-          <w:szCs w:val="24"/>
-        </w:rPr>
-        <w:t xml:space="preserve"> and </w:t>
-      </w:r>
-      <w:r>
-        <w:rPr>
-          <w:rFonts w:ascii="Times New Roman" w:hAnsi="Times New Roman" w:cs="Times New Roman"/>
-          <w:b/>
-          <w:sz w:val="24"/>
-          <w:szCs w:val="24"/>
-        </w:rPr>
-        <w:t>one son</w:t>
-      </w:r>
-      <w:r>
-        <w:rPr>
-          <w:rFonts w:ascii="Times New Roman" w:hAnsi="Times New Roman" w:cs="Times New Roman"/>
-          <w:b/>
-          <w:sz w:val="24"/>
-          <w:szCs w:val="24"/>
-        </w:rPr>
-        <w:t xml:space="preserve">. After </w:t>
-      </w:r>
-      <w:proofErr w:type="spellStart"/>
-      <w:r>
-        <w:rPr>
-          <w:rFonts w:ascii="Times New Roman" w:hAnsi="Times New Roman" w:cs="Times New Roman"/>
-          <w:b/>
-          <w:sz w:val="24"/>
-          <w:szCs w:val="24"/>
-        </w:rPr>
-        <w:t>Malevez’s</w:t>
-      </w:r>
-      <w:proofErr w:type="spellEnd"/>
-      <w:r>
-        <w:rPr>
-          <w:rFonts w:ascii="Times New Roman" w:hAnsi="Times New Roman" w:cs="Times New Roman"/>
-          <w:b/>
-          <w:sz w:val="24"/>
-          <w:szCs w:val="24"/>
-        </w:rPr>
-        <w:t xml:space="preserve"> death</w:t>
-      </w:r>
-      <w:r>
-        <w:rPr>
-          <w:rFonts w:ascii="Times New Roman" w:hAnsi="Times New Roman" w:cs="Times New Roman"/>
-          <w:b/>
-          <w:sz w:val="24"/>
-          <w:szCs w:val="24"/>
-        </w:rPr>
-        <w:t xml:space="preserve"> </w:t>
-      </w:r>
-      <w:r>
-        <w:rPr>
-          <w:rFonts w:ascii="Times New Roman" w:hAnsi="Times New Roman" w:cs="Times New Roman"/>
-          <w:b/>
-          <w:sz w:val="24"/>
-          <w:szCs w:val="24"/>
-        </w:rPr>
-        <w:t>o</w:t>
-      </w:r>
-      <w:r>
-        <w:rPr>
-          <w:rFonts w:ascii="Times New Roman" w:hAnsi="Times New Roman" w:cs="Times New Roman"/>
-          <w:b/>
-          <w:sz w:val="24"/>
-          <w:szCs w:val="24"/>
-        </w:rPr>
-        <w:t xml:space="preserve">n </w:t>
-      </w:r>
-      <w:r>
-        <w:rPr>
-          <w:rFonts w:ascii="Times New Roman" w:hAnsi="Times New Roman" w:cs="Times New Roman"/>
-          <w:b/>
-          <w:sz w:val="24"/>
-          <w:szCs w:val="24"/>
-        </w:rPr>
-        <w:t>14 August</w:t>
-      </w:r>
-      <w:r>
-        <w:rPr>
-          <w:rFonts w:ascii="Times New Roman" w:hAnsi="Times New Roman" w:cs="Times New Roman"/>
-          <w:b/>
-          <w:sz w:val="24"/>
-          <w:szCs w:val="24"/>
-        </w:rPr>
-        <w:t xml:space="preserve"> </w:t>
-      </w:r>
-      <w:r>
-        <w:rPr>
-          <w:rFonts w:ascii="Times New Roman" w:hAnsi="Times New Roman" w:cs="Times New Roman"/>
-          <w:b/>
-          <w:sz w:val="24"/>
-          <w:szCs w:val="24"/>
-        </w:rPr>
-        <w:t xml:space="preserve">1964 he married Simonne </w:t>
-      </w:r>
-      <w:proofErr w:type="spellStart"/>
-      <w:r>
-        <w:rPr>
-          <w:rFonts w:ascii="Times New Roman" w:hAnsi="Times New Roman" w:cs="Times New Roman"/>
-          <w:b/>
-          <w:sz w:val="24"/>
-          <w:szCs w:val="24"/>
-        </w:rPr>
-        <w:t>Rikkers</w:t>
-      </w:r>
-      <w:proofErr w:type="spellEnd"/>
-      <w:r>
-        <w:rPr>
-          <w:rFonts w:ascii="Times New Roman" w:hAnsi="Times New Roman" w:cs="Times New Roman"/>
-          <w:b/>
-          <w:sz w:val="24"/>
-          <w:szCs w:val="24"/>
-        </w:rPr>
-        <w:t xml:space="preserve"> </w:t>
-      </w:r>
-      <w:proofErr w:type="spellStart"/>
-      <w:r>
-        <w:rPr>
-          <w:rFonts w:ascii="Times New Roman" w:hAnsi="Times New Roman" w:cs="Times New Roman"/>
-          <w:b/>
-          <w:sz w:val="24"/>
-          <w:szCs w:val="24"/>
-        </w:rPr>
-        <w:t>Hottlet</w:t>
-      </w:r>
-      <w:proofErr w:type="spellEnd"/>
-      <w:r>
-        <w:rPr>
-          <w:rFonts w:ascii="Times New Roman" w:hAnsi="Times New Roman" w:cs="Times New Roman"/>
-          <w:b/>
-          <w:sz w:val="24"/>
-          <w:szCs w:val="24"/>
-        </w:rPr>
-        <w:t xml:space="preserve"> </w:t>
+        <w:t xml:space="preserve">Rikkers Hottlet </w:t>
       </w:r>
       <w:r>
         <w:rPr>
@@ -592,13 +530,12 @@
           <w:noProof/>
           <w:sz w:val="24"/>
           <w:szCs w:val="24"/>
-          <w:lang w:eastAsia="nl-NL"/>
         </w:rPr>
         <w:drawing>
-          <wp:inline distT="0" distB="0" distL="0" distR="0" wp14:anchorId="41E9F888" wp14:editId="1C205987">
-            <wp:extent cx="1858047" cy="2316365"/>
-            <wp:effectExtent l="0" t="0" r="0" b="0"/>
-            <wp:docPr id="1" name="Picture 1" descr="http://www.nato.int/nato_static/assets/pictures/stock_spaak/20090323_spaak_rdax_150x187.jpg"/>
+          <wp:inline distT="0" distB="0" distL="0" distR="0" wp14:anchorId="27FF532E" wp14:editId="721D72CD">
+            <wp:extent cx="1968964" cy="2953446"/>
+            <wp:effectExtent l="0" t="0" r="0" b="5715"/>
+            <wp:docPr id="289331271" name="Afbeelding 1"/>
             <wp:cNvGraphicFramePr>
               <a:graphicFrameLocks xmlns:a="http://schemas.openxmlformats.org/drawingml/2006/main" noChangeAspect="1"/>
             </wp:cNvGraphicFramePr>
@@ -606,36 +543,29 @@
               <a:graphicData uri="http://schemas.openxmlformats.org/drawingml/2006/picture">
                 <pic:pic xmlns:pic="http://schemas.openxmlformats.org/drawingml/2006/picture">
                   <pic:nvPicPr>
-                    <pic:cNvPr id="0" name="Picture 1" descr="http://www.nato.int/nato_static/assets/pictures/stock_spaak/20090323_spaak_rdax_150x187.jpg"/>
-                    <pic:cNvPicPr>
-                      <a:picLocks noChangeAspect="1" noChangeArrowheads="1"/>
-                    </pic:cNvPicPr>
+                    <pic:cNvPr id="289331271" name="Afbeelding 289331271"/>
+                    <pic:cNvPicPr/>
                   </pic:nvPicPr>
                   <pic:blipFill>
-                    <a:blip r:embed="rId6">
+                    <a:blip r:embed="rId6" cstate="print">
                       <a:extLst>
                         <a:ext uri="{28A0092B-C50C-407E-A947-70E740481C1C}">
                           <a14:useLocalDpi xmlns:a14="http://schemas.microsoft.com/office/drawing/2010/main" val="0"/>
                         </a:ext>
                       </a:extLst>
                     </a:blip>
-                    <a:srcRect/>
                     <a:stretch>
                       <a:fillRect/>
                     </a:stretch>
                   </pic:blipFill>
-                  <pic:spPr bwMode="auto">
+                  <pic:spPr>
                     <a:xfrm>
                       <a:off x="0" y="0"/>
-                      <a:ext cx="1874604" cy="2337006"/>
+                      <a:ext cx="2009861" cy="3014791"/>
                     </a:xfrm>
                     <a:prstGeom prst="rect">
                       <a:avLst/>
                     </a:prstGeom>
-                    <a:noFill/>
-                    <a:ln>
-                      <a:noFill/>
-                    </a:ln>
                   </pic:spPr>
                 </pic:pic>
               </a:graphicData>
@@ -662,18 +592,15 @@
         </w:rPr>
         <w:t xml:space="preserve">Source: </w:t>
       </w:r>
-      <w:hyperlink r:id="rId7" w:history="1">
-        <w:r>
-          <w:rPr>
-            <w:rStyle w:val="Hyperlink"/>
-            <w:rFonts w:ascii="Times New Roman" w:hAnsi="Times New Roman" w:cs="Times New Roman"/>
-            <w:sz w:val="24"/>
-            <w:szCs w:val="24"/>
-            <w:u w:val="none"/>
-          </w:rPr>
-          <w:t>www.nato.int/cps/en/natolive/who_is_who_7296.htm</w:t>
-        </w:r>
-      </w:hyperlink>
+      <w:r>
+        <w:rPr>
+          <w:rFonts w:ascii="Times New Roman" w:hAnsi="Times New Roman" w:cs="Times New Roman"/>
+          <w:sz w:val="24"/>
+          <w:szCs w:val="24"/>
+          <w:lang w:val="en-GB"/>
+        </w:rPr>
+        <w:t>Spaak, 16 May 1957, Flickr</w:t>
+      </w:r>
     </w:p>
     <w:p>
       <w:pPr>
@@ -913,25 +840,7 @@
           <w:sz w:val="24"/>
           <w:szCs w:val="24"/>
         </w:rPr>
-        <w:t xml:space="preserve"> Libre de </w:t>
-      </w:r>
-      <w:proofErr w:type="spellStart"/>
-      <w:r>
-        <w:rPr>
-          <w:rFonts w:ascii="Times New Roman" w:hAnsi="Times New Roman" w:cs="Times New Roman"/>
-          <w:sz w:val="24"/>
-          <w:szCs w:val="24"/>
-        </w:rPr>
-        <w:t>Bruxelles</w:t>
-      </w:r>
-      <w:proofErr w:type="spellEnd"/>
-      <w:r>
-        <w:rPr>
-          <w:rFonts w:ascii="Times New Roman" w:hAnsi="Times New Roman" w:cs="Times New Roman"/>
-          <w:sz w:val="24"/>
-          <w:szCs w:val="24"/>
-        </w:rPr>
-        <w:t xml:space="preserve">, where he earned his </w:t>
+        <w:t xml:space="preserve"> Libre de Bruxelles, where he earned his </w:t>
       </w:r>
       <w:r>
         <w:rPr>
@@ -1118,18 +1027,8 @@
           <w:sz w:val="24"/>
           <w:szCs w:val="24"/>
         </w:rPr>
-        <w:t xml:space="preserve">, Joseph </w:t>
-      </w:r>
-      <w:proofErr w:type="spellStart"/>
-      <w:r>
-        <w:rPr>
-          <w:rFonts w:ascii="Times New Roman" w:hAnsi="Times New Roman" w:cs="Times New Roman"/>
-          <w:sz w:val="24"/>
-          <w:szCs w:val="24"/>
-        </w:rPr>
-        <w:t>Wauters</w:t>
-      </w:r>
-      <w:proofErr w:type="spellEnd"/>
+        <w:t>, Joseph Wauters</w:t>
+      </w:r>
       <w:r>
         <w:rPr>
           <w:rFonts w:ascii="Times New Roman" w:hAnsi="Times New Roman" w:cs="Times New Roman"/>
@@ -1721,7 +1620,82 @@
           <w:sz w:val="24"/>
           <w:szCs w:val="24"/>
         </w:rPr>
-        <w:t xml:space="preserve">Nation </w:t>
+        <w:t>Nation Belge</w:t>
+      </w:r>
+      <w:r>
+        <w:rPr>
+          <w:rFonts w:ascii="Times New Roman" w:hAnsi="Times New Roman" w:cs="Times New Roman"/>
+          <w:sz w:val="24"/>
+          <w:szCs w:val="24"/>
+        </w:rPr>
+        <w:t xml:space="preserve">, earning </w:t>
+      </w:r>
+      <w:r>
+        <w:rPr>
+          <w:rFonts w:ascii="Times New Roman" w:hAnsi="Times New Roman" w:cs="Times New Roman"/>
+          <w:sz w:val="24"/>
+          <w:szCs w:val="24"/>
+        </w:rPr>
+        <w:t xml:space="preserve">him </w:t>
+      </w:r>
+      <w:r>
+        <w:rPr>
+          <w:rFonts w:ascii="Times New Roman" w:hAnsi="Times New Roman" w:cs="Times New Roman"/>
+          <w:sz w:val="24"/>
+          <w:szCs w:val="24"/>
+        </w:rPr>
+        <w:t>the title of ‘Bolshevik in the dinner jacket’.</w:t>
+      </w:r>
+      <w:r>
+        <w:rPr>
+          <w:rFonts w:ascii="Times New Roman" w:hAnsi="Times New Roman" w:cs="Times New Roman"/>
+          <w:sz w:val="24"/>
+          <w:szCs w:val="24"/>
+        </w:rPr>
+        <w:t xml:space="preserve"> </w:t>
+      </w:r>
+      <w:proofErr w:type="gramStart"/>
+      <w:r>
+        <w:rPr>
+          <w:rFonts w:ascii="Times New Roman" w:hAnsi="Times New Roman" w:cs="Times New Roman"/>
+          <w:sz w:val="24"/>
+          <w:szCs w:val="24"/>
+        </w:rPr>
+        <w:t>Also</w:t>
+      </w:r>
+      <w:proofErr w:type="gramEnd"/>
+      <w:r>
+        <w:rPr>
+          <w:rFonts w:ascii="Times New Roman" w:hAnsi="Times New Roman" w:cs="Times New Roman"/>
+          <w:sz w:val="24"/>
+          <w:szCs w:val="24"/>
+        </w:rPr>
+        <w:t xml:space="preserve"> in </w:t>
+      </w:r>
+      <w:r>
+        <w:rPr>
+          <w:rFonts w:ascii="Times New Roman" w:hAnsi="Times New Roman" w:cs="Times New Roman"/>
+          <w:sz w:val="24"/>
+          <w:szCs w:val="24"/>
+        </w:rPr>
+        <w:t>1934</w:t>
+      </w:r>
+      <w:r>
+        <w:rPr>
+          <w:rFonts w:ascii="Times New Roman" w:hAnsi="Times New Roman" w:cs="Times New Roman"/>
+          <w:sz w:val="24"/>
+          <w:szCs w:val="24"/>
+        </w:rPr>
+        <w:t xml:space="preserve"> he joined </w:t>
+      </w:r>
+      <w:r>
+        <w:rPr>
+          <w:rFonts w:ascii="Times New Roman" w:hAnsi="Times New Roman" w:cs="Times New Roman"/>
+          <w:sz w:val="24"/>
+          <w:szCs w:val="24"/>
+        </w:rPr>
+        <w:lastRenderedPageBreak/>
+        <w:t xml:space="preserve">the staff of a revolutionary weekly, </w:t>
       </w:r>
       <w:proofErr w:type="spellStart"/>
       <w:r>
@@ -1731,74 +1705,17 @@
           <w:sz w:val="24"/>
           <w:szCs w:val="24"/>
         </w:rPr>
-        <w:t>Belge</w:t>
+        <w:t>l’Action</w:t>
       </w:r>
       <w:proofErr w:type="spellEnd"/>
       <w:r>
         <w:rPr>
           <w:rFonts w:ascii="Times New Roman" w:hAnsi="Times New Roman" w:cs="Times New Roman"/>
-          <w:sz w:val="24"/>
-          <w:szCs w:val="24"/>
-        </w:rPr>
-        <w:t xml:space="preserve">, earning </w:t>
-      </w:r>
-      <w:r>
-        <w:rPr>
-          <w:rFonts w:ascii="Times New Roman" w:hAnsi="Times New Roman" w:cs="Times New Roman"/>
-          <w:sz w:val="24"/>
-          <w:szCs w:val="24"/>
-        </w:rPr>
-        <w:t xml:space="preserve">him </w:t>
-      </w:r>
-      <w:r>
-        <w:rPr>
-          <w:rFonts w:ascii="Times New Roman" w:hAnsi="Times New Roman" w:cs="Times New Roman"/>
-          <w:sz w:val="24"/>
-          <w:szCs w:val="24"/>
-        </w:rPr>
-        <w:t>the title of ‘Bolshevik in the dinner jacket’.</w:t>
-      </w:r>
-      <w:r>
-        <w:rPr>
-          <w:rFonts w:ascii="Times New Roman" w:hAnsi="Times New Roman" w:cs="Times New Roman"/>
-          <w:sz w:val="24"/>
-          <w:szCs w:val="24"/>
-        </w:rPr>
-        <w:t xml:space="preserve"> </w:t>
-      </w:r>
-      <w:proofErr w:type="gramStart"/>
-      <w:r>
-        <w:rPr>
-          <w:rFonts w:ascii="Times New Roman" w:hAnsi="Times New Roman" w:cs="Times New Roman"/>
-          <w:sz w:val="24"/>
-          <w:szCs w:val="24"/>
-        </w:rPr>
-        <w:t>Also</w:t>
-      </w:r>
-      <w:proofErr w:type="gramEnd"/>
-      <w:r>
-        <w:rPr>
-          <w:rFonts w:ascii="Times New Roman" w:hAnsi="Times New Roman" w:cs="Times New Roman"/>
-          <w:sz w:val="24"/>
-          <w:szCs w:val="24"/>
-        </w:rPr>
-        <w:t xml:space="preserve"> in </w:t>
-      </w:r>
-      <w:r>
-        <w:rPr>
-          <w:rFonts w:ascii="Times New Roman" w:hAnsi="Times New Roman" w:cs="Times New Roman"/>
-          <w:sz w:val="24"/>
-          <w:szCs w:val="24"/>
-        </w:rPr>
-        <w:t>1934</w:t>
-      </w:r>
-      <w:r>
-        <w:rPr>
-          <w:rFonts w:ascii="Times New Roman" w:hAnsi="Times New Roman" w:cs="Times New Roman"/>
-          <w:sz w:val="24"/>
-          <w:szCs w:val="24"/>
-        </w:rPr>
-        <w:t xml:space="preserve"> he joined the staff of a revolutionary weekly, </w:t>
+          <w:i/>
+          <w:sz w:val="24"/>
+          <w:szCs w:val="24"/>
+        </w:rPr>
+        <w:t xml:space="preserve"> </w:t>
       </w:r>
       <w:proofErr w:type="spellStart"/>
       <w:r>
@@ -1808,7 +1725,7 @@
           <w:sz w:val="24"/>
           <w:szCs w:val="24"/>
         </w:rPr>
-        <w:t>l’Action</w:t>
+        <w:t>civique</w:t>
       </w:r>
       <w:proofErr w:type="spellEnd"/>
       <w:r>
@@ -1818,26 +1735,6 @@
           <w:sz w:val="24"/>
           <w:szCs w:val="24"/>
         </w:rPr>
-        <w:t xml:space="preserve"> </w:t>
-      </w:r>
-      <w:proofErr w:type="spellStart"/>
-      <w:r>
-        <w:rPr>
-          <w:rFonts w:ascii="Times New Roman" w:hAnsi="Times New Roman" w:cs="Times New Roman"/>
-          <w:i/>
-          <w:sz w:val="24"/>
-          <w:szCs w:val="24"/>
-        </w:rPr>
-        <w:t>civique</w:t>
-      </w:r>
-      <w:proofErr w:type="spellEnd"/>
-      <w:r>
-        <w:rPr>
-          <w:rFonts w:ascii="Times New Roman" w:hAnsi="Times New Roman" w:cs="Times New Roman"/>
-          <w:i/>
-          <w:sz w:val="24"/>
-          <w:szCs w:val="24"/>
-        </w:rPr>
         <w:t xml:space="preserve">, </w:t>
       </w:r>
       <w:r>
@@ -1942,16 +1839,7 @@
           <w:sz w:val="24"/>
           <w:szCs w:val="24"/>
         </w:rPr>
-        <w:t xml:space="preserve"> </w:t>
-      </w:r>
-      <w:r>
-        <w:rPr>
-          <w:rFonts w:ascii="Times New Roman" w:hAnsi="Times New Roman" w:cs="Times New Roman"/>
-          <w:sz w:val="24"/>
-          <w:szCs w:val="24"/>
-        </w:rPr>
-        <w:lastRenderedPageBreak/>
-        <w:t>plan to reform the economy.</w:t>
+        <w:t xml:space="preserve"> plan to reform the economy.</w:t>
       </w:r>
       <w:r>
         <w:rPr>
@@ -2801,7 +2689,249 @@
           <w:sz w:val="24"/>
           <w:szCs w:val="24"/>
         </w:rPr>
-        <w:t xml:space="preserve">a government headed by a Catholic Conservative, Hubert </w:t>
+        <w:t>a government headed by a Catholic Conservative, Hubert Pierlot</w:t>
+      </w:r>
+      <w:r>
+        <w:rPr>
+          <w:rFonts w:ascii="Times New Roman" w:hAnsi="Times New Roman" w:cs="Times New Roman"/>
+          <w:sz w:val="24"/>
+          <w:szCs w:val="24"/>
+        </w:rPr>
+        <w:t>.</w:t>
+      </w:r>
+      <w:r>
+        <w:rPr>
+          <w:rFonts w:ascii="Times New Roman" w:hAnsi="Times New Roman" w:cs="Times New Roman"/>
+          <w:sz w:val="24"/>
+          <w:szCs w:val="24"/>
+        </w:rPr>
+        <w:t xml:space="preserve"> </w:t>
+      </w:r>
+      <w:proofErr w:type="gramStart"/>
+      <w:r>
+        <w:rPr>
+          <w:rFonts w:ascii="Times New Roman" w:hAnsi="Times New Roman" w:cs="Times New Roman"/>
+          <w:sz w:val="24"/>
+          <w:szCs w:val="24"/>
+        </w:rPr>
+        <w:t>I</w:t>
+      </w:r>
+      <w:r>
+        <w:rPr>
+          <w:rFonts w:ascii="Times New Roman" w:hAnsi="Times New Roman" w:cs="Times New Roman"/>
+          <w:sz w:val="24"/>
+          <w:szCs w:val="24"/>
+        </w:rPr>
+        <w:t>n spite of</w:t>
+      </w:r>
+      <w:proofErr w:type="gramEnd"/>
+      <w:r>
+        <w:rPr>
+          <w:rFonts w:ascii="Times New Roman" w:hAnsi="Times New Roman" w:cs="Times New Roman"/>
+          <w:sz w:val="24"/>
+          <w:szCs w:val="24"/>
+        </w:rPr>
+        <w:t xml:space="preserve"> rumors of an imminent German attack, Spaak continued to pursue a policy of neutrality.</w:t>
+      </w:r>
+      <w:r>
+        <w:rPr>
+          <w:rFonts w:ascii="Times New Roman" w:hAnsi="Times New Roman" w:cs="Times New Roman"/>
+          <w:sz w:val="24"/>
+          <w:szCs w:val="24"/>
+        </w:rPr>
+        <w:t xml:space="preserve"> </w:t>
+      </w:r>
+      <w:r>
+        <w:rPr>
+          <w:rFonts w:ascii="Times New Roman" w:hAnsi="Times New Roman" w:cs="Times New Roman"/>
+          <w:sz w:val="24"/>
+          <w:szCs w:val="24"/>
+        </w:rPr>
+        <w:t>Eight days after the German invasi</w:t>
+      </w:r>
+      <w:r>
+        <w:rPr>
+          <w:rFonts w:ascii="Times New Roman" w:hAnsi="Times New Roman" w:cs="Times New Roman"/>
+          <w:sz w:val="24"/>
+          <w:szCs w:val="24"/>
+        </w:rPr>
+        <w:t>on of Belgium had begun (</w:t>
+      </w:r>
+      <w:r>
+        <w:rPr>
+          <w:rFonts w:ascii="Times New Roman" w:hAnsi="Times New Roman" w:cs="Times New Roman"/>
+          <w:sz w:val="24"/>
+          <w:szCs w:val="24"/>
+        </w:rPr>
+        <w:t xml:space="preserve">18 May </w:t>
+      </w:r>
+      <w:r>
+        <w:rPr>
+          <w:rFonts w:ascii="Times New Roman" w:hAnsi="Times New Roman" w:cs="Times New Roman"/>
+          <w:sz w:val="24"/>
+          <w:szCs w:val="24"/>
+        </w:rPr>
+        <w:t xml:space="preserve">1940) </w:t>
+      </w:r>
+      <w:r>
+        <w:rPr>
+          <w:rFonts w:ascii="Times New Roman" w:hAnsi="Times New Roman" w:cs="Times New Roman"/>
+          <w:sz w:val="24"/>
+          <w:szCs w:val="24"/>
+        </w:rPr>
+        <w:t xml:space="preserve">the Belgian forces were pushed </w:t>
+      </w:r>
+      <w:r>
+        <w:rPr>
+          <w:rFonts w:ascii="Times New Roman" w:hAnsi="Times New Roman" w:cs="Times New Roman"/>
+          <w:sz w:val="24"/>
+          <w:szCs w:val="24"/>
+        </w:rPr>
+        <w:t>back only forty miles from the s</w:t>
+      </w:r>
+      <w:r>
+        <w:rPr>
+          <w:rFonts w:ascii="Times New Roman" w:hAnsi="Times New Roman" w:cs="Times New Roman"/>
+          <w:sz w:val="24"/>
+          <w:szCs w:val="24"/>
+        </w:rPr>
+        <w:t xml:space="preserve">ea. </w:t>
+      </w:r>
+      <w:r>
+        <w:rPr>
+          <w:rFonts w:ascii="Times New Roman" w:hAnsi="Times New Roman" w:cs="Times New Roman"/>
+          <w:sz w:val="24"/>
+          <w:szCs w:val="24"/>
+        </w:rPr>
+        <w:t>On 25 May</w:t>
+      </w:r>
+      <w:r>
+        <w:rPr>
+          <w:rFonts w:ascii="Times New Roman" w:hAnsi="Times New Roman" w:cs="Times New Roman"/>
+          <w:sz w:val="24"/>
+          <w:szCs w:val="24"/>
+        </w:rPr>
+        <w:t xml:space="preserve"> </w:t>
+      </w:r>
+      <w:r>
+        <w:rPr>
+          <w:rFonts w:ascii="Times New Roman" w:hAnsi="Times New Roman" w:cs="Times New Roman"/>
+          <w:sz w:val="24"/>
+          <w:szCs w:val="24"/>
+        </w:rPr>
+        <w:t>Spaak broke relations with King Leopold</w:t>
+      </w:r>
+      <w:r>
+        <w:rPr>
+          <w:rFonts w:ascii="Times New Roman" w:hAnsi="Times New Roman" w:cs="Times New Roman"/>
+          <w:sz w:val="24"/>
+          <w:szCs w:val="24"/>
+        </w:rPr>
+        <w:t>, after pleading with him to flee to London to carry on the fight against the Germans</w:t>
+      </w:r>
+      <w:r>
+        <w:rPr>
+          <w:rFonts w:ascii="Times New Roman" w:hAnsi="Times New Roman" w:cs="Times New Roman"/>
+          <w:sz w:val="24"/>
+          <w:szCs w:val="24"/>
+        </w:rPr>
+        <w:t>.</w:t>
+      </w:r>
+      <w:r>
+        <w:rPr>
+          <w:rFonts w:ascii="Times New Roman" w:hAnsi="Times New Roman" w:cs="Times New Roman"/>
+          <w:sz w:val="24"/>
+          <w:szCs w:val="24"/>
+        </w:rPr>
+        <w:t xml:space="preserve"> </w:t>
+      </w:r>
+      <w:r>
+        <w:rPr>
+          <w:rFonts w:ascii="Times New Roman" w:hAnsi="Times New Roman" w:cs="Times New Roman"/>
+          <w:sz w:val="24"/>
+          <w:szCs w:val="24"/>
+        </w:rPr>
+        <w:t>The next day</w:t>
+      </w:r>
+      <w:r>
+        <w:rPr>
+          <w:rFonts w:ascii="Times New Roman" w:hAnsi="Times New Roman" w:cs="Times New Roman"/>
+          <w:sz w:val="24"/>
+          <w:szCs w:val="24"/>
+        </w:rPr>
+        <w:t xml:space="preserve"> Leopold announced the</w:t>
+      </w:r>
+      <w:r>
+        <w:rPr>
+          <w:rFonts w:ascii="Times New Roman" w:hAnsi="Times New Roman" w:cs="Times New Roman"/>
+          <w:sz w:val="24"/>
+          <w:szCs w:val="24"/>
+        </w:rPr>
+        <w:t xml:space="preserve"> surrender </w:t>
+      </w:r>
+      <w:r>
+        <w:rPr>
+          <w:rFonts w:ascii="Times New Roman" w:hAnsi="Times New Roman" w:cs="Times New Roman"/>
+          <w:sz w:val="24"/>
+          <w:szCs w:val="24"/>
+        </w:rPr>
+        <w:t xml:space="preserve">of </w:t>
+      </w:r>
+      <w:r>
+        <w:rPr>
+          <w:rFonts w:ascii="Times New Roman" w:hAnsi="Times New Roman" w:cs="Times New Roman"/>
+          <w:sz w:val="24"/>
+          <w:szCs w:val="24"/>
+        </w:rPr>
+        <w:t>his army and cou</w:t>
+      </w:r>
+      <w:r>
+        <w:rPr>
+          <w:rFonts w:ascii="Times New Roman" w:hAnsi="Times New Roman" w:cs="Times New Roman"/>
+          <w:sz w:val="24"/>
+          <w:szCs w:val="24"/>
+        </w:rPr>
+        <w:t>ntry to Hitler</w:t>
+      </w:r>
+      <w:r>
+        <w:rPr>
+          <w:rFonts w:ascii="Times New Roman" w:hAnsi="Times New Roman" w:cs="Times New Roman"/>
+          <w:sz w:val="24"/>
+          <w:szCs w:val="24"/>
+        </w:rPr>
+        <w:t>.</w:t>
+      </w:r>
+      <w:r>
+        <w:rPr>
+          <w:rFonts w:ascii="Times New Roman" w:hAnsi="Times New Roman" w:cs="Times New Roman"/>
+          <w:sz w:val="24"/>
+          <w:szCs w:val="24"/>
+        </w:rPr>
+        <w:t xml:space="preserve"> </w:t>
+      </w:r>
+      <w:r>
+        <w:rPr>
+          <w:rFonts w:ascii="Times New Roman" w:hAnsi="Times New Roman" w:cs="Times New Roman"/>
+          <w:sz w:val="24"/>
+          <w:szCs w:val="24"/>
+        </w:rPr>
+        <w:t>After an escape through Spain</w:t>
+      </w:r>
+      <w:r>
+        <w:rPr>
+          <w:rFonts w:ascii="Times New Roman" w:hAnsi="Times New Roman" w:cs="Times New Roman"/>
+          <w:sz w:val="24"/>
+          <w:szCs w:val="24"/>
+        </w:rPr>
+        <w:t xml:space="preserve"> and Portugal</w:t>
+      </w:r>
+      <w:r>
+        <w:rPr>
+          <w:rFonts w:ascii="Times New Roman" w:hAnsi="Times New Roman" w:cs="Times New Roman"/>
+          <w:sz w:val="24"/>
+          <w:szCs w:val="24"/>
+        </w:rPr>
+        <w:t xml:space="preserve"> </w:t>
       </w:r>
       <w:proofErr w:type="spellStart"/>
       <w:r>
@@ -2819,258 +2949,6 @@
           <w:sz w:val="24"/>
           <w:szCs w:val="24"/>
         </w:rPr>
-        <w:t>.</w:t>
-      </w:r>
-      <w:r>
-        <w:rPr>
-          <w:rFonts w:ascii="Times New Roman" w:hAnsi="Times New Roman" w:cs="Times New Roman"/>
-          <w:sz w:val="24"/>
-          <w:szCs w:val="24"/>
-        </w:rPr>
-        <w:t xml:space="preserve"> </w:t>
-      </w:r>
-      <w:proofErr w:type="gramStart"/>
-      <w:r>
-        <w:rPr>
-          <w:rFonts w:ascii="Times New Roman" w:hAnsi="Times New Roman" w:cs="Times New Roman"/>
-          <w:sz w:val="24"/>
-          <w:szCs w:val="24"/>
-        </w:rPr>
-        <w:t>I</w:t>
-      </w:r>
-      <w:r>
-        <w:rPr>
-          <w:rFonts w:ascii="Times New Roman" w:hAnsi="Times New Roman" w:cs="Times New Roman"/>
-          <w:sz w:val="24"/>
-          <w:szCs w:val="24"/>
-        </w:rPr>
-        <w:t>n spite of</w:t>
-      </w:r>
-      <w:proofErr w:type="gramEnd"/>
-      <w:r>
-        <w:rPr>
-          <w:rFonts w:ascii="Times New Roman" w:hAnsi="Times New Roman" w:cs="Times New Roman"/>
-          <w:sz w:val="24"/>
-          <w:szCs w:val="24"/>
-        </w:rPr>
-        <w:t xml:space="preserve"> rumors of an imminent German attack, Spaak continued to pursue a policy of neutrality.</w:t>
-      </w:r>
-      <w:r>
-        <w:rPr>
-          <w:rFonts w:ascii="Times New Roman" w:hAnsi="Times New Roman" w:cs="Times New Roman"/>
-          <w:sz w:val="24"/>
-          <w:szCs w:val="24"/>
-        </w:rPr>
-        <w:t xml:space="preserve"> </w:t>
-      </w:r>
-      <w:r>
-        <w:rPr>
-          <w:rFonts w:ascii="Times New Roman" w:hAnsi="Times New Roman" w:cs="Times New Roman"/>
-          <w:sz w:val="24"/>
-          <w:szCs w:val="24"/>
-        </w:rPr>
-        <w:t>Eight days after the German invasi</w:t>
-      </w:r>
-      <w:r>
-        <w:rPr>
-          <w:rFonts w:ascii="Times New Roman" w:hAnsi="Times New Roman" w:cs="Times New Roman"/>
-          <w:sz w:val="24"/>
-          <w:szCs w:val="24"/>
-        </w:rPr>
-        <w:t>on of Belgium had begun (</w:t>
-      </w:r>
-      <w:r>
-        <w:rPr>
-          <w:rFonts w:ascii="Times New Roman" w:hAnsi="Times New Roman" w:cs="Times New Roman"/>
-          <w:sz w:val="24"/>
-          <w:szCs w:val="24"/>
-        </w:rPr>
-        <w:t xml:space="preserve">18 May </w:t>
-      </w:r>
-      <w:r>
-        <w:rPr>
-          <w:rFonts w:ascii="Times New Roman" w:hAnsi="Times New Roman" w:cs="Times New Roman"/>
-          <w:sz w:val="24"/>
-          <w:szCs w:val="24"/>
-        </w:rPr>
-        <w:t xml:space="preserve">1940) </w:t>
-      </w:r>
-      <w:r>
-        <w:rPr>
-          <w:rFonts w:ascii="Times New Roman" w:hAnsi="Times New Roman" w:cs="Times New Roman"/>
-          <w:sz w:val="24"/>
-          <w:szCs w:val="24"/>
-        </w:rPr>
-        <w:t xml:space="preserve">the Belgian forces were pushed </w:t>
-      </w:r>
-      <w:r>
-        <w:rPr>
-          <w:rFonts w:ascii="Times New Roman" w:hAnsi="Times New Roman" w:cs="Times New Roman"/>
-          <w:sz w:val="24"/>
-          <w:szCs w:val="24"/>
-        </w:rPr>
-        <w:t>back only forty miles from the s</w:t>
-      </w:r>
-      <w:r>
-        <w:rPr>
-          <w:rFonts w:ascii="Times New Roman" w:hAnsi="Times New Roman" w:cs="Times New Roman"/>
-          <w:sz w:val="24"/>
-          <w:szCs w:val="24"/>
-        </w:rPr>
-        <w:t xml:space="preserve">ea. </w:t>
-      </w:r>
-      <w:r>
-        <w:rPr>
-          <w:rFonts w:ascii="Times New Roman" w:hAnsi="Times New Roman" w:cs="Times New Roman"/>
-          <w:sz w:val="24"/>
-          <w:szCs w:val="24"/>
-        </w:rPr>
-        <w:t>On 25 May</w:t>
-      </w:r>
-      <w:r>
-        <w:rPr>
-          <w:rFonts w:ascii="Times New Roman" w:hAnsi="Times New Roman" w:cs="Times New Roman"/>
-          <w:sz w:val="24"/>
-          <w:szCs w:val="24"/>
-        </w:rPr>
-        <w:t xml:space="preserve"> </w:t>
-      </w:r>
-      <w:r>
-        <w:rPr>
-          <w:rFonts w:ascii="Times New Roman" w:hAnsi="Times New Roman" w:cs="Times New Roman"/>
-          <w:sz w:val="24"/>
-          <w:szCs w:val="24"/>
-        </w:rPr>
-        <w:t>Spaak broke relations with King Leopold</w:t>
-      </w:r>
-      <w:r>
-        <w:rPr>
-          <w:rFonts w:ascii="Times New Roman" w:hAnsi="Times New Roman" w:cs="Times New Roman"/>
-          <w:sz w:val="24"/>
-          <w:szCs w:val="24"/>
-        </w:rPr>
-        <w:t>, after pleading with him to flee to London to carry on the fight against the Germans</w:t>
-      </w:r>
-      <w:r>
-        <w:rPr>
-          <w:rFonts w:ascii="Times New Roman" w:hAnsi="Times New Roman" w:cs="Times New Roman"/>
-          <w:sz w:val="24"/>
-          <w:szCs w:val="24"/>
-        </w:rPr>
-        <w:t>.</w:t>
-      </w:r>
-      <w:r>
-        <w:rPr>
-          <w:rFonts w:ascii="Times New Roman" w:hAnsi="Times New Roman" w:cs="Times New Roman"/>
-          <w:sz w:val="24"/>
-          <w:szCs w:val="24"/>
-        </w:rPr>
-        <w:t xml:space="preserve"> </w:t>
-      </w:r>
-      <w:r>
-        <w:rPr>
-          <w:rFonts w:ascii="Times New Roman" w:hAnsi="Times New Roman" w:cs="Times New Roman"/>
-          <w:sz w:val="24"/>
-          <w:szCs w:val="24"/>
-        </w:rPr>
-        <w:t>The next day</w:t>
-      </w:r>
-      <w:r>
-        <w:rPr>
-          <w:rFonts w:ascii="Times New Roman" w:hAnsi="Times New Roman" w:cs="Times New Roman"/>
-          <w:sz w:val="24"/>
-          <w:szCs w:val="24"/>
-        </w:rPr>
-        <w:t xml:space="preserve"> Leopold announced the</w:t>
-      </w:r>
-      <w:r>
-        <w:rPr>
-          <w:rFonts w:ascii="Times New Roman" w:hAnsi="Times New Roman" w:cs="Times New Roman"/>
-          <w:sz w:val="24"/>
-          <w:szCs w:val="24"/>
-        </w:rPr>
-        <w:t xml:space="preserve"> surrender </w:t>
-      </w:r>
-      <w:r>
-        <w:rPr>
-          <w:rFonts w:ascii="Times New Roman" w:hAnsi="Times New Roman" w:cs="Times New Roman"/>
-          <w:sz w:val="24"/>
-          <w:szCs w:val="24"/>
-        </w:rPr>
-        <w:t xml:space="preserve">of </w:t>
-      </w:r>
-      <w:r>
-        <w:rPr>
-          <w:rFonts w:ascii="Times New Roman" w:hAnsi="Times New Roman" w:cs="Times New Roman"/>
-          <w:sz w:val="24"/>
-          <w:szCs w:val="24"/>
-        </w:rPr>
-        <w:t>his army and cou</w:t>
-      </w:r>
-      <w:r>
-        <w:rPr>
-          <w:rFonts w:ascii="Times New Roman" w:hAnsi="Times New Roman" w:cs="Times New Roman"/>
-          <w:sz w:val="24"/>
-          <w:szCs w:val="24"/>
-        </w:rPr>
-        <w:t>ntry to Hitler</w:t>
-      </w:r>
-      <w:r>
-        <w:rPr>
-          <w:rFonts w:ascii="Times New Roman" w:hAnsi="Times New Roman" w:cs="Times New Roman"/>
-          <w:sz w:val="24"/>
-          <w:szCs w:val="24"/>
-        </w:rPr>
-        <w:t>.</w:t>
-      </w:r>
-      <w:r>
-        <w:rPr>
-          <w:rFonts w:ascii="Times New Roman" w:hAnsi="Times New Roman" w:cs="Times New Roman"/>
-          <w:sz w:val="24"/>
-          <w:szCs w:val="24"/>
-        </w:rPr>
-        <w:t xml:space="preserve"> </w:t>
-      </w:r>
-      <w:r>
-        <w:rPr>
-          <w:rFonts w:ascii="Times New Roman" w:hAnsi="Times New Roman" w:cs="Times New Roman"/>
-          <w:sz w:val="24"/>
-          <w:szCs w:val="24"/>
-        </w:rPr>
-        <w:t>After an escape through Spain</w:t>
-      </w:r>
-      <w:r>
-        <w:rPr>
-          <w:rFonts w:ascii="Times New Roman" w:hAnsi="Times New Roman" w:cs="Times New Roman"/>
-          <w:sz w:val="24"/>
-          <w:szCs w:val="24"/>
-        </w:rPr>
-        <w:t xml:space="preserve"> and Portugal</w:t>
-      </w:r>
-      <w:r>
-        <w:rPr>
-          <w:rFonts w:ascii="Times New Roman" w:hAnsi="Times New Roman" w:cs="Times New Roman"/>
-          <w:sz w:val="24"/>
-          <w:szCs w:val="24"/>
-        </w:rPr>
-        <w:t xml:space="preserve"> </w:t>
-      </w:r>
-      <w:proofErr w:type="spellStart"/>
-      <w:r>
-        <w:rPr>
-          <w:rFonts w:ascii="Times New Roman" w:hAnsi="Times New Roman" w:cs="Times New Roman"/>
-          <w:sz w:val="24"/>
-          <w:szCs w:val="24"/>
-        </w:rPr>
-        <w:t>Pierlot</w:t>
-      </w:r>
-      <w:proofErr w:type="spellEnd"/>
-      <w:r>
-        <w:rPr>
-          <w:rFonts w:ascii="Times New Roman" w:hAnsi="Times New Roman" w:cs="Times New Roman"/>
-          <w:sz w:val="24"/>
-          <w:szCs w:val="24"/>
-        </w:rPr>
         <w:t xml:space="preserve"> and </w:t>
       </w:r>
       <w:r>
@@ -3095,16 +2973,7 @@
           <w:sz w:val="24"/>
           <w:szCs w:val="24"/>
         </w:rPr>
-        <w:t xml:space="preserve"> Finance Minister Camille Gutt and Colonial Minister Albert de </w:t>
-      </w:r>
-      <w:proofErr w:type="spellStart"/>
-      <w:r>
-        <w:rPr>
-          <w:rFonts w:ascii="Times New Roman" w:hAnsi="Times New Roman" w:cs="Times New Roman"/>
-          <w:sz w:val="24"/>
-          <w:szCs w:val="24"/>
-        </w:rPr>
-        <w:t>Vlee</w:t>
+        <w:t xml:space="preserve"> Finance Minister Camille Gutt and Colonial Minister Albert de Vlee</w:t>
       </w:r>
       <w:r>
         <w:rPr>
@@ -3122,7 +2991,6 @@
         </w:rPr>
         <w:t>uwer</w:t>
       </w:r>
-      <w:proofErr w:type="spellEnd"/>
       <w:r>
         <w:rPr>
           <w:rFonts w:ascii="Times New Roman" w:hAnsi="Times New Roman" w:cs="Times New Roman"/>
@@ -3703,7 +3571,16 @@
           <w:sz w:val="24"/>
           <w:szCs w:val="24"/>
         </w:rPr>
-        <w:t xml:space="preserve"> he served as Deputy Prime Minister in Achille van Acker’s cabinet.</w:t>
+        <w:t xml:space="preserve"> he served as Deputy Prime </w:t>
+      </w:r>
+      <w:r>
+        <w:rPr>
+          <w:rFonts w:ascii="Times New Roman" w:hAnsi="Times New Roman" w:cs="Times New Roman"/>
+          <w:sz w:val="24"/>
+          <w:szCs w:val="24"/>
+        </w:rPr>
+        <w:lastRenderedPageBreak/>
+        <w:t>Minister in Achille van Acker’s cabinet.</w:t>
       </w:r>
       <w:r>
         <w:rPr>
@@ -3847,16 +3724,7 @@
           <w:sz w:val="24"/>
           <w:szCs w:val="24"/>
         </w:rPr>
-        <w:t xml:space="preserve">ed </w:t>
-      </w:r>
-      <w:r>
-        <w:rPr>
-          <w:rFonts w:ascii="Times New Roman" w:hAnsi="Times New Roman" w:cs="Times New Roman"/>
-          <w:sz w:val="24"/>
-          <w:szCs w:val="24"/>
-        </w:rPr>
-        <w:lastRenderedPageBreak/>
-        <w:t>down being chair because he c</w:t>
+        <w:t>ed down being chair because he c</w:t>
       </w:r>
       <w:r>
         <w:rPr>
@@ -5358,7 +5226,16 @@
           <w:sz w:val="24"/>
           <w:szCs w:val="24"/>
         </w:rPr>
-        <w:t>t enough for Spaak, who was especially concerned about national security</w:t>
+        <w:t xml:space="preserve">t enough for Spaak, who was especially concerned about national </w:t>
+      </w:r>
+      <w:r>
+        <w:rPr>
+          <w:rFonts w:ascii="Times New Roman" w:hAnsi="Times New Roman" w:cs="Times New Roman"/>
+          <w:sz w:val="24"/>
+          <w:szCs w:val="24"/>
+        </w:rPr>
+        <w:lastRenderedPageBreak/>
+        <w:t>security</w:t>
       </w:r>
       <w:r>
         <w:rPr>
@@ -5438,16 +5315,7 @@
           <w:sz w:val="24"/>
           <w:szCs w:val="24"/>
         </w:rPr>
-        <w:t xml:space="preserve">a purely consultative body that could </w:t>
-      </w:r>
-      <w:r>
-        <w:rPr>
-          <w:rFonts w:ascii="Times New Roman" w:hAnsi="Times New Roman" w:cs="Times New Roman"/>
-          <w:sz w:val="24"/>
-          <w:szCs w:val="24"/>
-        </w:rPr>
-        <w:lastRenderedPageBreak/>
-        <w:t>only discuss matters within its competence and convey its recommendations to the Ministerial Co</w:t>
+        <w:t>a purely consultative body that could only discuss matters within its competence and convey its recommendations to the Ministerial Co</w:t>
       </w:r>
       <w:r>
         <w:rPr>
@@ -6949,7 +6817,16 @@
           <w:sz w:val="24"/>
           <w:szCs w:val="24"/>
         </w:rPr>
-        <w:t xml:space="preserve"> by several </w:t>
+        <w:t xml:space="preserve"> by </w:t>
+      </w:r>
+      <w:r>
+        <w:rPr>
+          <w:rFonts w:ascii="Times New Roman" w:hAnsi="Times New Roman" w:cs="Times New Roman"/>
+          <w:sz w:val="24"/>
+          <w:szCs w:val="24"/>
+        </w:rPr>
+        <w:lastRenderedPageBreak/>
+        <w:t xml:space="preserve">several </w:t>
       </w:r>
       <w:r>
         <w:rPr>
@@ -7031,25 +6908,7 @@
           <w:sz w:val="24"/>
           <w:szCs w:val="24"/>
         </w:rPr>
-        <w:t xml:space="preserve">n as Churchill, Adenauer, de </w:t>
-      </w:r>
-      <w:proofErr w:type="spellStart"/>
-      <w:r>
-        <w:rPr>
-          <w:rFonts w:ascii="Times New Roman" w:hAnsi="Times New Roman" w:cs="Times New Roman"/>
-          <w:sz w:val="24"/>
-          <w:szCs w:val="24"/>
-        </w:rPr>
-        <w:t>Gasperi</w:t>
-      </w:r>
-      <w:proofErr w:type="spellEnd"/>
-      <w:r>
-        <w:rPr>
-          <w:rFonts w:ascii="Times New Roman" w:hAnsi="Times New Roman" w:cs="Times New Roman"/>
-          <w:sz w:val="24"/>
-          <w:szCs w:val="24"/>
-        </w:rPr>
-        <w:t xml:space="preserve"> and Jean Mon</w:t>
+        <w:t>n as Churchill, Adenauer, de Gasperi and Jean Mon</w:t>
       </w:r>
       <w:r>
         <w:rPr>
@@ -7153,7 +7012,6 @@
           <w:sz w:val="24"/>
           <w:szCs w:val="24"/>
         </w:rPr>
-        <w:lastRenderedPageBreak/>
         <w:t>General</w:t>
       </w:r>
       <w:r>
@@ -8266,43 +8124,7 @@
           <w:sz w:val="24"/>
           <w:szCs w:val="24"/>
         </w:rPr>
-        <w:t xml:space="preserve">General </w:t>
-      </w:r>
-      <w:proofErr w:type="spellStart"/>
-      <w:r>
-        <w:rPr>
-          <w:rFonts w:ascii="Times New Roman" w:hAnsi="Times New Roman" w:cs="Times New Roman"/>
-          <w:sz w:val="24"/>
-          <w:szCs w:val="24"/>
-        </w:rPr>
-        <w:t>Lauris</w:t>
-      </w:r>
-      <w:proofErr w:type="spellEnd"/>
-      <w:r>
-        <w:rPr>
-          <w:rFonts w:ascii="Times New Roman" w:hAnsi="Times New Roman" w:cs="Times New Roman"/>
-          <w:sz w:val="24"/>
-          <w:szCs w:val="24"/>
-        </w:rPr>
-        <w:t xml:space="preserve"> </w:t>
-      </w:r>
-      <w:proofErr w:type="spellStart"/>
-      <w:r>
-        <w:rPr>
-          <w:rFonts w:ascii="Times New Roman" w:hAnsi="Times New Roman" w:cs="Times New Roman"/>
-          <w:sz w:val="24"/>
-          <w:szCs w:val="24"/>
-        </w:rPr>
-        <w:t>Norstad</w:t>
-      </w:r>
-      <w:proofErr w:type="spellEnd"/>
-      <w:r>
-        <w:rPr>
-          <w:rFonts w:ascii="Times New Roman" w:hAnsi="Times New Roman" w:cs="Times New Roman"/>
-          <w:sz w:val="24"/>
-          <w:szCs w:val="24"/>
-        </w:rPr>
-        <w:t>, who served as the Supreme Allied Commander Europe (SACEUR) duri</w:t>
+        <w:t>General Lauris Norstad, who served as the Supreme Allied Commander Europe (SACEUR) duri</w:t>
       </w:r>
       <w:r>
         <w:rPr>
@@ -8344,23 +8166,13 @@
         </w:rPr>
         <w:t xml:space="preserve"> </w:t>
       </w:r>
-      <w:proofErr w:type="spellStart"/>
-      <w:r>
-        <w:rPr>
-          <w:rFonts w:ascii="Times New Roman" w:hAnsi="Times New Roman" w:cs="Times New Roman"/>
-          <w:sz w:val="24"/>
-          <w:szCs w:val="24"/>
-        </w:rPr>
-        <w:t>Norstad</w:t>
-      </w:r>
-      <w:proofErr w:type="spellEnd"/>
-      <w:r>
-        <w:rPr>
-          <w:rFonts w:ascii="Times New Roman" w:hAnsi="Times New Roman" w:cs="Times New Roman"/>
-          <w:sz w:val="24"/>
-          <w:szCs w:val="24"/>
-        </w:rPr>
-        <w:t xml:space="preserve"> spoke on behalf of </w:t>
+      <w:r>
+        <w:rPr>
+          <w:rFonts w:ascii="Times New Roman" w:hAnsi="Times New Roman" w:cs="Times New Roman"/>
+          <w:sz w:val="24"/>
+          <w:szCs w:val="24"/>
+        </w:rPr>
+        <w:t xml:space="preserve">Norstad spoke on behalf of </w:t>
       </w:r>
       <w:r>
         <w:rPr>
@@ -8434,7 +8246,6 @@
         </w:rPr>
         <w:t>‘</w:t>
       </w:r>
-      <w:proofErr w:type="spellStart"/>
       <w:r>
         <w:rPr>
           <w:rFonts w:ascii="Times New Roman" w:hAnsi="Times New Roman" w:cs="Times New Roman"/>
@@ -8449,16 +8260,7 @@
           <w:sz w:val="24"/>
           <w:szCs w:val="24"/>
         </w:rPr>
-        <w:t>stad</w:t>
-      </w:r>
-      <w:proofErr w:type="spellEnd"/>
-      <w:r>
-        <w:rPr>
-          <w:rFonts w:ascii="Times New Roman" w:hAnsi="Times New Roman" w:cs="Times New Roman"/>
-          <w:sz w:val="24"/>
-          <w:szCs w:val="24"/>
-        </w:rPr>
-        <w:t xml:space="preserve"> was fascinated by politics – </w:t>
+        <w:t xml:space="preserve">stad was fascinated by politics – </w:t>
       </w:r>
       <w:r>
         <w:rPr>
@@ -8710,7 +8512,16 @@
           <w:sz w:val="24"/>
           <w:szCs w:val="24"/>
         </w:rPr>
-        <w:t xml:space="preserve"> the triumvirate arrangement, contending that it no longer made sense for France to have decisions central to its defense decided </w:t>
+        <w:t xml:space="preserve"> the triumvirate arrangement, contending that </w:t>
+      </w:r>
+      <w:r>
+        <w:rPr>
+          <w:rFonts w:ascii="Times New Roman" w:hAnsi="Times New Roman" w:cs="Times New Roman"/>
+          <w:sz w:val="24"/>
+          <w:szCs w:val="24"/>
+        </w:rPr>
+        <w:lastRenderedPageBreak/>
+        <w:t xml:space="preserve">it no longer made sense for France to have decisions central to its defense decided </w:t>
       </w:r>
       <w:r>
         <w:rPr>
@@ -8822,34 +8633,7 @@
           <w:sz w:val="24"/>
           <w:szCs w:val="24"/>
         </w:rPr>
-        <w:t xml:space="preserve">aulle’s France and </w:t>
-      </w:r>
-      <w:r>
-        <w:rPr>
-          <w:rFonts w:ascii="Times New Roman" w:hAnsi="Times New Roman" w:cs="Times New Roman"/>
-          <w:sz w:val="24"/>
-          <w:szCs w:val="24"/>
-        </w:rPr>
-        <w:lastRenderedPageBreak/>
-        <w:t xml:space="preserve">the dominating presence of General </w:t>
-      </w:r>
-      <w:proofErr w:type="spellStart"/>
-      <w:r>
-        <w:rPr>
-          <w:rFonts w:ascii="Times New Roman" w:hAnsi="Times New Roman" w:cs="Times New Roman"/>
-          <w:sz w:val="24"/>
-          <w:szCs w:val="24"/>
-        </w:rPr>
-        <w:t>Norstad</w:t>
-      </w:r>
-      <w:proofErr w:type="spellEnd"/>
-      <w:r>
-        <w:rPr>
-          <w:rFonts w:ascii="Times New Roman" w:hAnsi="Times New Roman" w:cs="Times New Roman"/>
-          <w:sz w:val="24"/>
-          <w:szCs w:val="24"/>
-        </w:rPr>
-        <w:t>, made for an especially difficult era for Spaak as he struggled to find ways to improve alliance consul</w:t>
+        <w:t>aulle’s France and the dominating presence of General Norstad, made for an especially difficult era for Spaak as he struggled to find ways to improve alliance consul</w:t>
       </w:r>
       <w:r>
         <w:rPr>
@@ -9366,25 +9150,7 @@
           <w:sz w:val="24"/>
           <w:szCs w:val="24"/>
         </w:rPr>
-        <w:t xml:space="preserve">Dirk </w:t>
-      </w:r>
-      <w:proofErr w:type="spellStart"/>
-      <w:r>
-        <w:rPr>
-          <w:rFonts w:ascii="Times New Roman" w:hAnsi="Times New Roman" w:cs="Times New Roman"/>
-          <w:sz w:val="24"/>
-          <w:szCs w:val="24"/>
-        </w:rPr>
-        <w:t>Stikker</w:t>
-      </w:r>
-      <w:proofErr w:type="spellEnd"/>
-      <w:r>
-        <w:rPr>
-          <w:rFonts w:ascii="Times New Roman" w:hAnsi="Times New Roman" w:cs="Times New Roman"/>
-          <w:sz w:val="24"/>
-          <w:szCs w:val="24"/>
-        </w:rPr>
-        <w:t xml:space="preserve"> of t</w:t>
+        <w:t>Dirk Stikker of t</w:t>
       </w:r>
       <w:r>
         <w:rPr>
@@ -10047,7 +9813,7 @@
         </w:rPr>
         <w:t>in Brussels, Belgium (</w:t>
       </w:r>
-      <w:hyperlink r:id="rId8" w:history="1">
+      <w:hyperlink r:id="rId7" w:history="1">
         <w:r>
           <w:rPr>
             <w:rStyle w:val="Hyperlink"/>
@@ -10107,7 +9873,7 @@
         </w:rPr>
         <w:t xml:space="preserve"> (</w:t>
       </w:r>
-      <w:hyperlink r:id="rId9" w:history="1">
+      <w:hyperlink r:id="rId8" w:history="1">
         <w:r>
           <w:rPr>
             <w:rStyle w:val="Hyperlink"/>
@@ -10659,7 +10425,16 @@
           <w:sz w:val="24"/>
           <w:szCs w:val="24"/>
         </w:rPr>
-        <w:t>‘The Atom Bomb and NATO</w:t>
+        <w:t xml:space="preserve">‘The Atom Bomb </w:t>
+      </w:r>
+      <w:r>
+        <w:rPr>
+          <w:rFonts w:ascii="Times New Roman" w:hAnsi="Times New Roman" w:cs="Times New Roman"/>
+          <w:sz w:val="24"/>
+          <w:szCs w:val="24"/>
+        </w:rPr>
+        <w:lastRenderedPageBreak/>
+        <w:t>and NATO</w:t>
       </w:r>
       <w:r>
         <w:rPr>
@@ -10834,16 +10609,7 @@
           <w:sz w:val="24"/>
           <w:szCs w:val="24"/>
         </w:rPr>
-        <w:t xml:space="preserve">, </w:t>
-      </w:r>
-      <w:r>
-        <w:rPr>
-          <w:rFonts w:ascii="Times New Roman" w:hAnsi="Times New Roman" w:cs="Times New Roman"/>
-          <w:sz w:val="24"/>
-          <w:szCs w:val="24"/>
-        </w:rPr>
-        <w:lastRenderedPageBreak/>
-        <w:t xml:space="preserve">London 1959; </w:t>
+        <w:t xml:space="preserve">, London 1959; </w:t>
       </w:r>
       <w:r>
         <w:rPr>
@@ -12221,7 +11987,393 @@
           <w:sz w:val="24"/>
           <w:szCs w:val="24"/>
         </w:rPr>
-        <w:t xml:space="preserve">S. </w:t>
+        <w:t>S. Gruson, ‘NATO Role on Aid Is Opposed by U.S.’</w:t>
+      </w:r>
+      <w:r>
+        <w:rPr>
+          <w:rFonts w:ascii="Times New Roman" w:hAnsi="Times New Roman" w:cs="Times New Roman"/>
+          <w:sz w:val="24"/>
+          <w:szCs w:val="24"/>
+        </w:rPr>
+        <w:t xml:space="preserve"> in</w:t>
+      </w:r>
+      <w:r>
+        <w:rPr>
+          <w:rFonts w:ascii="Times New Roman" w:hAnsi="Times New Roman" w:cs="Times New Roman"/>
+          <w:sz w:val="24"/>
+          <w:szCs w:val="24"/>
+        </w:rPr>
+        <w:t xml:space="preserve"> </w:t>
+      </w:r>
+      <w:r>
+        <w:rPr>
+          <w:rFonts w:ascii="Times New Roman" w:hAnsi="Times New Roman" w:cs="Times New Roman"/>
+          <w:i/>
+          <w:sz w:val="24"/>
+          <w:szCs w:val="24"/>
+        </w:rPr>
+        <w:t>The New York Times</w:t>
+      </w:r>
+      <w:r>
+        <w:rPr>
+          <w:rFonts w:ascii="Times New Roman" w:hAnsi="Times New Roman" w:cs="Times New Roman"/>
+          <w:sz w:val="24"/>
+          <w:szCs w:val="24"/>
+        </w:rPr>
+        <w:t xml:space="preserve">, 4 December 1960, 8; </w:t>
+      </w:r>
+      <w:r>
+        <w:rPr>
+          <w:rFonts w:ascii="Times New Roman" w:hAnsi="Times New Roman" w:cs="Times New Roman"/>
+          <w:sz w:val="24"/>
+          <w:szCs w:val="24"/>
+        </w:rPr>
+        <w:t xml:space="preserve">J.H. Huizinga, </w:t>
+      </w:r>
+      <w:r>
+        <w:rPr>
+          <w:rFonts w:ascii="Times New Roman" w:hAnsi="Times New Roman" w:cs="Times New Roman"/>
+          <w:i/>
+          <w:sz w:val="24"/>
+          <w:szCs w:val="24"/>
+        </w:rPr>
+        <w:t>Mr. Europe: A Political Biography of Paul Henri Spaak</w:t>
+      </w:r>
+      <w:r>
+        <w:rPr>
+          <w:rFonts w:ascii="Times New Roman" w:hAnsi="Times New Roman" w:cs="Times New Roman"/>
+          <w:sz w:val="24"/>
+          <w:szCs w:val="24"/>
+        </w:rPr>
+        <w:t>, New York</w:t>
+      </w:r>
+      <w:r>
+        <w:rPr>
+          <w:rFonts w:ascii="Times New Roman" w:hAnsi="Times New Roman" w:cs="Times New Roman"/>
+          <w:sz w:val="24"/>
+          <w:szCs w:val="24"/>
+        </w:rPr>
+        <w:t xml:space="preserve"> 1961; </w:t>
+      </w:r>
+      <w:r>
+        <w:rPr>
+          <w:rFonts w:ascii="Times New Roman" w:hAnsi="Times New Roman" w:cs="Times New Roman"/>
+          <w:sz w:val="24"/>
+          <w:szCs w:val="24"/>
+        </w:rPr>
+        <w:t>R.C. Doty, ‘S</w:t>
+      </w:r>
+      <w:r>
+        <w:rPr>
+          <w:rFonts w:ascii="Times New Roman" w:hAnsi="Times New Roman" w:cs="Times New Roman"/>
+          <w:sz w:val="24"/>
+          <w:szCs w:val="24"/>
+        </w:rPr>
+        <w:t>paak Announces NATO Resignation</w:t>
+      </w:r>
+      <w:r>
+        <w:rPr>
+          <w:rFonts w:ascii="Times New Roman" w:hAnsi="Times New Roman" w:cs="Times New Roman"/>
+          <w:sz w:val="24"/>
+          <w:szCs w:val="24"/>
+        </w:rPr>
+        <w:t>’</w:t>
+      </w:r>
+      <w:r>
+        <w:rPr>
+          <w:rFonts w:ascii="Times New Roman" w:hAnsi="Times New Roman" w:cs="Times New Roman"/>
+          <w:sz w:val="24"/>
+          <w:szCs w:val="24"/>
+        </w:rPr>
+        <w:t xml:space="preserve"> in</w:t>
+      </w:r>
+      <w:r>
+        <w:rPr>
+          <w:rFonts w:ascii="Times New Roman" w:hAnsi="Times New Roman" w:cs="Times New Roman"/>
+          <w:sz w:val="24"/>
+          <w:szCs w:val="24"/>
+        </w:rPr>
+        <w:t xml:space="preserve"> </w:t>
+      </w:r>
+      <w:r>
+        <w:rPr>
+          <w:rFonts w:ascii="Times New Roman" w:hAnsi="Times New Roman" w:cs="Times New Roman"/>
+          <w:i/>
+          <w:sz w:val="24"/>
+          <w:szCs w:val="24"/>
+        </w:rPr>
+        <w:t>The New York Times</w:t>
+      </w:r>
+      <w:r>
+        <w:rPr>
+          <w:rFonts w:ascii="Times New Roman" w:hAnsi="Times New Roman" w:cs="Times New Roman"/>
+          <w:sz w:val="24"/>
+          <w:szCs w:val="24"/>
+        </w:rPr>
+        <w:t xml:space="preserve">, 1 February 1961, 16; </w:t>
+      </w:r>
+      <w:r>
+        <w:rPr>
+          <w:rFonts w:ascii="Times New Roman" w:hAnsi="Times New Roman" w:cs="Times New Roman"/>
+          <w:sz w:val="24"/>
+          <w:szCs w:val="24"/>
+        </w:rPr>
+        <w:t xml:space="preserve">R.S. Jordan, </w:t>
+      </w:r>
+      <w:r>
+        <w:rPr>
+          <w:rFonts w:ascii="Times New Roman" w:hAnsi="Times New Roman" w:cs="Times New Roman"/>
+          <w:i/>
+          <w:sz w:val="24"/>
+          <w:szCs w:val="24"/>
+        </w:rPr>
+        <w:t>The NATO International Staff/Secretariat 1952-1957: A Study in International Administration</w:t>
+      </w:r>
+      <w:r>
+        <w:rPr>
+          <w:rFonts w:ascii="Times New Roman" w:hAnsi="Times New Roman" w:cs="Times New Roman"/>
+          <w:sz w:val="24"/>
+          <w:szCs w:val="24"/>
+        </w:rPr>
+        <w:t>, New Yo</w:t>
+      </w:r>
+      <w:r>
+        <w:rPr>
+          <w:rFonts w:ascii="Times New Roman" w:hAnsi="Times New Roman" w:cs="Times New Roman"/>
+          <w:sz w:val="24"/>
+          <w:szCs w:val="24"/>
+        </w:rPr>
+        <w:t>rk</w:t>
+      </w:r>
+      <w:r>
+        <w:rPr>
+          <w:rFonts w:ascii="Times New Roman" w:hAnsi="Times New Roman" w:cs="Times New Roman"/>
+          <w:sz w:val="24"/>
+          <w:szCs w:val="24"/>
+        </w:rPr>
+        <w:t xml:space="preserve"> 1967; L. Outers, </w:t>
+      </w:r>
+      <w:r>
+        <w:rPr>
+          <w:rFonts w:ascii="Times New Roman" w:hAnsi="Times New Roman" w:cs="Times New Roman"/>
+          <w:i/>
+          <w:sz w:val="24"/>
+          <w:szCs w:val="24"/>
+        </w:rPr>
+        <w:t>Paul-Henri Spaak, son dernier combat</w:t>
+      </w:r>
+      <w:r>
+        <w:rPr>
+          <w:rFonts w:ascii="Times New Roman" w:hAnsi="Times New Roman" w:cs="Times New Roman"/>
+          <w:sz w:val="24"/>
+          <w:szCs w:val="24"/>
+        </w:rPr>
+        <w:t>,</w:t>
+      </w:r>
+      <w:r>
+        <w:rPr>
+          <w:rFonts w:ascii="Times New Roman" w:hAnsi="Times New Roman" w:cs="Times New Roman"/>
+          <w:i/>
+          <w:sz w:val="24"/>
+          <w:szCs w:val="24"/>
+        </w:rPr>
+        <w:t xml:space="preserve"> </w:t>
+      </w:r>
+      <w:r>
+        <w:rPr>
+          <w:rFonts w:ascii="Times New Roman" w:hAnsi="Times New Roman" w:cs="Times New Roman"/>
+          <w:sz w:val="24"/>
+          <w:szCs w:val="24"/>
+        </w:rPr>
+        <w:t>Brussels</w:t>
+      </w:r>
+      <w:r>
+        <w:rPr>
+          <w:rFonts w:ascii="Times New Roman" w:hAnsi="Times New Roman" w:cs="Times New Roman"/>
+          <w:sz w:val="24"/>
+          <w:szCs w:val="24"/>
+        </w:rPr>
+        <w:t xml:space="preserve"> 1972;</w:t>
+      </w:r>
+      <w:r>
+        <w:rPr>
+          <w:rFonts w:ascii="Times New Roman" w:hAnsi="Times New Roman" w:cs="Times New Roman"/>
+          <w:sz w:val="24"/>
+          <w:szCs w:val="24"/>
+        </w:rPr>
+        <w:t xml:space="preserve"> K. Barker, ‘Paul-Henri Spaak, “Mr. Europe”</w:t>
+      </w:r>
+      <w:r>
+        <w:rPr>
+          <w:rFonts w:ascii="Times New Roman" w:hAnsi="Times New Roman" w:cs="Times New Roman"/>
+          <w:sz w:val="24"/>
+          <w:szCs w:val="24"/>
+        </w:rPr>
+        <w:t xml:space="preserve"> Dies</w:t>
+      </w:r>
+      <w:r>
+        <w:rPr>
+          <w:rFonts w:ascii="Times New Roman" w:hAnsi="Times New Roman" w:cs="Times New Roman"/>
+          <w:sz w:val="24"/>
+          <w:szCs w:val="24"/>
+        </w:rPr>
+        <w:t xml:space="preserve">’ </w:t>
+      </w:r>
+      <w:r>
+        <w:rPr>
+          <w:rFonts w:ascii="Times New Roman" w:hAnsi="Times New Roman" w:cs="Times New Roman"/>
+          <w:sz w:val="24"/>
+          <w:szCs w:val="24"/>
+        </w:rPr>
+        <w:t xml:space="preserve">in </w:t>
+      </w:r>
+      <w:r>
+        <w:rPr>
+          <w:rFonts w:ascii="Times New Roman" w:hAnsi="Times New Roman" w:cs="Times New Roman"/>
+          <w:i/>
+          <w:sz w:val="24"/>
+          <w:szCs w:val="24"/>
+        </w:rPr>
+        <w:t>The Washington Post, Times Herald</w:t>
+      </w:r>
+      <w:r>
+        <w:rPr>
+          <w:rFonts w:ascii="Times New Roman" w:hAnsi="Times New Roman" w:cs="Times New Roman"/>
+          <w:sz w:val="24"/>
+          <w:szCs w:val="24"/>
+        </w:rPr>
+        <w:t>,</w:t>
+      </w:r>
+      <w:r>
+        <w:rPr>
+          <w:rFonts w:ascii="Times New Roman" w:hAnsi="Times New Roman" w:cs="Times New Roman"/>
+          <w:i/>
+          <w:sz w:val="24"/>
+          <w:szCs w:val="24"/>
+        </w:rPr>
+        <w:t xml:space="preserve"> </w:t>
+      </w:r>
+      <w:r>
+        <w:rPr>
+          <w:rFonts w:ascii="Times New Roman" w:hAnsi="Times New Roman" w:cs="Times New Roman"/>
+          <w:sz w:val="24"/>
+          <w:szCs w:val="24"/>
+        </w:rPr>
+        <w:t>1 August 1972</w:t>
+      </w:r>
+      <w:r>
+        <w:rPr>
+          <w:rFonts w:ascii="Times New Roman" w:hAnsi="Times New Roman" w:cs="Times New Roman"/>
+          <w:sz w:val="24"/>
+          <w:szCs w:val="24"/>
+        </w:rPr>
+        <w:t>, C6;</w:t>
+      </w:r>
+      <w:r>
+        <w:rPr>
+          <w:rFonts w:ascii="Times New Roman" w:hAnsi="Times New Roman" w:cs="Times New Roman"/>
+          <w:sz w:val="24"/>
+          <w:szCs w:val="24"/>
+        </w:rPr>
+        <w:t xml:space="preserve"> </w:t>
+      </w:r>
+      <w:r>
+        <w:rPr>
+          <w:rFonts w:ascii="Times New Roman" w:hAnsi="Times New Roman" w:cs="Times New Roman"/>
+          <w:sz w:val="24"/>
+          <w:szCs w:val="24"/>
+        </w:rPr>
+        <w:t>R.D. McFadden, ‘Paul-Henri Spaak is Dead at 73; An Architect of European</w:t>
+      </w:r>
+      <w:r>
+        <w:rPr>
+          <w:rFonts w:ascii="Times New Roman" w:hAnsi="Times New Roman" w:cs="Times New Roman"/>
+          <w:sz w:val="24"/>
+          <w:szCs w:val="24"/>
+        </w:rPr>
+        <w:t xml:space="preserve"> Unity</w:t>
+      </w:r>
+      <w:r>
+        <w:rPr>
+          <w:rFonts w:ascii="Times New Roman" w:hAnsi="Times New Roman" w:cs="Times New Roman"/>
+          <w:sz w:val="24"/>
+          <w:szCs w:val="24"/>
+        </w:rPr>
+        <w:t>’</w:t>
+      </w:r>
+      <w:r>
+        <w:rPr>
+          <w:rFonts w:ascii="Times New Roman" w:hAnsi="Times New Roman" w:cs="Times New Roman"/>
+          <w:sz w:val="24"/>
+          <w:szCs w:val="24"/>
+        </w:rPr>
+        <w:t xml:space="preserve"> in</w:t>
+      </w:r>
+      <w:r>
+        <w:rPr>
+          <w:rFonts w:ascii="Times New Roman" w:hAnsi="Times New Roman" w:cs="Times New Roman"/>
+          <w:sz w:val="24"/>
+          <w:szCs w:val="24"/>
+        </w:rPr>
+        <w:t xml:space="preserve"> </w:t>
+      </w:r>
+      <w:r>
+        <w:rPr>
+          <w:rFonts w:ascii="Times New Roman" w:hAnsi="Times New Roman" w:cs="Times New Roman"/>
+          <w:i/>
+          <w:sz w:val="24"/>
+          <w:szCs w:val="24"/>
+        </w:rPr>
+        <w:t>The</w:t>
+      </w:r>
+      <w:r>
+        <w:rPr>
+          <w:rFonts w:ascii="Times New Roman" w:hAnsi="Times New Roman" w:cs="Times New Roman"/>
+          <w:sz w:val="24"/>
+          <w:szCs w:val="24"/>
+        </w:rPr>
+        <w:t xml:space="preserve"> </w:t>
+      </w:r>
+      <w:r>
+        <w:rPr>
+          <w:rFonts w:ascii="Times New Roman" w:hAnsi="Times New Roman" w:cs="Times New Roman"/>
+          <w:i/>
+          <w:sz w:val="24"/>
+          <w:szCs w:val="24"/>
+        </w:rPr>
+        <w:t>New York Times</w:t>
+      </w:r>
+      <w:r>
+        <w:rPr>
+          <w:rFonts w:ascii="Times New Roman" w:hAnsi="Times New Roman" w:cs="Times New Roman"/>
+          <w:sz w:val="24"/>
+          <w:szCs w:val="24"/>
+        </w:rPr>
+        <w:t xml:space="preserve">, 1 August 1972, 1, </w:t>
+      </w:r>
+      <w:r>
+        <w:rPr>
+          <w:rFonts w:ascii="Times New Roman" w:hAnsi="Times New Roman" w:cs="Times New Roman"/>
+          <w:sz w:val="24"/>
+          <w:szCs w:val="24"/>
+        </w:rPr>
+        <w:t>38;</w:t>
+      </w:r>
+      <w:r>
+        <w:rPr>
+          <w:rFonts w:ascii="Times New Roman" w:hAnsi="Times New Roman" w:cs="Times New Roman"/>
+          <w:sz w:val="24"/>
+          <w:szCs w:val="24"/>
+        </w:rPr>
+        <w:t xml:space="preserve"> I. Rens, ‘</w:t>
+      </w:r>
+      <w:r>
+        <w:rPr>
+          <w:rFonts w:ascii="Times New Roman" w:hAnsi="Times New Roman" w:cs="Times New Roman"/>
+          <w:sz w:val="24"/>
+          <w:szCs w:val="24"/>
+        </w:rPr>
+        <w:t xml:space="preserve">Spaak et la “Politique </w:t>
       </w:r>
       <w:proofErr w:type="spellStart"/>
       <w:r>
@@ -12230,7 +12382,7 @@
           <w:sz w:val="24"/>
           <w:szCs w:val="24"/>
         </w:rPr>
-        <w:t>Gruson</w:t>
+        <w:t>d’Indépendance</w:t>
       </w:r>
       <w:proofErr w:type="spellEnd"/>
       <w:r>
@@ -12239,23 +12391,41 @@
           <w:sz w:val="24"/>
           <w:szCs w:val="24"/>
         </w:rPr>
-        <w:t>, ‘NATO Role on Aid Is Opposed by U.S.’</w:t>
-      </w:r>
-      <w:r>
-        <w:rPr>
-          <w:rFonts w:ascii="Times New Roman" w:hAnsi="Times New Roman" w:cs="Times New Roman"/>
-          <w:sz w:val="24"/>
-          <w:szCs w:val="24"/>
-        </w:rPr>
-        <w:t xml:space="preserve"> in</w:t>
-      </w:r>
-      <w:r>
-        <w:rPr>
-          <w:rFonts w:ascii="Times New Roman" w:hAnsi="Times New Roman" w:cs="Times New Roman"/>
-          <w:sz w:val="24"/>
-          <w:szCs w:val="24"/>
-        </w:rPr>
-        <w:t xml:space="preserve"> </w:t>
+        <w:t>”</w:t>
+      </w:r>
+      <w:r>
+        <w:rPr>
+          <w:rFonts w:ascii="Times New Roman" w:hAnsi="Times New Roman" w:cs="Times New Roman"/>
+          <w:sz w:val="24"/>
+          <w:szCs w:val="24"/>
+        </w:rPr>
+        <w:t xml:space="preserve"> de la Belgique a la </w:t>
+      </w:r>
+      <w:proofErr w:type="spellStart"/>
+      <w:r>
+        <w:rPr>
+          <w:rFonts w:ascii="Times New Roman" w:hAnsi="Times New Roman" w:cs="Times New Roman"/>
+          <w:sz w:val="24"/>
+          <w:szCs w:val="24"/>
+        </w:rPr>
+        <w:t>Veille</w:t>
+      </w:r>
+      <w:proofErr w:type="spellEnd"/>
+      <w:r>
+        <w:rPr>
+          <w:rFonts w:ascii="Times New Roman" w:hAnsi="Times New Roman" w:cs="Times New Roman"/>
+          <w:sz w:val="24"/>
+          <w:szCs w:val="24"/>
+        </w:rPr>
+        <w:t xml:space="preserve"> de la Deuxième Guerre Mondiale</w:t>
+      </w:r>
+      <w:r>
+        <w:rPr>
+          <w:rFonts w:ascii="Times New Roman" w:hAnsi="Times New Roman" w:cs="Times New Roman"/>
+          <w:sz w:val="24"/>
+          <w:szCs w:val="24"/>
+        </w:rPr>
+        <w:t xml:space="preserve">’ in </w:t>
       </w:r>
       <w:r>
         <w:rPr>
@@ -12264,24 +12434,9 @@
           <w:sz w:val="24"/>
           <w:szCs w:val="24"/>
         </w:rPr>
-        <w:t>The New York Times</w:t>
-      </w:r>
-      <w:r>
-        <w:rPr>
-          <w:rFonts w:ascii="Times New Roman" w:hAnsi="Times New Roman" w:cs="Times New Roman"/>
-          <w:sz w:val="24"/>
-          <w:szCs w:val="24"/>
-        </w:rPr>
-        <w:t xml:space="preserve">, 4 December 1960, 8; </w:t>
-      </w:r>
-      <w:r>
-        <w:rPr>
-          <w:rFonts w:ascii="Times New Roman" w:hAnsi="Times New Roman" w:cs="Times New Roman"/>
-          <w:sz w:val="24"/>
-          <w:szCs w:val="24"/>
-        </w:rPr>
-        <w:t xml:space="preserve">J.H. Huizinga, </w:t>
-      </w:r>
+        <w:t xml:space="preserve">Revue </w:t>
+      </w:r>
+      <w:proofErr w:type="spellStart"/>
       <w:r>
         <w:rPr>
           <w:rFonts w:ascii="Times New Roman" w:hAnsi="Times New Roman" w:cs="Times New Roman"/>
@@ -12289,63 +12444,7 @@
           <w:sz w:val="24"/>
           <w:szCs w:val="24"/>
         </w:rPr>
-        <w:t>Mr. Europe: A Political Biography of Paul Henri Spaak</w:t>
-      </w:r>
-      <w:r>
-        <w:rPr>
-          <w:rFonts w:ascii="Times New Roman" w:hAnsi="Times New Roman" w:cs="Times New Roman"/>
-          <w:sz w:val="24"/>
-          <w:szCs w:val="24"/>
-        </w:rPr>
-        <w:t>, New York</w:t>
-      </w:r>
-      <w:r>
-        <w:rPr>
-          <w:rFonts w:ascii="Times New Roman" w:hAnsi="Times New Roman" w:cs="Times New Roman"/>
-          <w:sz w:val="24"/>
-          <w:szCs w:val="24"/>
-        </w:rPr>
-        <w:t xml:space="preserve"> 1961; </w:t>
-      </w:r>
-      <w:r>
-        <w:rPr>
-          <w:rFonts w:ascii="Times New Roman" w:hAnsi="Times New Roman" w:cs="Times New Roman"/>
-          <w:sz w:val="24"/>
-          <w:szCs w:val="24"/>
-        </w:rPr>
-        <w:t>R.C. Doty, ‘S</w:t>
-      </w:r>
-      <w:r>
-        <w:rPr>
-          <w:rFonts w:ascii="Times New Roman" w:hAnsi="Times New Roman" w:cs="Times New Roman"/>
-          <w:sz w:val="24"/>
-          <w:szCs w:val="24"/>
-        </w:rPr>
-        <w:t>paak Announces NATO Resignation</w:t>
-      </w:r>
-      <w:r>
-        <w:rPr>
-          <w:rFonts w:ascii="Times New Roman" w:hAnsi="Times New Roman" w:cs="Times New Roman"/>
-          <w:sz w:val="24"/>
-          <w:szCs w:val="24"/>
-        </w:rPr>
-        <w:t>’</w:t>
-      </w:r>
-      <w:r>
-        <w:rPr>
-          <w:rFonts w:ascii="Times New Roman" w:hAnsi="Times New Roman" w:cs="Times New Roman"/>
-          <w:sz w:val="24"/>
-          <w:szCs w:val="24"/>
-        </w:rPr>
-        <w:t xml:space="preserve"> in</w:t>
-      </w:r>
-      <w:r>
-        <w:rPr>
-          <w:rFonts w:ascii="Times New Roman" w:hAnsi="Times New Roman" w:cs="Times New Roman"/>
-          <w:sz w:val="24"/>
-          <w:szCs w:val="24"/>
-        </w:rPr>
-        <w:t xml:space="preserve"> </w:t>
+        <w:t>d’</w:t>
       </w:r>
       <w:r>
         <w:rPr>
@@ -12354,24 +12453,9 @@
           <w:sz w:val="24"/>
           <w:szCs w:val="24"/>
         </w:rPr>
-        <w:t>The New York Times</w:t>
-      </w:r>
-      <w:r>
-        <w:rPr>
-          <w:rFonts w:ascii="Times New Roman" w:hAnsi="Times New Roman" w:cs="Times New Roman"/>
-          <w:sz w:val="24"/>
-          <w:szCs w:val="24"/>
-        </w:rPr>
-        <w:t xml:space="preserve">, 1 February 1961, 16; </w:t>
-      </w:r>
-      <w:r>
-        <w:rPr>
-          <w:rFonts w:ascii="Times New Roman" w:hAnsi="Times New Roman" w:cs="Times New Roman"/>
-          <w:sz w:val="24"/>
-          <w:szCs w:val="24"/>
-        </w:rPr>
-        <w:t xml:space="preserve">R.S. Jordan, </w:t>
-      </w:r>
+        <w:t>histoire</w:t>
+      </w:r>
+      <w:proofErr w:type="spellEnd"/>
       <w:r>
         <w:rPr>
           <w:rFonts w:ascii="Times New Roman" w:hAnsi="Times New Roman" w:cs="Times New Roman"/>
@@ -12379,31 +12463,7 @@
           <w:sz w:val="24"/>
           <w:szCs w:val="24"/>
         </w:rPr>
-        <w:t>The NATO International Staff/Secretariat 1952-1957: A Study in International Administration</w:t>
-      </w:r>
-      <w:r>
-        <w:rPr>
-          <w:rFonts w:ascii="Times New Roman" w:hAnsi="Times New Roman" w:cs="Times New Roman"/>
-          <w:sz w:val="24"/>
-          <w:szCs w:val="24"/>
-        </w:rPr>
-        <w:t>, New Yo</w:t>
-      </w:r>
-      <w:r>
-        <w:rPr>
-          <w:rFonts w:ascii="Times New Roman" w:hAnsi="Times New Roman" w:cs="Times New Roman"/>
-          <w:sz w:val="24"/>
-          <w:szCs w:val="24"/>
-        </w:rPr>
-        <w:t>rk</w:t>
-      </w:r>
-      <w:r>
-        <w:rPr>
-          <w:rFonts w:ascii="Times New Roman" w:hAnsi="Times New Roman" w:cs="Times New Roman"/>
-          <w:sz w:val="24"/>
-          <w:szCs w:val="24"/>
-        </w:rPr>
-        <w:t xml:space="preserve"> 1967; L. Outers, </w:t>
+        <w:t xml:space="preserve"> de la Deuxième Guerre M</w:t>
       </w:r>
       <w:r>
         <w:rPr>
@@ -12412,7 +12472,313 @@
           <w:sz w:val="24"/>
           <w:szCs w:val="24"/>
         </w:rPr>
-        <w:t>Paul-Henri Spaak, son dernier combat</w:t>
+        <w:t xml:space="preserve">ondiale, </w:t>
+      </w:r>
+      <w:r>
+        <w:rPr>
+          <w:rFonts w:ascii="Times New Roman" w:hAnsi="Times New Roman" w:cs="Times New Roman"/>
+          <w:sz w:val="24"/>
+          <w:szCs w:val="24"/>
+        </w:rPr>
+        <w:t>23/90, April 1973, 71-77</w:t>
+      </w:r>
+      <w:r>
+        <w:rPr>
+          <w:rFonts w:ascii="Times New Roman" w:hAnsi="Times New Roman" w:cs="Times New Roman"/>
+          <w:i/>
+          <w:sz w:val="24"/>
+          <w:szCs w:val="24"/>
+        </w:rPr>
+        <w:t xml:space="preserve">; </w:t>
+      </w:r>
+      <w:r>
+        <w:rPr>
+          <w:rFonts w:ascii="Times New Roman" w:hAnsi="Times New Roman" w:cs="Times New Roman"/>
+          <w:sz w:val="24"/>
+          <w:szCs w:val="24"/>
+        </w:rPr>
+        <w:t xml:space="preserve">J. Willequet, </w:t>
+      </w:r>
+      <w:r>
+        <w:rPr>
+          <w:rFonts w:ascii="Times New Roman" w:hAnsi="Times New Roman" w:cs="Times New Roman"/>
+          <w:i/>
+          <w:sz w:val="24"/>
+          <w:szCs w:val="24"/>
+        </w:rPr>
+        <w:t>Paul-Henri Spaak: un home, des combats</w:t>
+      </w:r>
+      <w:r>
+        <w:rPr>
+          <w:rFonts w:ascii="Times New Roman" w:hAnsi="Times New Roman" w:cs="Times New Roman"/>
+          <w:sz w:val="24"/>
+          <w:szCs w:val="24"/>
+        </w:rPr>
+        <w:t>, Brussels</w:t>
+      </w:r>
+      <w:r>
+        <w:rPr>
+          <w:rFonts w:ascii="Times New Roman" w:hAnsi="Times New Roman" w:cs="Times New Roman"/>
+          <w:sz w:val="24"/>
+          <w:szCs w:val="24"/>
+        </w:rPr>
+        <w:t xml:space="preserve"> 1975; J. Willequet, ‘S</w:t>
+      </w:r>
+      <w:r>
+        <w:rPr>
+          <w:rFonts w:ascii="Times New Roman" w:hAnsi="Times New Roman" w:cs="Times New Roman"/>
+          <w:sz w:val="24"/>
+          <w:szCs w:val="24"/>
+        </w:rPr>
+        <w:t>paak</w:t>
+      </w:r>
+      <w:r>
+        <w:rPr>
+          <w:rFonts w:ascii="Times New Roman" w:hAnsi="Times New Roman" w:cs="Times New Roman"/>
+          <w:sz w:val="24"/>
+          <w:szCs w:val="24"/>
+        </w:rPr>
+        <w:t xml:space="preserve"> (Paul Henri)’</w:t>
+      </w:r>
+      <w:r>
+        <w:rPr>
+          <w:rFonts w:ascii="Times New Roman" w:hAnsi="Times New Roman" w:cs="Times New Roman"/>
+          <w:i/>
+          <w:sz w:val="24"/>
+          <w:szCs w:val="24"/>
+        </w:rPr>
+        <w:t xml:space="preserve"> </w:t>
+      </w:r>
+      <w:r>
+        <w:rPr>
+          <w:rFonts w:ascii="Times New Roman" w:hAnsi="Times New Roman" w:cs="Times New Roman"/>
+          <w:sz w:val="24"/>
+          <w:szCs w:val="24"/>
+        </w:rPr>
+        <w:t xml:space="preserve">in </w:t>
+      </w:r>
+      <w:proofErr w:type="spellStart"/>
+      <w:r>
+        <w:rPr>
+          <w:rFonts w:ascii="Times New Roman" w:hAnsi="Times New Roman" w:cs="Times New Roman"/>
+          <w:i/>
+          <w:sz w:val="24"/>
+          <w:szCs w:val="24"/>
+        </w:rPr>
+        <w:t>Bibliographie</w:t>
+      </w:r>
+      <w:proofErr w:type="spellEnd"/>
+      <w:r>
+        <w:rPr>
+          <w:rFonts w:ascii="Times New Roman" w:hAnsi="Times New Roman" w:cs="Times New Roman"/>
+          <w:i/>
+          <w:sz w:val="24"/>
+          <w:szCs w:val="24"/>
+        </w:rPr>
+        <w:t xml:space="preserve"> </w:t>
+      </w:r>
+      <w:proofErr w:type="spellStart"/>
+      <w:r>
+        <w:rPr>
+          <w:rFonts w:ascii="Times New Roman" w:hAnsi="Times New Roman" w:cs="Times New Roman"/>
+          <w:i/>
+          <w:sz w:val="24"/>
+          <w:szCs w:val="24"/>
+        </w:rPr>
+        <w:t>nationale</w:t>
+      </w:r>
+      <w:proofErr w:type="spellEnd"/>
+      <w:r>
+        <w:rPr>
+          <w:rFonts w:ascii="Times New Roman" w:hAnsi="Times New Roman" w:cs="Times New Roman"/>
+          <w:i/>
+          <w:sz w:val="24"/>
+          <w:szCs w:val="24"/>
+        </w:rPr>
+        <w:t>: Supplement</w:t>
+      </w:r>
+      <w:r>
+        <w:rPr>
+          <w:rFonts w:ascii="Times New Roman" w:hAnsi="Times New Roman" w:cs="Times New Roman"/>
+          <w:sz w:val="24"/>
+          <w:szCs w:val="24"/>
+        </w:rPr>
+        <w:t>:</w:t>
+      </w:r>
+      <w:r>
+        <w:rPr>
+          <w:rFonts w:ascii="Times New Roman" w:hAnsi="Times New Roman" w:cs="Times New Roman"/>
+          <w:i/>
+          <w:sz w:val="24"/>
+          <w:szCs w:val="24"/>
+        </w:rPr>
+        <w:t xml:space="preserve"> </w:t>
+      </w:r>
+      <w:r>
+        <w:rPr>
+          <w:rFonts w:ascii="Times New Roman" w:hAnsi="Times New Roman" w:cs="Times New Roman"/>
+          <w:sz w:val="24"/>
+          <w:szCs w:val="24"/>
+        </w:rPr>
+        <w:t>T.11, Vol. 39, Brussels</w:t>
+      </w:r>
+      <w:r>
+        <w:rPr>
+          <w:rFonts w:ascii="Times New Roman" w:hAnsi="Times New Roman" w:cs="Times New Roman"/>
+          <w:sz w:val="24"/>
+          <w:szCs w:val="24"/>
+        </w:rPr>
+        <w:t xml:space="preserve"> 1976, 799-806; </w:t>
+      </w:r>
+      <w:r>
+        <w:rPr>
+          <w:rFonts w:ascii="Times New Roman" w:hAnsi="Times New Roman" w:cs="Times New Roman"/>
+          <w:sz w:val="24"/>
+          <w:szCs w:val="24"/>
+        </w:rPr>
+        <w:t>R.S. Jordan with M.</w:t>
+      </w:r>
+      <w:r>
+        <w:rPr>
+          <w:rFonts w:ascii="Times New Roman" w:hAnsi="Times New Roman" w:cs="Times New Roman"/>
+          <w:sz w:val="24"/>
+          <w:szCs w:val="24"/>
+        </w:rPr>
+        <w:t xml:space="preserve">W. Bloome, </w:t>
+      </w:r>
+      <w:r>
+        <w:rPr>
+          <w:rFonts w:ascii="Times New Roman" w:hAnsi="Times New Roman" w:cs="Times New Roman"/>
+          <w:i/>
+          <w:sz w:val="24"/>
+          <w:szCs w:val="24"/>
+        </w:rPr>
+        <w:t>Political Leadership in NATO:</w:t>
+      </w:r>
+      <w:r>
+        <w:rPr>
+          <w:rFonts w:ascii="Times New Roman" w:hAnsi="Times New Roman" w:cs="Times New Roman"/>
+          <w:i/>
+          <w:sz w:val="24"/>
+          <w:szCs w:val="24"/>
+        </w:rPr>
+        <w:t xml:space="preserve"> </w:t>
+      </w:r>
+      <w:r>
+        <w:rPr>
+          <w:rFonts w:ascii="Times New Roman" w:hAnsi="Times New Roman" w:cs="Times New Roman"/>
+          <w:i/>
+          <w:sz w:val="24"/>
+          <w:szCs w:val="24"/>
+        </w:rPr>
+        <w:t>A Study in Multinational Diplomacy</w:t>
+      </w:r>
+      <w:r>
+        <w:rPr>
+          <w:rFonts w:ascii="Times New Roman" w:hAnsi="Times New Roman" w:cs="Times New Roman"/>
+          <w:sz w:val="24"/>
+          <w:szCs w:val="24"/>
+        </w:rPr>
+        <w:t>, Boulder, CO</w:t>
+      </w:r>
+      <w:r>
+        <w:rPr>
+          <w:rFonts w:ascii="Times New Roman" w:hAnsi="Times New Roman" w:cs="Times New Roman"/>
+          <w:sz w:val="24"/>
+          <w:szCs w:val="24"/>
+        </w:rPr>
+        <w:t xml:space="preserve"> 1979; </w:t>
+      </w:r>
+      <w:r>
+        <w:rPr>
+          <w:rFonts w:ascii="Times New Roman" w:hAnsi="Times New Roman" w:cs="Times New Roman"/>
+          <w:sz w:val="24"/>
+          <w:szCs w:val="24"/>
+        </w:rPr>
+        <w:t>A</w:t>
+      </w:r>
+      <w:r>
+        <w:rPr>
+          <w:rFonts w:ascii="Times New Roman" w:hAnsi="Times New Roman" w:cs="Times New Roman"/>
+          <w:sz w:val="24"/>
+          <w:szCs w:val="24"/>
+        </w:rPr>
+        <w:t>.</w:t>
+      </w:r>
+      <w:r>
+        <w:rPr>
+          <w:rFonts w:ascii="Times New Roman" w:hAnsi="Times New Roman" w:cs="Times New Roman"/>
+          <w:sz w:val="24"/>
+          <w:szCs w:val="24"/>
+        </w:rPr>
+        <w:t>-P.</w:t>
+      </w:r>
+      <w:r>
+        <w:rPr>
+          <w:rFonts w:ascii="Times New Roman" w:hAnsi="Times New Roman" w:cs="Times New Roman"/>
+          <w:sz w:val="24"/>
+          <w:szCs w:val="24"/>
+        </w:rPr>
+        <w:t xml:space="preserve"> </w:t>
+      </w:r>
+      <w:proofErr w:type="spellStart"/>
+      <w:r>
+        <w:rPr>
+          <w:rFonts w:ascii="Times New Roman" w:hAnsi="Times New Roman" w:cs="Times New Roman"/>
+          <w:sz w:val="24"/>
+          <w:szCs w:val="24"/>
+        </w:rPr>
+        <w:t>Frognier</w:t>
+      </w:r>
+      <w:proofErr w:type="spellEnd"/>
+      <w:r>
+        <w:rPr>
+          <w:rFonts w:ascii="Times New Roman" w:hAnsi="Times New Roman" w:cs="Times New Roman"/>
+          <w:sz w:val="24"/>
+          <w:szCs w:val="24"/>
+        </w:rPr>
+        <w:t xml:space="preserve"> and</w:t>
+      </w:r>
+      <w:r>
+        <w:rPr>
+          <w:rFonts w:ascii="Times New Roman" w:hAnsi="Times New Roman" w:cs="Times New Roman"/>
+          <w:sz w:val="24"/>
+          <w:szCs w:val="24"/>
+        </w:rPr>
+        <w:t xml:space="preserve"> M. Collinge, ‘Paul-Henri Spaak</w:t>
+      </w:r>
+      <w:r>
+        <w:rPr>
+          <w:rFonts w:ascii="Times New Roman" w:hAnsi="Times New Roman" w:cs="Times New Roman"/>
+          <w:sz w:val="24"/>
+          <w:szCs w:val="24"/>
+        </w:rPr>
+        <w:t xml:space="preserve">’ in </w:t>
+      </w:r>
+      <w:r>
+        <w:rPr>
+          <w:rFonts w:ascii="Times New Roman" w:hAnsi="Times New Roman" w:cs="Times New Roman"/>
+          <w:sz w:val="24"/>
+          <w:szCs w:val="24"/>
+        </w:rPr>
+        <w:t>D. Wilsford</w:t>
+      </w:r>
+      <w:r>
+        <w:rPr>
+          <w:rFonts w:ascii="Times New Roman" w:hAnsi="Times New Roman" w:cs="Times New Roman"/>
+          <w:i/>
+          <w:sz w:val="24"/>
+          <w:szCs w:val="24"/>
+        </w:rPr>
+        <w:t xml:space="preserve"> </w:t>
+      </w:r>
+      <w:r>
+        <w:rPr>
+          <w:rFonts w:ascii="Times New Roman" w:hAnsi="Times New Roman" w:cs="Times New Roman"/>
+          <w:sz w:val="24"/>
+          <w:szCs w:val="24"/>
+        </w:rPr>
+        <w:t>(ed.)</w:t>
       </w:r>
       <w:r>
         <w:rPr>
@@ -12434,67 +12800,11 @@
       <w:r>
         <w:rPr>
           <w:rFonts w:ascii="Times New Roman" w:hAnsi="Times New Roman" w:cs="Times New Roman"/>
-          <w:sz w:val="24"/>
-          <w:szCs w:val="24"/>
-        </w:rPr>
-        <w:t>Brussels</w:t>
-      </w:r>
-      <w:r>
-        <w:rPr>
-          <w:rFonts w:ascii="Times New Roman" w:hAnsi="Times New Roman" w:cs="Times New Roman"/>
-          <w:sz w:val="24"/>
-          <w:szCs w:val="24"/>
-        </w:rPr>
-        <w:t xml:space="preserve"> 1972;</w:t>
-      </w:r>
-      <w:r>
-        <w:rPr>
-          <w:rFonts w:ascii="Times New Roman" w:hAnsi="Times New Roman" w:cs="Times New Roman"/>
-          <w:sz w:val="24"/>
-          <w:szCs w:val="24"/>
-        </w:rPr>
-        <w:t xml:space="preserve"> K. Barker, ‘Paul-Henri Spaak, “Mr. Europe”</w:t>
-      </w:r>
-      <w:r>
-        <w:rPr>
-          <w:rFonts w:ascii="Times New Roman" w:hAnsi="Times New Roman" w:cs="Times New Roman"/>
-          <w:sz w:val="24"/>
-          <w:szCs w:val="24"/>
-        </w:rPr>
-        <w:t xml:space="preserve"> Dies</w:t>
-      </w:r>
-      <w:r>
-        <w:rPr>
-          <w:rFonts w:ascii="Times New Roman" w:hAnsi="Times New Roman" w:cs="Times New Roman"/>
-          <w:sz w:val="24"/>
-          <w:szCs w:val="24"/>
-        </w:rPr>
-        <w:t xml:space="preserve">’ </w:t>
-      </w:r>
-      <w:r>
-        <w:rPr>
-          <w:rFonts w:ascii="Times New Roman" w:hAnsi="Times New Roman" w:cs="Times New Roman"/>
-          <w:sz w:val="24"/>
-          <w:szCs w:val="24"/>
-        </w:rPr>
-        <w:t xml:space="preserve">in </w:t>
-      </w:r>
-      <w:r>
-        <w:rPr>
-          <w:rFonts w:ascii="Times New Roman" w:hAnsi="Times New Roman" w:cs="Times New Roman"/>
           <w:i/>
           <w:sz w:val="24"/>
           <w:szCs w:val="24"/>
         </w:rPr>
-        <w:t>The Washington Post, Times Herald</w:t>
-      </w:r>
-      <w:r>
-        <w:rPr>
-          <w:rFonts w:ascii="Times New Roman" w:hAnsi="Times New Roman" w:cs="Times New Roman"/>
-          <w:sz w:val="24"/>
-          <w:szCs w:val="24"/>
-        </w:rPr>
-        <w:t>,</w:t>
+        <w:t xml:space="preserve">Political Leaders of Contemporary Western Europe: A </w:t>
       </w:r>
       <w:r>
         <w:rPr>
@@ -12503,71 +12813,47 @@
           <w:sz w:val="24"/>
           <w:szCs w:val="24"/>
         </w:rPr>
-        <w:t xml:space="preserve"> </w:t>
-      </w:r>
-      <w:r>
-        <w:rPr>
-          <w:rFonts w:ascii="Times New Roman" w:hAnsi="Times New Roman" w:cs="Times New Roman"/>
-          <w:sz w:val="24"/>
-          <w:szCs w:val="24"/>
-        </w:rPr>
-        <w:t>1 August 1972</w:t>
-      </w:r>
-      <w:r>
-        <w:rPr>
-          <w:rFonts w:ascii="Times New Roman" w:hAnsi="Times New Roman" w:cs="Times New Roman"/>
-          <w:sz w:val="24"/>
-          <w:szCs w:val="24"/>
-        </w:rPr>
-        <w:t>, C6;</w:t>
-      </w:r>
-      <w:r>
-        <w:rPr>
-          <w:rFonts w:ascii="Times New Roman" w:hAnsi="Times New Roman" w:cs="Times New Roman"/>
-          <w:sz w:val="24"/>
-          <w:szCs w:val="24"/>
-        </w:rPr>
-        <w:t xml:space="preserve"> </w:t>
-      </w:r>
-      <w:r>
-        <w:rPr>
-          <w:rFonts w:ascii="Times New Roman" w:hAnsi="Times New Roman" w:cs="Times New Roman"/>
-          <w:sz w:val="24"/>
-          <w:szCs w:val="24"/>
-        </w:rPr>
-        <w:t>R.D. McFadden, ‘Paul-Henri Spaak is Dead at 73; An Architect of European</w:t>
-      </w:r>
-      <w:r>
-        <w:rPr>
-          <w:rFonts w:ascii="Times New Roman" w:hAnsi="Times New Roman" w:cs="Times New Roman"/>
-          <w:sz w:val="24"/>
-          <w:szCs w:val="24"/>
-        </w:rPr>
-        <w:t xml:space="preserve"> Unity</w:t>
-      </w:r>
-      <w:r>
-        <w:rPr>
-          <w:rFonts w:ascii="Times New Roman" w:hAnsi="Times New Roman" w:cs="Times New Roman"/>
-          <w:sz w:val="24"/>
-          <w:szCs w:val="24"/>
-        </w:rPr>
-        <w:t>’</w:t>
-      </w:r>
-      <w:r>
-        <w:rPr>
-          <w:rFonts w:ascii="Times New Roman" w:hAnsi="Times New Roman" w:cs="Times New Roman"/>
-          <w:sz w:val="24"/>
-          <w:szCs w:val="24"/>
-        </w:rPr>
-        <w:t xml:space="preserve"> in</w:t>
-      </w:r>
-      <w:r>
-        <w:rPr>
-          <w:rFonts w:ascii="Times New Roman" w:hAnsi="Times New Roman" w:cs="Times New Roman"/>
-          <w:sz w:val="24"/>
-          <w:szCs w:val="24"/>
-        </w:rPr>
-        <w:t xml:space="preserve"> </w:t>
+        <w:t>Biographical Dictionary</w:t>
+      </w:r>
+      <w:r>
+        <w:rPr>
+          <w:rFonts w:ascii="Times New Roman" w:hAnsi="Times New Roman" w:cs="Times New Roman"/>
+          <w:sz w:val="24"/>
+          <w:szCs w:val="24"/>
+        </w:rPr>
+        <w:t xml:space="preserve">, Westport, </w:t>
+      </w:r>
+      <w:r>
+        <w:rPr>
+          <w:rFonts w:ascii="Times New Roman" w:hAnsi="Times New Roman" w:cs="Times New Roman"/>
+          <w:sz w:val="24"/>
+          <w:szCs w:val="24"/>
+        </w:rPr>
+        <w:t>CT</w:t>
+      </w:r>
+      <w:r>
+        <w:rPr>
+          <w:rFonts w:ascii="Times New Roman" w:hAnsi="Times New Roman" w:cs="Times New Roman"/>
+          <w:sz w:val="24"/>
+          <w:szCs w:val="24"/>
+        </w:rPr>
+        <w:t xml:space="preserve"> 1995, 421-427;</w:t>
+      </w:r>
+      <w:r>
+        <w:rPr>
+          <w:rFonts w:ascii="Times New Roman" w:hAnsi="Times New Roman" w:cs="Times New Roman"/>
+          <w:sz w:val="24"/>
+          <w:szCs w:val="24"/>
+        </w:rPr>
+        <w:t xml:space="preserve"> </w:t>
+      </w:r>
+      <w:r>
+        <w:rPr>
+          <w:rFonts w:ascii="Times New Roman" w:hAnsi="Times New Roman" w:cs="Times New Roman"/>
+          <w:sz w:val="24"/>
+          <w:szCs w:val="24"/>
+        </w:rPr>
+        <w:t xml:space="preserve">M. Dumoulin, </w:t>
       </w:r>
       <w:r>
         <w:rPr>
@@ -12576,15 +12862,23 @@
           <w:sz w:val="24"/>
           <w:szCs w:val="24"/>
         </w:rPr>
-        <w:t>The</w:t>
-      </w:r>
-      <w:r>
-        <w:rPr>
-          <w:rFonts w:ascii="Times New Roman" w:hAnsi="Times New Roman" w:cs="Times New Roman"/>
-          <w:sz w:val="24"/>
-          <w:szCs w:val="24"/>
-        </w:rPr>
-        <w:t xml:space="preserve"> </w:t>
+        <w:t>Spaak</w:t>
+      </w:r>
+      <w:r>
+        <w:rPr>
+          <w:rFonts w:ascii="Times New Roman" w:hAnsi="Times New Roman" w:cs="Times New Roman"/>
+          <w:sz w:val="24"/>
+          <w:szCs w:val="24"/>
+        </w:rPr>
+        <w:t>, Brussels</w:t>
+      </w:r>
+      <w:r>
+        <w:rPr>
+          <w:rFonts w:ascii="Times New Roman" w:hAnsi="Times New Roman" w:cs="Times New Roman"/>
+          <w:sz w:val="24"/>
+          <w:szCs w:val="24"/>
+        </w:rPr>
+        <w:t xml:space="preserve"> 1999; G. Duchenne, V. Dujardin and M. Dumoulin, </w:t>
       </w:r>
       <w:r>
         <w:rPr>
@@ -12593,190 +12887,7 @@
           <w:sz w:val="24"/>
           <w:szCs w:val="24"/>
         </w:rPr>
-        <w:t>New York Times</w:t>
-      </w:r>
-      <w:r>
-        <w:rPr>
-          <w:rFonts w:ascii="Times New Roman" w:hAnsi="Times New Roman" w:cs="Times New Roman"/>
-          <w:sz w:val="24"/>
-          <w:szCs w:val="24"/>
-        </w:rPr>
-        <w:t xml:space="preserve">, 1 August 1972, 1, </w:t>
-      </w:r>
-      <w:r>
-        <w:rPr>
-          <w:rFonts w:ascii="Times New Roman" w:hAnsi="Times New Roman" w:cs="Times New Roman"/>
-          <w:sz w:val="24"/>
-          <w:szCs w:val="24"/>
-        </w:rPr>
-        <w:t>38;</w:t>
-      </w:r>
-      <w:r>
-        <w:rPr>
-          <w:rFonts w:ascii="Times New Roman" w:hAnsi="Times New Roman" w:cs="Times New Roman"/>
-          <w:sz w:val="24"/>
-          <w:szCs w:val="24"/>
-        </w:rPr>
-        <w:t xml:space="preserve"> I. Rens, ‘</w:t>
-      </w:r>
-      <w:r>
-        <w:rPr>
-          <w:rFonts w:ascii="Times New Roman" w:hAnsi="Times New Roman" w:cs="Times New Roman"/>
-          <w:sz w:val="24"/>
-          <w:szCs w:val="24"/>
-        </w:rPr>
-        <w:t xml:space="preserve">Spaak et la “Politique </w:t>
-      </w:r>
-      <w:proofErr w:type="spellStart"/>
-      <w:r>
-        <w:rPr>
-          <w:rFonts w:ascii="Times New Roman" w:hAnsi="Times New Roman" w:cs="Times New Roman"/>
-          <w:sz w:val="24"/>
-          <w:szCs w:val="24"/>
-        </w:rPr>
-        <w:t>d’Indépendance</w:t>
-      </w:r>
-      <w:proofErr w:type="spellEnd"/>
-      <w:r>
-        <w:rPr>
-          <w:rFonts w:ascii="Times New Roman" w:hAnsi="Times New Roman" w:cs="Times New Roman"/>
-          <w:sz w:val="24"/>
-          <w:szCs w:val="24"/>
-        </w:rPr>
-        <w:t>”</w:t>
-      </w:r>
-      <w:r>
-        <w:rPr>
-          <w:rFonts w:ascii="Times New Roman" w:hAnsi="Times New Roman" w:cs="Times New Roman"/>
-          <w:sz w:val="24"/>
-          <w:szCs w:val="24"/>
-        </w:rPr>
-        <w:t xml:space="preserve"> de la Belgique a la </w:t>
-      </w:r>
-      <w:proofErr w:type="spellStart"/>
-      <w:r>
-        <w:rPr>
-          <w:rFonts w:ascii="Times New Roman" w:hAnsi="Times New Roman" w:cs="Times New Roman"/>
-          <w:sz w:val="24"/>
-          <w:szCs w:val="24"/>
-        </w:rPr>
-        <w:t>Veille</w:t>
-      </w:r>
-      <w:proofErr w:type="spellEnd"/>
-      <w:r>
-        <w:rPr>
-          <w:rFonts w:ascii="Times New Roman" w:hAnsi="Times New Roman" w:cs="Times New Roman"/>
-          <w:sz w:val="24"/>
-          <w:szCs w:val="24"/>
-        </w:rPr>
-        <w:t xml:space="preserve"> de la Deuxième Guerre Mondiale</w:t>
-      </w:r>
-      <w:r>
-        <w:rPr>
-          <w:rFonts w:ascii="Times New Roman" w:hAnsi="Times New Roman" w:cs="Times New Roman"/>
-          <w:sz w:val="24"/>
-          <w:szCs w:val="24"/>
-        </w:rPr>
-        <w:t xml:space="preserve">’ in </w:t>
-      </w:r>
-      <w:r>
-        <w:rPr>
-          <w:rFonts w:ascii="Times New Roman" w:hAnsi="Times New Roman" w:cs="Times New Roman"/>
-          <w:i/>
-          <w:sz w:val="24"/>
-          <w:szCs w:val="24"/>
-        </w:rPr>
-        <w:t xml:space="preserve">Revue </w:t>
-      </w:r>
-      <w:proofErr w:type="spellStart"/>
-      <w:r>
-        <w:rPr>
-          <w:rFonts w:ascii="Times New Roman" w:hAnsi="Times New Roman" w:cs="Times New Roman"/>
-          <w:i/>
-          <w:sz w:val="24"/>
-          <w:szCs w:val="24"/>
-        </w:rPr>
-        <w:t>d’</w:t>
-      </w:r>
-      <w:r>
-        <w:rPr>
-          <w:rFonts w:ascii="Times New Roman" w:hAnsi="Times New Roman" w:cs="Times New Roman"/>
-          <w:i/>
-          <w:sz w:val="24"/>
-          <w:szCs w:val="24"/>
-        </w:rPr>
-        <w:t>histoire</w:t>
-      </w:r>
-      <w:proofErr w:type="spellEnd"/>
-      <w:r>
-        <w:rPr>
-          <w:rFonts w:ascii="Times New Roman" w:hAnsi="Times New Roman" w:cs="Times New Roman"/>
-          <w:i/>
-          <w:sz w:val="24"/>
-          <w:szCs w:val="24"/>
-        </w:rPr>
-        <w:t xml:space="preserve"> de la Deuxième Guerre M</w:t>
-      </w:r>
-      <w:r>
-        <w:rPr>
-          <w:rFonts w:ascii="Times New Roman" w:hAnsi="Times New Roman" w:cs="Times New Roman"/>
-          <w:i/>
-          <w:sz w:val="24"/>
-          <w:szCs w:val="24"/>
-        </w:rPr>
-        <w:t xml:space="preserve">ondiale, </w:t>
-      </w:r>
-      <w:r>
-        <w:rPr>
-          <w:rFonts w:ascii="Times New Roman" w:hAnsi="Times New Roman" w:cs="Times New Roman"/>
-          <w:sz w:val="24"/>
-          <w:szCs w:val="24"/>
-        </w:rPr>
-        <w:t>23/90, April 1973, 71-77</w:t>
-      </w:r>
-      <w:r>
-        <w:rPr>
-          <w:rFonts w:ascii="Times New Roman" w:hAnsi="Times New Roman" w:cs="Times New Roman"/>
-          <w:i/>
-          <w:sz w:val="24"/>
-          <w:szCs w:val="24"/>
-        </w:rPr>
-        <w:t xml:space="preserve">; </w:t>
-      </w:r>
-      <w:r>
-        <w:rPr>
-          <w:rFonts w:ascii="Times New Roman" w:hAnsi="Times New Roman" w:cs="Times New Roman"/>
-          <w:sz w:val="24"/>
-          <w:szCs w:val="24"/>
-        </w:rPr>
-        <w:t xml:space="preserve">J. </w:t>
-      </w:r>
-      <w:proofErr w:type="spellStart"/>
-      <w:r>
-        <w:rPr>
-          <w:rFonts w:ascii="Times New Roman" w:hAnsi="Times New Roman" w:cs="Times New Roman"/>
-          <w:sz w:val="24"/>
-          <w:szCs w:val="24"/>
-        </w:rPr>
-        <w:t>Willequet</w:t>
-      </w:r>
-      <w:proofErr w:type="spellEnd"/>
-      <w:r>
-        <w:rPr>
-          <w:rFonts w:ascii="Times New Roman" w:hAnsi="Times New Roman" w:cs="Times New Roman"/>
-          <w:sz w:val="24"/>
-          <w:szCs w:val="24"/>
-        </w:rPr>
-        <w:t xml:space="preserve">, </w:t>
-      </w:r>
-      <w:r>
-        <w:rPr>
-          <w:rFonts w:ascii="Times New Roman" w:hAnsi="Times New Roman" w:cs="Times New Roman"/>
-          <w:i/>
-          <w:sz w:val="24"/>
-          <w:szCs w:val="24"/>
-        </w:rPr>
-        <w:t>Paul-Henri Spaak: un home, des combats</w:t>
+        <w:t>Paul-Henri Spaak et la France</w:t>
       </w:r>
       <w:r>
         <w:rPr>
@@ -12792,433 +12903,6 @@
           <w:sz w:val="24"/>
           <w:szCs w:val="24"/>
         </w:rPr>
-        <w:t xml:space="preserve"> 1975; J. </w:t>
-      </w:r>
-      <w:proofErr w:type="spellStart"/>
-      <w:r>
-        <w:rPr>
-          <w:rFonts w:ascii="Times New Roman" w:hAnsi="Times New Roman" w:cs="Times New Roman"/>
-          <w:sz w:val="24"/>
-          <w:szCs w:val="24"/>
-        </w:rPr>
-        <w:t>Willequet</w:t>
-      </w:r>
-      <w:proofErr w:type="spellEnd"/>
-      <w:r>
-        <w:rPr>
-          <w:rFonts w:ascii="Times New Roman" w:hAnsi="Times New Roman" w:cs="Times New Roman"/>
-          <w:sz w:val="24"/>
-          <w:szCs w:val="24"/>
-        </w:rPr>
-        <w:t>, ‘S</w:t>
-      </w:r>
-      <w:r>
-        <w:rPr>
-          <w:rFonts w:ascii="Times New Roman" w:hAnsi="Times New Roman" w:cs="Times New Roman"/>
-          <w:sz w:val="24"/>
-          <w:szCs w:val="24"/>
-        </w:rPr>
-        <w:t>paak</w:t>
-      </w:r>
-      <w:r>
-        <w:rPr>
-          <w:rFonts w:ascii="Times New Roman" w:hAnsi="Times New Roman" w:cs="Times New Roman"/>
-          <w:sz w:val="24"/>
-          <w:szCs w:val="24"/>
-        </w:rPr>
-        <w:t xml:space="preserve"> (Paul Henri)’</w:t>
-      </w:r>
-      <w:r>
-        <w:rPr>
-          <w:rFonts w:ascii="Times New Roman" w:hAnsi="Times New Roman" w:cs="Times New Roman"/>
-          <w:i/>
-          <w:sz w:val="24"/>
-          <w:szCs w:val="24"/>
-        </w:rPr>
-        <w:t xml:space="preserve"> </w:t>
-      </w:r>
-      <w:r>
-        <w:rPr>
-          <w:rFonts w:ascii="Times New Roman" w:hAnsi="Times New Roman" w:cs="Times New Roman"/>
-          <w:sz w:val="24"/>
-          <w:szCs w:val="24"/>
-        </w:rPr>
-        <w:t xml:space="preserve">in </w:t>
-      </w:r>
-      <w:proofErr w:type="spellStart"/>
-      <w:r>
-        <w:rPr>
-          <w:rFonts w:ascii="Times New Roman" w:hAnsi="Times New Roman" w:cs="Times New Roman"/>
-          <w:i/>
-          <w:sz w:val="24"/>
-          <w:szCs w:val="24"/>
-        </w:rPr>
-        <w:t>Bibliographie</w:t>
-      </w:r>
-      <w:proofErr w:type="spellEnd"/>
-      <w:r>
-        <w:rPr>
-          <w:rFonts w:ascii="Times New Roman" w:hAnsi="Times New Roman" w:cs="Times New Roman"/>
-          <w:i/>
-          <w:sz w:val="24"/>
-          <w:szCs w:val="24"/>
-        </w:rPr>
-        <w:t xml:space="preserve"> </w:t>
-      </w:r>
-      <w:proofErr w:type="spellStart"/>
-      <w:r>
-        <w:rPr>
-          <w:rFonts w:ascii="Times New Roman" w:hAnsi="Times New Roman" w:cs="Times New Roman"/>
-          <w:i/>
-          <w:sz w:val="24"/>
-          <w:szCs w:val="24"/>
-        </w:rPr>
-        <w:t>nationale</w:t>
-      </w:r>
-      <w:proofErr w:type="spellEnd"/>
-      <w:r>
-        <w:rPr>
-          <w:rFonts w:ascii="Times New Roman" w:hAnsi="Times New Roman" w:cs="Times New Roman"/>
-          <w:i/>
-          <w:sz w:val="24"/>
-          <w:szCs w:val="24"/>
-        </w:rPr>
-        <w:t>: Supplement</w:t>
-      </w:r>
-      <w:r>
-        <w:rPr>
-          <w:rFonts w:ascii="Times New Roman" w:hAnsi="Times New Roman" w:cs="Times New Roman"/>
-          <w:sz w:val="24"/>
-          <w:szCs w:val="24"/>
-        </w:rPr>
-        <w:t>:</w:t>
-      </w:r>
-      <w:r>
-        <w:rPr>
-          <w:rFonts w:ascii="Times New Roman" w:hAnsi="Times New Roman" w:cs="Times New Roman"/>
-          <w:i/>
-          <w:sz w:val="24"/>
-          <w:szCs w:val="24"/>
-        </w:rPr>
-        <w:t xml:space="preserve"> </w:t>
-      </w:r>
-      <w:r>
-        <w:rPr>
-          <w:rFonts w:ascii="Times New Roman" w:hAnsi="Times New Roman" w:cs="Times New Roman"/>
-          <w:sz w:val="24"/>
-          <w:szCs w:val="24"/>
-        </w:rPr>
-        <w:t>T.11, Vol. 39, Brussels</w:t>
-      </w:r>
-      <w:r>
-        <w:rPr>
-          <w:rFonts w:ascii="Times New Roman" w:hAnsi="Times New Roman" w:cs="Times New Roman"/>
-          <w:sz w:val="24"/>
-          <w:szCs w:val="24"/>
-        </w:rPr>
-        <w:t xml:space="preserve"> 1976, 799-806; </w:t>
-      </w:r>
-      <w:r>
-        <w:rPr>
-          <w:rFonts w:ascii="Times New Roman" w:hAnsi="Times New Roman" w:cs="Times New Roman"/>
-          <w:sz w:val="24"/>
-          <w:szCs w:val="24"/>
-        </w:rPr>
-        <w:t>R.S. Jordan with M.</w:t>
-      </w:r>
-      <w:r>
-        <w:rPr>
-          <w:rFonts w:ascii="Times New Roman" w:hAnsi="Times New Roman" w:cs="Times New Roman"/>
-          <w:sz w:val="24"/>
-          <w:szCs w:val="24"/>
-        </w:rPr>
-        <w:t xml:space="preserve">W. </w:t>
-      </w:r>
-      <w:proofErr w:type="spellStart"/>
-      <w:r>
-        <w:rPr>
-          <w:rFonts w:ascii="Times New Roman" w:hAnsi="Times New Roman" w:cs="Times New Roman"/>
-          <w:sz w:val="24"/>
-          <w:szCs w:val="24"/>
-        </w:rPr>
-        <w:t>Bloome</w:t>
-      </w:r>
-      <w:proofErr w:type="spellEnd"/>
-      <w:r>
-        <w:rPr>
-          <w:rFonts w:ascii="Times New Roman" w:hAnsi="Times New Roman" w:cs="Times New Roman"/>
-          <w:sz w:val="24"/>
-          <w:szCs w:val="24"/>
-        </w:rPr>
-        <w:t xml:space="preserve">, </w:t>
-      </w:r>
-      <w:r>
-        <w:rPr>
-          <w:rFonts w:ascii="Times New Roman" w:hAnsi="Times New Roman" w:cs="Times New Roman"/>
-          <w:i/>
-          <w:sz w:val="24"/>
-          <w:szCs w:val="24"/>
-        </w:rPr>
-        <w:t>Political Leadership in NATO:</w:t>
-      </w:r>
-      <w:r>
-        <w:rPr>
-          <w:rFonts w:ascii="Times New Roman" w:hAnsi="Times New Roman" w:cs="Times New Roman"/>
-          <w:i/>
-          <w:sz w:val="24"/>
-          <w:szCs w:val="24"/>
-        </w:rPr>
-        <w:t xml:space="preserve"> </w:t>
-      </w:r>
-      <w:r>
-        <w:rPr>
-          <w:rFonts w:ascii="Times New Roman" w:hAnsi="Times New Roman" w:cs="Times New Roman"/>
-          <w:i/>
-          <w:sz w:val="24"/>
-          <w:szCs w:val="24"/>
-        </w:rPr>
-        <w:t>A Study in Multinational Diplomacy</w:t>
-      </w:r>
-      <w:r>
-        <w:rPr>
-          <w:rFonts w:ascii="Times New Roman" w:hAnsi="Times New Roman" w:cs="Times New Roman"/>
-          <w:sz w:val="24"/>
-          <w:szCs w:val="24"/>
-        </w:rPr>
-        <w:t>, Boulder, CO</w:t>
-      </w:r>
-      <w:r>
-        <w:rPr>
-          <w:rFonts w:ascii="Times New Roman" w:hAnsi="Times New Roman" w:cs="Times New Roman"/>
-          <w:sz w:val="24"/>
-          <w:szCs w:val="24"/>
-        </w:rPr>
-        <w:t xml:space="preserve"> 1979; </w:t>
-      </w:r>
-      <w:r>
-        <w:rPr>
-          <w:rFonts w:ascii="Times New Roman" w:hAnsi="Times New Roman" w:cs="Times New Roman"/>
-          <w:sz w:val="24"/>
-          <w:szCs w:val="24"/>
-        </w:rPr>
-        <w:t>A</w:t>
-      </w:r>
-      <w:r>
-        <w:rPr>
-          <w:rFonts w:ascii="Times New Roman" w:hAnsi="Times New Roman" w:cs="Times New Roman"/>
-          <w:sz w:val="24"/>
-          <w:szCs w:val="24"/>
-        </w:rPr>
-        <w:t>.</w:t>
-      </w:r>
-      <w:r>
-        <w:rPr>
-          <w:rFonts w:ascii="Times New Roman" w:hAnsi="Times New Roman" w:cs="Times New Roman"/>
-          <w:sz w:val="24"/>
-          <w:szCs w:val="24"/>
-        </w:rPr>
-        <w:t>-P.</w:t>
-      </w:r>
-      <w:r>
-        <w:rPr>
-          <w:rFonts w:ascii="Times New Roman" w:hAnsi="Times New Roman" w:cs="Times New Roman"/>
-          <w:sz w:val="24"/>
-          <w:szCs w:val="24"/>
-        </w:rPr>
-        <w:t xml:space="preserve"> </w:t>
-      </w:r>
-      <w:proofErr w:type="spellStart"/>
-      <w:r>
-        <w:rPr>
-          <w:rFonts w:ascii="Times New Roman" w:hAnsi="Times New Roman" w:cs="Times New Roman"/>
-          <w:sz w:val="24"/>
-          <w:szCs w:val="24"/>
-        </w:rPr>
-        <w:t>Frognier</w:t>
-      </w:r>
-      <w:proofErr w:type="spellEnd"/>
-      <w:r>
-        <w:rPr>
-          <w:rFonts w:ascii="Times New Roman" w:hAnsi="Times New Roman" w:cs="Times New Roman"/>
-          <w:sz w:val="24"/>
-          <w:szCs w:val="24"/>
-        </w:rPr>
-        <w:t xml:space="preserve"> and</w:t>
-      </w:r>
-      <w:r>
-        <w:rPr>
-          <w:rFonts w:ascii="Times New Roman" w:hAnsi="Times New Roman" w:cs="Times New Roman"/>
-          <w:sz w:val="24"/>
-          <w:szCs w:val="24"/>
-        </w:rPr>
-        <w:t xml:space="preserve"> M. Collinge, ‘Paul-Henri Spaak</w:t>
-      </w:r>
-      <w:r>
-        <w:rPr>
-          <w:rFonts w:ascii="Times New Roman" w:hAnsi="Times New Roman" w:cs="Times New Roman"/>
-          <w:sz w:val="24"/>
-          <w:szCs w:val="24"/>
-        </w:rPr>
-        <w:t xml:space="preserve">’ in </w:t>
-      </w:r>
-      <w:r>
-        <w:rPr>
-          <w:rFonts w:ascii="Times New Roman" w:hAnsi="Times New Roman" w:cs="Times New Roman"/>
-          <w:sz w:val="24"/>
-          <w:szCs w:val="24"/>
-        </w:rPr>
-        <w:t xml:space="preserve">D. </w:t>
-      </w:r>
-      <w:proofErr w:type="spellStart"/>
-      <w:r>
-        <w:rPr>
-          <w:rFonts w:ascii="Times New Roman" w:hAnsi="Times New Roman" w:cs="Times New Roman"/>
-          <w:sz w:val="24"/>
-          <w:szCs w:val="24"/>
-        </w:rPr>
-        <w:t>Wilsford</w:t>
-      </w:r>
-      <w:proofErr w:type="spellEnd"/>
-      <w:r>
-        <w:rPr>
-          <w:rFonts w:ascii="Times New Roman" w:hAnsi="Times New Roman" w:cs="Times New Roman"/>
-          <w:i/>
-          <w:sz w:val="24"/>
-          <w:szCs w:val="24"/>
-        </w:rPr>
-        <w:t xml:space="preserve"> </w:t>
-      </w:r>
-      <w:r>
-        <w:rPr>
-          <w:rFonts w:ascii="Times New Roman" w:hAnsi="Times New Roman" w:cs="Times New Roman"/>
-          <w:sz w:val="24"/>
-          <w:szCs w:val="24"/>
-        </w:rPr>
-        <w:t>(ed.)</w:t>
-      </w:r>
-      <w:r>
-        <w:rPr>
-          <w:rFonts w:ascii="Times New Roman" w:hAnsi="Times New Roman" w:cs="Times New Roman"/>
-          <w:sz w:val="24"/>
-          <w:szCs w:val="24"/>
-        </w:rPr>
-        <w:t>,</w:t>
-      </w:r>
-      <w:r>
-        <w:rPr>
-          <w:rFonts w:ascii="Times New Roman" w:hAnsi="Times New Roman" w:cs="Times New Roman"/>
-          <w:i/>
-          <w:sz w:val="24"/>
-          <w:szCs w:val="24"/>
-        </w:rPr>
-        <w:t xml:space="preserve"> </w:t>
-      </w:r>
-      <w:r>
-        <w:rPr>
-          <w:rFonts w:ascii="Times New Roman" w:hAnsi="Times New Roman" w:cs="Times New Roman"/>
-          <w:i/>
-          <w:sz w:val="24"/>
-          <w:szCs w:val="24"/>
-        </w:rPr>
-        <w:t xml:space="preserve">Political Leaders of Contemporary Western Europe: A </w:t>
-      </w:r>
-      <w:r>
-        <w:rPr>
-          <w:rFonts w:ascii="Times New Roman" w:hAnsi="Times New Roman" w:cs="Times New Roman"/>
-          <w:i/>
-          <w:sz w:val="24"/>
-          <w:szCs w:val="24"/>
-        </w:rPr>
-        <w:t>Biographical Dictionary</w:t>
-      </w:r>
-      <w:r>
-        <w:rPr>
-          <w:rFonts w:ascii="Times New Roman" w:hAnsi="Times New Roman" w:cs="Times New Roman"/>
-          <w:sz w:val="24"/>
-          <w:szCs w:val="24"/>
-        </w:rPr>
-        <w:t xml:space="preserve">, Westport, </w:t>
-      </w:r>
-      <w:r>
-        <w:rPr>
-          <w:rFonts w:ascii="Times New Roman" w:hAnsi="Times New Roman" w:cs="Times New Roman"/>
-          <w:sz w:val="24"/>
-          <w:szCs w:val="24"/>
-        </w:rPr>
-        <w:t>CT</w:t>
-      </w:r>
-      <w:r>
-        <w:rPr>
-          <w:rFonts w:ascii="Times New Roman" w:hAnsi="Times New Roman" w:cs="Times New Roman"/>
-          <w:sz w:val="24"/>
-          <w:szCs w:val="24"/>
-        </w:rPr>
-        <w:t xml:space="preserve"> 1995, 421-427;</w:t>
-      </w:r>
-      <w:r>
-        <w:rPr>
-          <w:rFonts w:ascii="Times New Roman" w:hAnsi="Times New Roman" w:cs="Times New Roman"/>
-          <w:sz w:val="24"/>
-          <w:szCs w:val="24"/>
-        </w:rPr>
-        <w:t xml:space="preserve"> </w:t>
-      </w:r>
-      <w:r>
-        <w:rPr>
-          <w:rFonts w:ascii="Times New Roman" w:hAnsi="Times New Roman" w:cs="Times New Roman"/>
-          <w:sz w:val="24"/>
-          <w:szCs w:val="24"/>
-        </w:rPr>
-        <w:t xml:space="preserve">M. Dumoulin, </w:t>
-      </w:r>
-      <w:r>
-        <w:rPr>
-          <w:rFonts w:ascii="Times New Roman" w:hAnsi="Times New Roman" w:cs="Times New Roman"/>
-          <w:i/>
-          <w:sz w:val="24"/>
-          <w:szCs w:val="24"/>
-        </w:rPr>
-        <w:t>Spaak</w:t>
-      </w:r>
-      <w:r>
-        <w:rPr>
-          <w:rFonts w:ascii="Times New Roman" w:hAnsi="Times New Roman" w:cs="Times New Roman"/>
-          <w:sz w:val="24"/>
-          <w:szCs w:val="24"/>
-        </w:rPr>
-        <w:t>, Brussels</w:t>
-      </w:r>
-      <w:r>
-        <w:rPr>
-          <w:rFonts w:ascii="Times New Roman" w:hAnsi="Times New Roman" w:cs="Times New Roman"/>
-          <w:sz w:val="24"/>
-          <w:szCs w:val="24"/>
-        </w:rPr>
-        <w:t xml:space="preserve"> 1999; G. Duchenne, V. Dujardin and M. Dumoulin, </w:t>
-      </w:r>
-      <w:r>
-        <w:rPr>
-          <w:rFonts w:ascii="Times New Roman" w:hAnsi="Times New Roman" w:cs="Times New Roman"/>
-          <w:i/>
-          <w:sz w:val="24"/>
-          <w:szCs w:val="24"/>
-        </w:rPr>
-        <w:t>Paul-Henri Spaak et la France</w:t>
-      </w:r>
-      <w:r>
-        <w:rPr>
-          <w:rFonts w:ascii="Times New Roman" w:hAnsi="Times New Roman" w:cs="Times New Roman"/>
-          <w:sz w:val="24"/>
-          <w:szCs w:val="24"/>
-        </w:rPr>
-        <w:t>, Brussels</w:t>
-      </w:r>
-      <w:r>
-        <w:rPr>
-          <w:rFonts w:ascii="Times New Roman" w:hAnsi="Times New Roman" w:cs="Times New Roman"/>
-          <w:sz w:val="24"/>
-          <w:szCs w:val="24"/>
-        </w:rPr>
         <w:t xml:space="preserve"> 2007; J.</w:t>
       </w:r>
       <w:r>
@@ -13227,25 +12911,7 @@
           <w:sz w:val="24"/>
           <w:szCs w:val="24"/>
         </w:rPr>
-        <w:t xml:space="preserve">E. </w:t>
-      </w:r>
-      <w:proofErr w:type="spellStart"/>
-      <w:r>
-        <w:rPr>
-          <w:rFonts w:ascii="Times New Roman" w:hAnsi="Times New Roman" w:cs="Times New Roman"/>
-          <w:sz w:val="24"/>
-          <w:szCs w:val="24"/>
-        </w:rPr>
-        <w:t>Helmreich</w:t>
-      </w:r>
-      <w:proofErr w:type="spellEnd"/>
-      <w:r>
-        <w:rPr>
-          <w:rFonts w:ascii="Times New Roman" w:hAnsi="Times New Roman" w:cs="Times New Roman"/>
-          <w:sz w:val="24"/>
-          <w:szCs w:val="24"/>
-        </w:rPr>
-        <w:t>, ‘Paul-Henri Spaak:</w:t>
+        <w:t>E. Helmreich, ‘Paul-Henri Spaak:</w:t>
       </w:r>
       <w:r>
         <w:rPr>
@@ -13756,7 +13422,7 @@
         </w:rPr>
         <w:t xml:space="preserve">Eisenberg, </w:t>
       </w:r>
-      <w:hyperlink r:id="rId10" w:history="1">
+      <w:hyperlink r:id="rId9" w:history="1">
         <w:r>
           <w:rPr>
             <w:rStyle w:val="Hyperlink"/>
@@ -13778,8 +13444,8 @@
       </w:r>
     </w:p>
     <w:sectPr>
-      <w:headerReference w:type="default" r:id="rId11"/>
-      <w:footerReference w:type="default" r:id="rId12"/>
+      <w:headerReference w:type="default" r:id="rId10"/>
+      <w:footerReference w:type="default" r:id="rId11"/>
       <w:pgSz w:w="11901" w:h="16840"/>
       <w:pgMar w:top="1418" w:right="1418" w:bottom="1418" w:left="1418" w:header="709" w:footer="709" w:gutter="0"/>
       <w:cols w:space="720"/>
@@ -13790,7 +13456,7 @@
 </file>
 
 <file path=word/endnotes.xml><?xml version="1.0" encoding="utf-8"?>
-<w:endnotes xmlns:wpc="http://schemas.microsoft.com/office/word/2010/wordprocessingCanvas" xmlns:cx="http://schemas.microsoft.com/office/drawing/2014/chartex" xmlns:cx1="http://schemas.microsoft.com/office/drawing/2015/9/8/chartex" xmlns:cx2="http://schemas.microsoft.com/office/drawing/2015/10/21/chartex" xmlns:cx3="http://schemas.microsoft.com/office/drawing/2016/5/9/chartex" xmlns:cx4="http://schemas.microsoft.com/office/drawing/2016/5/10/chartex" xmlns:cx5="http://schemas.microsoft.com/office/drawing/2016/5/11/chartex" xmlns:cx6="http://schemas.microsoft.com/office/drawing/2016/5/12/chartex" xmlns:cx7="http://schemas.microsoft.com/office/drawing/2016/5/13/chartex" xmlns:cx8="http://schemas.microsoft.com/office/drawing/2016/5/14/chartex" xmlns:mc="http://schemas.openxmlformats.org/markup-compatibility/2006" xmlns:aink="http://schemas.microsoft.com/office/drawing/2016/ink" xmlns:am3d="http://schemas.microsoft.com/office/drawing/2017/model3d" xmlns:o="urn:schemas-microsoft-com:office:office" xmlns:oel="http://schemas.microsoft.com/office/2019/extlst" xmlns:r="http://schemas.openxmlformats.org/officeDocument/2006/relationships" xmlns:m="http://schemas.openxmlformats.org/officeDocument/2006/math" xmlns:v="urn:schemas-microsoft-com:vml" xmlns:wp14="http://schemas.microsoft.com/office/word/2010/wordprocessingDrawing" xmlns:wp="http://schemas.openxmlformats.org/drawingml/2006/wordprocessingDrawing" xmlns:w10="urn:schemas-microsoft-com:office:word" xmlns:w="http://schemas.openxmlformats.org/wordprocessingml/2006/main" xmlns:w14="http://schemas.microsoft.com/office/word/2010/wordml" xmlns:w15="http://schemas.microsoft.com/office/word/2012/wordml" xmlns:w16cex="http://schemas.microsoft.com/office/word/2018/wordml/cex" xmlns:w16cid="http://schemas.microsoft.com/office/word/2016/wordml/cid" xmlns:w16="http://schemas.microsoft.com/office/word/2018/wordml" xmlns:w16du="http://schemas.microsoft.com/office/word/2023/wordml/word16du" xmlns:w16sdtdh="http://schemas.microsoft.com/office/word/2020/wordml/sdtdatahash" xmlns:w16sdtfl="http://schemas.microsoft.com/office/word/2024/wordml/sdtformatlock" xmlns:w16se="http://schemas.microsoft.com/office/word/2015/wordml/symex" xmlns:wpg="http://schemas.microsoft.com/office/word/2010/wordprocessingGroup" xmlns:wpi="http://schemas.microsoft.com/office/word/2010/wordprocessingInk" xmlns:wne="http://schemas.microsoft.com/office/word/2006/wordml" xmlns:wps="http://schemas.microsoft.com/office/word/2010/wordprocessingShape" mc:Ignorable="w14 w15 w16se w16cid w16 w16cex w16sdtdh w16sdtfl w16du wp14">
+<w:endnotes xmlns:wpc="http://schemas.microsoft.com/office/word/2010/wordprocessingCanvas" xmlns:cx="http://schemas.microsoft.com/office/drawing/2014/chartex" xmlns:cx1="http://schemas.microsoft.com/office/drawing/2015/9/8/chartex" xmlns:cx2="http://schemas.microsoft.com/office/drawing/2015/10/21/chartex" xmlns:cx3="http://schemas.microsoft.com/office/drawing/2016/5/9/chartex" xmlns:cx4="http://schemas.microsoft.com/office/drawing/2016/5/10/chartex" xmlns:cx5="http://schemas.microsoft.com/office/drawing/2016/5/11/chartex" xmlns:cx6="http://schemas.microsoft.com/office/drawing/2016/5/12/chartex" xmlns:cx7="http://schemas.microsoft.com/office/drawing/2016/5/13/chartex" xmlns:cx8="http://schemas.microsoft.com/office/drawing/2016/5/14/chartex" xmlns:mc="http://schemas.openxmlformats.org/markup-compatibility/2006" xmlns:m="http://schemas.openxmlformats.org/officeDocument/2006/math" xmlns:aink="http://schemas.microsoft.com/office/drawing/2016/ink" xmlns:am3d="http://schemas.microsoft.com/office/drawing/2017/model3d" xmlns:oel="http://schemas.microsoft.com/office/2019/extlst" xmlns:r="http://schemas.openxmlformats.org/officeDocument/2006/relationships" xmlns:wp14="http://schemas.microsoft.com/office/word/2010/wordprocessingDrawing" xmlns:wp="http://schemas.openxmlformats.org/drawingml/2006/wordprocessingDrawing" xmlns:wpg="http://schemas.microsoft.com/office/word/2010/wordprocessingGroup" xmlns:wpi="http://schemas.microsoft.com/office/word/2010/wordprocessingInk" xmlns:wps="http://schemas.microsoft.com/office/word/2010/wordprocessingShape" xmlns:o="urn:schemas-microsoft-com:office:office" xmlns:v="urn:schemas-microsoft-com:vml" xmlns:w10="urn:schemas-microsoft-com:office:word" xmlns:w="http://schemas.openxmlformats.org/wordprocessingml/2006/main" xmlns:w14="http://schemas.microsoft.com/office/word/2010/wordml" xmlns:w15="http://schemas.microsoft.com/office/word/2012/wordml" xmlns:w16cei="http://schemas.microsoft.com/office/word/2026/wordml/cei" xmlns:w16cex="http://schemas.microsoft.com/office/word/2018/wordml/cex" xmlns:w16cid="http://schemas.microsoft.com/office/word/2016/wordml/cid" xmlns:w16="http://schemas.microsoft.com/office/word/2018/wordml" xmlns:w16sdtdh="http://schemas.microsoft.com/office/word/2020/wordml/sdtdatahash" xmlns:w16sdtfl="http://schemas.microsoft.com/office/word/2024/wordml/sdtformatlock" xmlns:w16se="http://schemas.microsoft.com/office/word/2015/wordml/symex" xmlns:w16du="http://schemas.microsoft.com/office/word/2023/wordml/word16du" xmlns:wne="http://schemas.microsoft.com/office/word/2006/wordml" mc:Ignorable="w14 w15 w16se w16cid w16 w16cex w16sdtdh w16sdtfl w16du wp14">
   <w:endnote w:type="separator" w:id="-1">
     <w:p>
       <w:pPr>
@@ -13815,7 +13481,7 @@
 </file>
 
 <file path=word/footer1.xml><?xml version="1.0" encoding="utf-8"?>
-<w:ftr xmlns:wpc="http://schemas.microsoft.com/office/word/2010/wordprocessingCanvas" xmlns:cx="http://schemas.microsoft.com/office/drawing/2014/chartex" xmlns:cx1="http://schemas.microsoft.com/office/drawing/2015/9/8/chartex" xmlns:cx2="http://schemas.microsoft.com/office/drawing/2015/10/21/chartex" xmlns:cx3="http://schemas.microsoft.com/office/drawing/2016/5/9/chartex" xmlns:cx4="http://schemas.microsoft.com/office/drawing/2016/5/10/chartex" xmlns:cx5="http://schemas.microsoft.com/office/drawing/2016/5/11/chartex" xmlns:cx6="http://schemas.microsoft.com/office/drawing/2016/5/12/chartex" xmlns:cx7="http://schemas.microsoft.com/office/drawing/2016/5/13/chartex" xmlns:cx8="http://schemas.microsoft.com/office/drawing/2016/5/14/chartex" xmlns:mc="http://schemas.openxmlformats.org/markup-compatibility/2006" xmlns:aink="http://schemas.microsoft.com/office/drawing/2016/ink" xmlns:am3d="http://schemas.microsoft.com/office/drawing/2017/model3d" xmlns:o="urn:schemas-microsoft-com:office:office" xmlns:oel="http://schemas.microsoft.com/office/2019/extlst" xmlns:r="http://schemas.openxmlformats.org/officeDocument/2006/relationships" xmlns:m="http://schemas.openxmlformats.org/officeDocument/2006/math" xmlns:v="urn:schemas-microsoft-com:vml" xmlns:wp14="http://schemas.microsoft.com/office/word/2010/wordprocessingDrawing" xmlns:wp="http://schemas.openxmlformats.org/drawingml/2006/wordprocessingDrawing" xmlns:w10="urn:schemas-microsoft-com:office:word" xmlns:w="http://schemas.openxmlformats.org/wordprocessingml/2006/main" xmlns:w14="http://schemas.microsoft.com/office/word/2010/wordml" xmlns:w15="http://schemas.microsoft.com/office/word/2012/wordml" xmlns:w16cex="http://schemas.microsoft.com/office/word/2018/wordml/cex" xmlns:w16cid="http://schemas.microsoft.com/office/word/2016/wordml/cid" xmlns:w16="http://schemas.microsoft.com/office/word/2018/wordml" xmlns:w16du="http://schemas.microsoft.com/office/word/2023/wordml/word16du" xmlns:w16sdtdh="http://schemas.microsoft.com/office/word/2020/wordml/sdtdatahash" xmlns:w16sdtfl="http://schemas.microsoft.com/office/word/2024/wordml/sdtformatlock" xmlns:w16se="http://schemas.microsoft.com/office/word/2015/wordml/symex" xmlns:wpg="http://schemas.microsoft.com/office/word/2010/wordprocessingGroup" xmlns:wpi="http://schemas.microsoft.com/office/word/2010/wordprocessingInk" xmlns:wne="http://schemas.microsoft.com/office/word/2006/wordml" xmlns:wps="http://schemas.microsoft.com/office/word/2010/wordprocessingShape" mc:Ignorable="w14 w15 w16se w16cid w16 w16cex w16sdtdh w16sdtfl w16du wp14">
+<w:ftr xmlns:wpc="http://schemas.microsoft.com/office/word/2010/wordprocessingCanvas" xmlns:cx="http://schemas.microsoft.com/office/drawing/2014/chartex" xmlns:cx1="http://schemas.microsoft.com/office/drawing/2015/9/8/chartex" xmlns:cx2="http://schemas.microsoft.com/office/drawing/2015/10/21/chartex" xmlns:cx3="http://schemas.microsoft.com/office/drawing/2016/5/9/chartex" xmlns:cx4="http://schemas.microsoft.com/office/drawing/2016/5/10/chartex" xmlns:cx5="http://schemas.microsoft.com/office/drawing/2016/5/11/chartex" xmlns:cx6="http://schemas.microsoft.com/office/drawing/2016/5/12/chartex" xmlns:cx7="http://schemas.microsoft.com/office/drawing/2016/5/13/chartex" xmlns:cx8="http://schemas.microsoft.com/office/drawing/2016/5/14/chartex" xmlns:mc="http://schemas.openxmlformats.org/markup-compatibility/2006" xmlns:m="http://schemas.openxmlformats.org/officeDocument/2006/math" xmlns:aink="http://schemas.microsoft.com/office/drawing/2016/ink" xmlns:am3d="http://schemas.microsoft.com/office/drawing/2017/model3d" xmlns:oel="http://schemas.microsoft.com/office/2019/extlst" xmlns:r="http://schemas.openxmlformats.org/officeDocument/2006/relationships" xmlns:wp14="http://schemas.microsoft.com/office/word/2010/wordprocessingDrawing" xmlns:wp="http://schemas.openxmlformats.org/drawingml/2006/wordprocessingDrawing" xmlns:wpg="http://schemas.microsoft.com/office/word/2010/wordprocessingGroup" xmlns:wpi="http://schemas.microsoft.com/office/word/2010/wordprocessingInk" xmlns:wps="http://schemas.microsoft.com/office/word/2010/wordprocessingShape" xmlns:o="urn:schemas-microsoft-com:office:office" xmlns:v="urn:schemas-microsoft-com:vml" xmlns:w10="urn:schemas-microsoft-com:office:word" xmlns:w="http://schemas.openxmlformats.org/wordprocessingml/2006/main" xmlns:w14="http://schemas.microsoft.com/office/word/2010/wordml" xmlns:w15="http://schemas.microsoft.com/office/word/2012/wordml" xmlns:w16cei="http://schemas.microsoft.com/office/word/2026/wordml/cei" xmlns:w16cex="http://schemas.microsoft.com/office/word/2018/wordml/cex" xmlns:w16cid="http://schemas.microsoft.com/office/word/2016/wordml/cid" xmlns:w16="http://schemas.microsoft.com/office/word/2018/wordml" xmlns:w16sdtdh="http://schemas.microsoft.com/office/word/2020/wordml/sdtdatahash" xmlns:w16sdtfl="http://schemas.microsoft.com/office/word/2024/wordml/sdtformatlock" xmlns:w16se="http://schemas.microsoft.com/office/word/2015/wordml/symex" xmlns:w16du="http://schemas.microsoft.com/office/word/2023/wordml/word16du" xmlns:wne="http://schemas.microsoft.com/office/word/2006/wordml" mc:Ignorable="w14 w15 w16se w16cid w16 w16cex w16sdtdh w16sdtfl w16du wp14">
   <w:p>
     <w:pPr>
       <w:pStyle w:val="Voettekst"/>
@@ -13871,7 +13537,7 @@
 </file>
 
 <file path=word/footnotes.xml><?xml version="1.0" encoding="utf-8"?>
-<w:footnotes xmlns:wpc="http://schemas.microsoft.com/office/word/2010/wordprocessingCanvas" xmlns:cx="http://schemas.microsoft.com/office/drawing/2014/chartex" xmlns:cx1="http://schemas.microsoft.com/office/drawing/2015/9/8/chartex" xmlns:cx2="http://schemas.microsoft.com/office/drawing/2015/10/21/chartex" xmlns:cx3="http://schemas.microsoft.com/office/drawing/2016/5/9/chartex" xmlns:cx4="http://schemas.microsoft.com/office/drawing/2016/5/10/chartex" xmlns:cx5="http://schemas.microsoft.com/office/drawing/2016/5/11/chartex" xmlns:cx6="http://schemas.microsoft.com/office/drawing/2016/5/12/chartex" xmlns:cx7="http://schemas.microsoft.com/office/drawing/2016/5/13/chartex" xmlns:cx8="http://schemas.microsoft.com/office/drawing/2016/5/14/chartex" xmlns:mc="http://schemas.openxmlformats.org/markup-compatibility/2006" xmlns:aink="http://schemas.microsoft.com/office/drawing/2016/ink" xmlns:am3d="http://schemas.microsoft.com/office/drawing/2017/model3d" xmlns:o="urn:schemas-microsoft-com:office:office" xmlns:oel="http://schemas.microsoft.com/office/2019/extlst" xmlns:r="http://schemas.openxmlformats.org/officeDocument/2006/relationships" xmlns:m="http://schemas.openxmlformats.org/officeDocument/2006/math" xmlns:v="urn:schemas-microsoft-com:vml" xmlns:wp14="http://schemas.microsoft.com/office/word/2010/wordprocessingDrawing" xmlns:wp="http://schemas.openxmlformats.org/drawingml/2006/wordprocessingDrawing" xmlns:w10="urn:schemas-microsoft-com:office:word" xmlns:w="http://schemas.openxmlformats.org/wordprocessingml/2006/main" xmlns:w14="http://schemas.microsoft.com/office/word/2010/wordml" xmlns:w15="http://schemas.microsoft.com/office/word/2012/wordml" xmlns:w16cex="http://schemas.microsoft.com/office/word/2018/wordml/cex" xmlns:w16cid="http://schemas.microsoft.com/office/word/2016/wordml/cid" xmlns:w16="http://schemas.microsoft.com/office/word/2018/wordml" xmlns:w16du="http://schemas.microsoft.com/office/word/2023/wordml/word16du" xmlns:w16sdtdh="http://schemas.microsoft.com/office/word/2020/wordml/sdtdatahash" xmlns:w16sdtfl="http://schemas.microsoft.com/office/word/2024/wordml/sdtformatlock" xmlns:w16se="http://schemas.microsoft.com/office/word/2015/wordml/symex" xmlns:wpg="http://schemas.microsoft.com/office/word/2010/wordprocessingGroup" xmlns:wpi="http://schemas.microsoft.com/office/word/2010/wordprocessingInk" xmlns:wne="http://schemas.microsoft.com/office/word/2006/wordml" xmlns:wps="http://schemas.microsoft.com/office/word/2010/wordprocessingShape" mc:Ignorable="w14 w15 w16se w16cid w16 w16cex w16sdtdh w16sdtfl w16du wp14">
+<w:footnotes xmlns:wpc="http://schemas.microsoft.com/office/word/2010/wordprocessingCanvas" xmlns:cx="http://schemas.microsoft.com/office/drawing/2014/chartex" xmlns:cx1="http://schemas.microsoft.com/office/drawing/2015/9/8/chartex" xmlns:cx2="http://schemas.microsoft.com/office/drawing/2015/10/21/chartex" xmlns:cx3="http://schemas.microsoft.com/office/drawing/2016/5/9/chartex" xmlns:cx4="http://schemas.microsoft.com/office/drawing/2016/5/10/chartex" xmlns:cx5="http://schemas.microsoft.com/office/drawing/2016/5/11/chartex" xmlns:cx6="http://schemas.microsoft.com/office/drawing/2016/5/12/chartex" xmlns:cx7="http://schemas.microsoft.com/office/drawing/2016/5/13/chartex" xmlns:cx8="http://schemas.microsoft.com/office/drawing/2016/5/14/chartex" xmlns:mc="http://schemas.openxmlformats.org/markup-compatibility/2006" xmlns:m="http://schemas.openxmlformats.org/officeDocument/2006/math" xmlns:aink="http://schemas.microsoft.com/office/drawing/2016/ink" xmlns:am3d="http://schemas.microsoft.com/office/drawing/2017/model3d" xmlns:oel="http://schemas.microsoft.com/office/2019/extlst" xmlns:r="http://schemas.openxmlformats.org/officeDocument/2006/relationships" xmlns:wp14="http://schemas.microsoft.com/office/word/2010/wordprocessingDrawing" xmlns:wp="http://schemas.openxmlformats.org/drawingml/2006/wordprocessingDrawing" xmlns:wpg="http://schemas.microsoft.com/office/word/2010/wordprocessingGroup" xmlns:wpi="http://schemas.microsoft.com/office/word/2010/wordprocessingInk" xmlns:wps="http://schemas.microsoft.com/office/word/2010/wordprocessingShape" xmlns:o="urn:schemas-microsoft-com:office:office" xmlns:v="urn:schemas-microsoft-com:vml" xmlns:w10="urn:schemas-microsoft-com:office:word" xmlns:w="http://schemas.openxmlformats.org/wordprocessingml/2006/main" xmlns:w14="http://schemas.microsoft.com/office/word/2010/wordml" xmlns:w15="http://schemas.microsoft.com/office/word/2012/wordml" xmlns:w16cei="http://schemas.microsoft.com/office/word/2026/wordml/cei" xmlns:w16cex="http://schemas.microsoft.com/office/word/2018/wordml/cex" xmlns:w16cid="http://schemas.microsoft.com/office/word/2016/wordml/cid" xmlns:w16="http://schemas.microsoft.com/office/word/2018/wordml" xmlns:w16sdtdh="http://schemas.microsoft.com/office/word/2020/wordml/sdtdatahash" xmlns:w16sdtfl="http://schemas.microsoft.com/office/word/2024/wordml/sdtformatlock" xmlns:w16se="http://schemas.microsoft.com/office/word/2015/wordml/symex" xmlns:w16du="http://schemas.microsoft.com/office/word/2023/wordml/word16du" xmlns:wne="http://schemas.microsoft.com/office/word/2006/wordml" mc:Ignorable="w14 w15 w16se w16cid w16 w16cex w16sdtdh w16sdtfl w16du wp14">
   <w:footnote w:type="separator" w:id="-1">
     <w:p>
       <w:pPr>
@@ -13896,7 +13562,7 @@
 </file>
 
 <file path=word/header1.xml><?xml version="1.0" encoding="utf-8"?>
-<w:hdr xmlns:wpc="http://schemas.microsoft.com/office/word/2010/wordprocessingCanvas" xmlns:cx="http://schemas.microsoft.com/office/drawing/2014/chartex" xmlns:cx1="http://schemas.microsoft.com/office/drawing/2015/9/8/chartex" xmlns:cx2="http://schemas.microsoft.com/office/drawing/2015/10/21/chartex" xmlns:cx3="http://schemas.microsoft.com/office/drawing/2016/5/9/chartex" xmlns:cx4="http://schemas.microsoft.com/office/drawing/2016/5/10/chartex" xmlns:cx5="http://schemas.microsoft.com/office/drawing/2016/5/11/chartex" xmlns:cx6="http://schemas.microsoft.com/office/drawing/2016/5/12/chartex" xmlns:cx7="http://schemas.microsoft.com/office/drawing/2016/5/13/chartex" xmlns:cx8="http://schemas.microsoft.com/office/drawing/2016/5/14/chartex" xmlns:mc="http://schemas.openxmlformats.org/markup-compatibility/2006" xmlns:aink="http://schemas.microsoft.com/office/drawing/2016/ink" xmlns:am3d="http://schemas.microsoft.com/office/drawing/2017/model3d" xmlns:o="urn:schemas-microsoft-com:office:office" xmlns:oel="http://schemas.microsoft.com/office/2019/extlst" xmlns:r="http://schemas.openxmlformats.org/officeDocument/2006/relationships" xmlns:m="http://schemas.openxmlformats.org/officeDocument/2006/math" xmlns:v="urn:schemas-microsoft-com:vml" xmlns:wp14="http://schemas.microsoft.com/office/word/2010/wordprocessingDrawing" xmlns:wp="http://schemas.openxmlformats.org/drawingml/2006/wordprocessingDrawing" xmlns:w10="urn:schemas-microsoft-com:office:word" xmlns:w="http://schemas.openxmlformats.org/wordprocessingml/2006/main" xmlns:w14="http://schemas.microsoft.com/office/word/2010/wordml" xmlns:w15="http://schemas.microsoft.com/office/word/2012/wordml" xmlns:w16cex="http://schemas.microsoft.com/office/word/2018/wordml/cex" xmlns:w16cid="http://schemas.microsoft.com/office/word/2016/wordml/cid" xmlns:w16="http://schemas.microsoft.com/office/word/2018/wordml" xmlns:w16du="http://schemas.microsoft.com/office/word/2023/wordml/word16du" xmlns:w16sdtdh="http://schemas.microsoft.com/office/word/2020/wordml/sdtdatahash" xmlns:w16sdtfl="http://schemas.microsoft.com/office/word/2024/wordml/sdtformatlock" xmlns:w16se="http://schemas.microsoft.com/office/word/2015/wordml/symex" xmlns:wpg="http://schemas.microsoft.com/office/word/2010/wordprocessingGroup" xmlns:wpi="http://schemas.microsoft.com/office/word/2010/wordprocessingInk" xmlns:wne="http://schemas.microsoft.com/office/word/2006/wordml" xmlns:wps="http://schemas.microsoft.com/office/word/2010/wordprocessingShape" mc:Ignorable="w14 w15 w16se w16cid w16 w16cex w16sdtdh w16sdtfl w16du wp14">
+<w:hdr xmlns:wpc="http://schemas.microsoft.com/office/word/2010/wordprocessingCanvas" xmlns:cx="http://schemas.microsoft.com/office/drawing/2014/chartex" xmlns:cx1="http://schemas.microsoft.com/office/drawing/2015/9/8/chartex" xmlns:cx2="http://schemas.microsoft.com/office/drawing/2015/10/21/chartex" xmlns:cx3="http://schemas.microsoft.com/office/drawing/2016/5/9/chartex" xmlns:cx4="http://schemas.microsoft.com/office/drawing/2016/5/10/chartex" xmlns:cx5="http://schemas.microsoft.com/office/drawing/2016/5/11/chartex" xmlns:cx6="http://schemas.microsoft.com/office/drawing/2016/5/12/chartex" xmlns:cx7="http://schemas.microsoft.com/office/drawing/2016/5/13/chartex" xmlns:cx8="http://schemas.microsoft.com/office/drawing/2016/5/14/chartex" xmlns:mc="http://schemas.openxmlformats.org/markup-compatibility/2006" xmlns:m="http://schemas.openxmlformats.org/officeDocument/2006/math" xmlns:aink="http://schemas.microsoft.com/office/drawing/2016/ink" xmlns:am3d="http://schemas.microsoft.com/office/drawing/2017/model3d" xmlns:oel="http://schemas.microsoft.com/office/2019/extlst" xmlns:r="http://schemas.openxmlformats.org/officeDocument/2006/relationships" xmlns:wp14="http://schemas.microsoft.com/office/word/2010/wordprocessingDrawing" xmlns:wp="http://schemas.openxmlformats.org/drawingml/2006/wordprocessingDrawing" xmlns:wpg="http://schemas.microsoft.com/office/word/2010/wordprocessingGroup" xmlns:wpi="http://schemas.microsoft.com/office/word/2010/wordprocessingInk" xmlns:wps="http://schemas.microsoft.com/office/word/2010/wordprocessingShape" xmlns:o="urn:schemas-microsoft-com:office:office" xmlns:v="urn:schemas-microsoft-com:vml" xmlns:w10="urn:schemas-microsoft-com:office:word" xmlns:w="http://schemas.openxmlformats.org/wordprocessingml/2006/main" xmlns:w14="http://schemas.microsoft.com/office/word/2010/wordml" xmlns:w15="http://schemas.microsoft.com/office/word/2012/wordml" xmlns:w16cei="http://schemas.microsoft.com/office/word/2026/wordml/cei" xmlns:w16cex="http://schemas.microsoft.com/office/word/2018/wordml/cex" xmlns:w16cid="http://schemas.microsoft.com/office/word/2016/wordml/cid" xmlns:w16="http://schemas.microsoft.com/office/word/2018/wordml" xmlns:w16sdtdh="http://schemas.microsoft.com/office/word/2020/wordml/sdtdatahash" xmlns:w16sdtfl="http://schemas.microsoft.com/office/word/2024/wordml/sdtformatlock" xmlns:w16se="http://schemas.microsoft.com/office/word/2015/wordml/symex" xmlns:w16du="http://schemas.microsoft.com/office/word/2023/wordml/word16du" xmlns:wne="http://schemas.microsoft.com/office/word/2006/wordml" mc:Ignorable="w14 w15 w16se w16cid w16 w16cex w16sdtdh w16sdtfl w16du wp14">
   <w:sdt>
     <w:sdtPr>
       <w:id w:val="1580095685"/>
@@ -13955,7 +13621,7 @@
 </file>
 
 <file path=word/styles.xml><?xml version="1.0" encoding="utf-8"?>
-<w:styles xmlns:mc="http://schemas.openxmlformats.org/markup-compatibility/2006" xmlns:r="http://schemas.openxmlformats.org/officeDocument/2006/relationships" xmlns:w="http://schemas.openxmlformats.org/wordprocessingml/2006/main" xmlns:w14="http://schemas.microsoft.com/office/word/2010/wordml" xmlns:w15="http://schemas.microsoft.com/office/word/2012/wordml" xmlns:w16cex="http://schemas.microsoft.com/office/word/2018/wordml/cex" xmlns:w16cid="http://schemas.microsoft.com/office/word/2016/wordml/cid" xmlns:w16="http://schemas.microsoft.com/office/word/2018/wordml" xmlns:w16du="http://schemas.microsoft.com/office/word/2023/wordml/word16du" xmlns:w16sdtdh="http://schemas.microsoft.com/office/word/2020/wordml/sdtdatahash" xmlns:w16sdtfl="http://schemas.microsoft.com/office/word/2024/wordml/sdtformatlock" xmlns:w16se="http://schemas.microsoft.com/office/word/2015/wordml/symex" mc:Ignorable="w14 w15 w16se w16cid w16 w16cex w16sdtdh w16sdtfl w16du">
+<w:styles xmlns:mc="http://schemas.openxmlformats.org/markup-compatibility/2006" xmlns:r="http://schemas.openxmlformats.org/officeDocument/2006/relationships" xmlns:w="http://schemas.openxmlformats.org/wordprocessingml/2006/main" xmlns:w14="http://schemas.microsoft.com/office/word/2010/wordml" xmlns:w15="http://schemas.microsoft.com/office/word/2012/wordml" xmlns:w16cex="http://schemas.microsoft.com/office/word/2018/wordml/cex" xmlns:w16cid="http://schemas.microsoft.com/office/word/2016/wordml/cid" xmlns:w16="http://schemas.microsoft.com/office/word/2018/wordml" xmlns:w16sdtdh="http://schemas.microsoft.com/office/word/2020/wordml/sdtdatahash" xmlns:w16sdtfl="http://schemas.microsoft.com/office/word/2024/wordml/sdtformatlock" xmlns:w16se="http://schemas.microsoft.com/office/word/2015/wordml/symex" xmlns:w16du="http://schemas.microsoft.com/office/word/2023/wordml/word16du" mc:Ignorable="w14 w15 w16se w16cid w16 w16cex w16sdtdh w16sdtfl w16du">
   <w:docDefaults>
     <w:rPrDefault>
       <w:rPr>
@@ -14396,7 +14062,7 @@
   <w:style w:type="paragraph" w:styleId="Ballontekst">
     <w:name w:val="Balloon Text"/>
     <w:basedOn w:val="Standaard"/>
-    <w:link w:val="BalloonTextChar"/>
+    <w:link w:val="BallontekstChar"/>
     <w:uiPriority w:val="99"/>
     <w:semiHidden/>
     <w:unhideWhenUsed/>
@@ -14410,8 +14076,8 @@
       <w:szCs w:val="16"/>
     </w:rPr>
   </w:style>
-  <w:style w:type="character" w:customStyle="1" w:styleId="BalloonTextChar">
-    <w:name w:val="Balloon Text Char"/>
+  <w:style w:type="character" w:customStyle="1" w:styleId="BallontekstChar">
+    <w:name w:val="Ballontekst Char"/>
     <w:basedOn w:val="Standaardalinea-lettertype"/>
     <w:link w:val="Ballontekst"/>
     <w:uiPriority w:val="99"/>
@@ -14426,7 +14092,7 @@
   <w:style w:type="paragraph" w:styleId="Koptekst">
     <w:name w:val="header"/>
     <w:basedOn w:val="Standaard"/>
-    <w:link w:val="HeaderChar"/>
+    <w:link w:val="KoptekstChar"/>
     <w:uiPriority w:val="99"/>
     <w:unhideWhenUsed/>
     <w:rsid w:val="00001C34"/>
@@ -14438,8 +14104,8 @@
       <w:spacing w:after="0" w:line="240" w:lineRule="auto"/>
     </w:pPr>
   </w:style>
-  <w:style w:type="character" w:customStyle="1" w:styleId="HeaderChar">
-    <w:name w:val="Header Char"/>
+  <w:style w:type="character" w:customStyle="1" w:styleId="KoptekstChar">
+    <w:name w:val="Koptekst Char"/>
     <w:basedOn w:val="Standaardalinea-lettertype"/>
     <w:link w:val="Koptekst"/>
     <w:uiPriority w:val="99"/>
@@ -14448,7 +14114,7 @@
   <w:style w:type="paragraph" w:styleId="Voettekst">
     <w:name w:val="footer"/>
     <w:basedOn w:val="Standaard"/>
-    <w:link w:val="FooterChar"/>
+    <w:link w:val="VoettekstChar"/>
     <w:uiPriority w:val="99"/>
     <w:unhideWhenUsed/>
     <w:rsid w:val="00001C34"/>
@@ -14460,8 +14126,8 @@
       <w:spacing w:after="0" w:line="240" w:lineRule="auto"/>
     </w:pPr>
   </w:style>
-  <w:style w:type="character" w:customStyle="1" w:styleId="FooterChar">
-    <w:name w:val="Footer Char"/>
+  <w:style w:type="character" w:customStyle="1" w:styleId="VoettekstChar">
+    <w:name w:val="Voettekst Char"/>
     <w:basedOn w:val="Standaardalinea-lettertype"/>
     <w:link w:val="Voettekst"/>
     <w:uiPriority w:val="99"/>

--- a/src/content/bios/Spaak-P-H 2015.docx
+++ b/src/content/bios/Spaak-P-H 2015.docx
@@ -527,15 +527,14 @@
       <w:r>
         <w:rPr>
           <w:rFonts w:ascii="Times New Roman" w:hAnsi="Times New Roman" w:cs="Times New Roman"/>
-          <w:noProof/>
           <w:sz w:val="24"/>
           <w:szCs w:val="24"/>
         </w:rPr>
         <w:drawing>
-          <wp:inline distT="0" distB="0" distL="0" distR="0" wp14:anchorId="27FF532E" wp14:editId="721D72CD">
-            <wp:extent cx="1968964" cy="2953446"/>
-            <wp:effectExtent l="0" t="0" r="0" b="5715"/>
-            <wp:docPr id="289331271" name="Afbeelding 1"/>
+          <wp:inline distT="0" distB="0" distL="0" distR="0" wp14:anchorId="0F9623E6" wp14:editId="5CCE63DC">
+            <wp:extent cx="2453553" cy="2603500"/>
+            <wp:effectExtent l="0" t="0" r="0" b="0"/>
+            <wp:docPr id="748177384" name="Afbeelding 1"/>
             <wp:cNvGraphicFramePr>
               <a:graphicFrameLocks xmlns:a="http://schemas.openxmlformats.org/drawingml/2006/main" noChangeAspect="1"/>
             </wp:cNvGraphicFramePr>
@@ -543,17 +542,11 @@
               <a:graphicData uri="http://schemas.openxmlformats.org/drawingml/2006/picture">
                 <pic:pic xmlns:pic="http://schemas.openxmlformats.org/drawingml/2006/picture">
                   <pic:nvPicPr>
-                    <pic:cNvPr id="289331271" name="Afbeelding 289331271"/>
+                    <pic:cNvPr id="748177384" name=""/>
                     <pic:cNvPicPr/>
                   </pic:nvPicPr>
                   <pic:blipFill>
-                    <a:blip r:embed="rId6" cstate="print">
-                      <a:extLst>
-                        <a:ext uri="{28A0092B-C50C-407E-A947-70E740481C1C}">
-                          <a14:useLocalDpi xmlns:a14="http://schemas.microsoft.com/office/drawing/2010/main" val="0"/>
-                        </a:ext>
-                      </a:extLst>
-                    </a:blip>
+                    <a:blip r:embed="rId6"/>
                     <a:stretch>
                       <a:fillRect/>
                     </a:stretch>
@@ -561,7 +554,7 @@
                   <pic:spPr>
                     <a:xfrm>
                       <a:off x="0" y="0"/>
-                      <a:ext cx="2009861" cy="3014791"/>
+                      <a:ext cx="2477741" cy="2629167"/>
                     </a:xfrm>
                     <a:prstGeom prst="rect">
                       <a:avLst/>
@@ -599,7 +592,16 @@
           <w:szCs w:val="24"/>
           <w:lang w:val="en-GB"/>
         </w:rPr>
-        <w:t>Spaak, 16 May 1957, Flickr</w:t>
+        <w:t xml:space="preserve">Spaak, </w:t>
+      </w:r>
+      <w:r>
+        <w:rPr>
+          <w:rFonts w:ascii="Times New Roman" w:hAnsi="Times New Roman" w:cs="Times New Roman"/>
+          <w:sz w:val="24"/>
+          <w:szCs w:val="24"/>
+          <w:lang w:val="en-GB"/>
+        </w:rPr>
+        <w:t>4 November 1946, UN General Assembly New York, Photo UN7557650</w:t>
       </w:r>
     </w:p>
     <w:p>
@@ -1686,7 +1688,103 @@
           <w:sz w:val="24"/>
           <w:szCs w:val="24"/>
         </w:rPr>
-        <w:t xml:space="preserve"> he joined </w:t>
+        <w:t xml:space="preserve"> he joined the staff of a revolutionary weekly, </w:t>
+      </w:r>
+      <w:proofErr w:type="spellStart"/>
+      <w:r>
+        <w:rPr>
+          <w:rFonts w:ascii="Times New Roman" w:hAnsi="Times New Roman" w:cs="Times New Roman"/>
+          <w:i/>
+          <w:sz w:val="24"/>
+          <w:szCs w:val="24"/>
+        </w:rPr>
+        <w:t>l’Action</w:t>
+      </w:r>
+      <w:proofErr w:type="spellEnd"/>
+      <w:r>
+        <w:rPr>
+          <w:rFonts w:ascii="Times New Roman" w:hAnsi="Times New Roman" w:cs="Times New Roman"/>
+          <w:i/>
+          <w:sz w:val="24"/>
+          <w:szCs w:val="24"/>
+        </w:rPr>
+        <w:t xml:space="preserve"> </w:t>
+      </w:r>
+      <w:proofErr w:type="spellStart"/>
+      <w:r>
+        <w:rPr>
+          <w:rFonts w:ascii="Times New Roman" w:hAnsi="Times New Roman" w:cs="Times New Roman"/>
+          <w:i/>
+          <w:sz w:val="24"/>
+          <w:szCs w:val="24"/>
+        </w:rPr>
+        <w:t>civique</w:t>
+      </w:r>
+      <w:proofErr w:type="spellEnd"/>
+      <w:r>
+        <w:rPr>
+          <w:rFonts w:ascii="Times New Roman" w:hAnsi="Times New Roman" w:cs="Times New Roman"/>
+          <w:i/>
+          <w:sz w:val="24"/>
+          <w:szCs w:val="24"/>
+        </w:rPr>
+        <w:t xml:space="preserve">, </w:t>
+      </w:r>
+      <w:r>
+        <w:rPr>
+          <w:rFonts w:ascii="Times New Roman" w:hAnsi="Times New Roman" w:cs="Times New Roman"/>
+          <w:sz w:val="24"/>
+          <w:szCs w:val="24"/>
+        </w:rPr>
+        <w:t>where he became co-editor.</w:t>
+      </w:r>
+      <w:r>
+        <w:rPr>
+          <w:rFonts w:ascii="Times New Roman" w:hAnsi="Times New Roman" w:cs="Times New Roman"/>
+          <w:sz w:val="24"/>
+          <w:szCs w:val="24"/>
+        </w:rPr>
+        <w:t xml:space="preserve"> </w:t>
+      </w:r>
+      <w:r>
+        <w:rPr>
+          <w:rFonts w:ascii="Times New Roman" w:hAnsi="Times New Roman" w:cs="Times New Roman"/>
+          <w:sz w:val="24"/>
+          <w:szCs w:val="24"/>
+        </w:rPr>
+        <w:t xml:space="preserve">With the rise of </w:t>
+      </w:r>
+      <w:r>
+        <w:rPr>
+          <w:rFonts w:ascii="Times New Roman" w:hAnsi="Times New Roman" w:cs="Times New Roman"/>
+          <w:sz w:val="24"/>
+          <w:szCs w:val="24"/>
+        </w:rPr>
+        <w:t xml:space="preserve">fascism and </w:t>
+      </w:r>
+      <w:r>
+        <w:rPr>
+          <w:rFonts w:ascii="Times New Roman" w:hAnsi="Times New Roman" w:cs="Times New Roman"/>
+          <w:sz w:val="24"/>
+          <w:szCs w:val="24"/>
+        </w:rPr>
+        <w:t>communism, Spaak denounced th</w:t>
+      </w:r>
+      <w:r>
+        <w:rPr>
+          <w:rFonts w:ascii="Times New Roman" w:hAnsi="Times New Roman" w:cs="Times New Roman"/>
+          <w:sz w:val="24"/>
+          <w:szCs w:val="24"/>
+        </w:rPr>
+        <w:t>e class struggle and urged all s</w:t>
+      </w:r>
+      <w:r>
+        <w:rPr>
+          <w:rFonts w:ascii="Times New Roman" w:hAnsi="Times New Roman" w:cs="Times New Roman"/>
+          <w:sz w:val="24"/>
+          <w:szCs w:val="24"/>
+        </w:rPr>
+        <w:t xml:space="preserve">ocialists to </w:t>
       </w:r>
       <w:r>
         <w:rPr>
@@ -1695,103 +1793,7 @@
           <w:szCs w:val="24"/>
         </w:rPr>
         <w:lastRenderedPageBreak/>
-        <w:t xml:space="preserve">the staff of a revolutionary weekly, </w:t>
-      </w:r>
-      <w:proofErr w:type="spellStart"/>
-      <w:r>
-        <w:rPr>
-          <w:rFonts w:ascii="Times New Roman" w:hAnsi="Times New Roman" w:cs="Times New Roman"/>
-          <w:i/>
-          <w:sz w:val="24"/>
-          <w:szCs w:val="24"/>
-        </w:rPr>
-        <w:t>l’Action</w:t>
-      </w:r>
-      <w:proofErr w:type="spellEnd"/>
-      <w:r>
-        <w:rPr>
-          <w:rFonts w:ascii="Times New Roman" w:hAnsi="Times New Roman" w:cs="Times New Roman"/>
-          <w:i/>
-          <w:sz w:val="24"/>
-          <w:szCs w:val="24"/>
-        </w:rPr>
-        <w:t xml:space="preserve"> </w:t>
-      </w:r>
-      <w:proofErr w:type="spellStart"/>
-      <w:r>
-        <w:rPr>
-          <w:rFonts w:ascii="Times New Roman" w:hAnsi="Times New Roman" w:cs="Times New Roman"/>
-          <w:i/>
-          <w:sz w:val="24"/>
-          <w:szCs w:val="24"/>
-        </w:rPr>
-        <w:t>civique</w:t>
-      </w:r>
-      <w:proofErr w:type="spellEnd"/>
-      <w:r>
-        <w:rPr>
-          <w:rFonts w:ascii="Times New Roman" w:hAnsi="Times New Roman" w:cs="Times New Roman"/>
-          <w:i/>
-          <w:sz w:val="24"/>
-          <w:szCs w:val="24"/>
-        </w:rPr>
-        <w:t xml:space="preserve">, </w:t>
-      </w:r>
-      <w:r>
-        <w:rPr>
-          <w:rFonts w:ascii="Times New Roman" w:hAnsi="Times New Roman" w:cs="Times New Roman"/>
-          <w:sz w:val="24"/>
-          <w:szCs w:val="24"/>
-        </w:rPr>
-        <w:t>where he became co-editor.</w:t>
-      </w:r>
-      <w:r>
-        <w:rPr>
-          <w:rFonts w:ascii="Times New Roman" w:hAnsi="Times New Roman" w:cs="Times New Roman"/>
-          <w:sz w:val="24"/>
-          <w:szCs w:val="24"/>
-        </w:rPr>
-        <w:t xml:space="preserve"> </w:t>
-      </w:r>
-      <w:r>
-        <w:rPr>
-          <w:rFonts w:ascii="Times New Roman" w:hAnsi="Times New Roman" w:cs="Times New Roman"/>
-          <w:sz w:val="24"/>
-          <w:szCs w:val="24"/>
-        </w:rPr>
-        <w:t xml:space="preserve">With the rise of </w:t>
-      </w:r>
-      <w:r>
-        <w:rPr>
-          <w:rFonts w:ascii="Times New Roman" w:hAnsi="Times New Roman" w:cs="Times New Roman"/>
-          <w:sz w:val="24"/>
-          <w:szCs w:val="24"/>
-        </w:rPr>
-        <w:t xml:space="preserve">fascism and </w:t>
-      </w:r>
-      <w:r>
-        <w:rPr>
-          <w:rFonts w:ascii="Times New Roman" w:hAnsi="Times New Roman" w:cs="Times New Roman"/>
-          <w:sz w:val="24"/>
-          <w:szCs w:val="24"/>
-        </w:rPr>
-        <w:t>communism, Spaak denounced th</w:t>
-      </w:r>
-      <w:r>
-        <w:rPr>
-          <w:rFonts w:ascii="Times New Roman" w:hAnsi="Times New Roman" w:cs="Times New Roman"/>
-          <w:sz w:val="24"/>
-          <w:szCs w:val="24"/>
-        </w:rPr>
-        <w:t>e class struggle and urged all s</w:t>
-      </w:r>
-      <w:r>
-        <w:rPr>
-          <w:rFonts w:ascii="Times New Roman" w:hAnsi="Times New Roman" w:cs="Times New Roman"/>
-          <w:sz w:val="24"/>
-          <w:szCs w:val="24"/>
-        </w:rPr>
-        <w:t xml:space="preserve">ocialists to abandon their traditional fight against the Catholic </w:t>
+        <w:t xml:space="preserve">abandon their traditional fight against the Catholic </w:t>
       </w:r>
       <w:r>
         <w:rPr>
@@ -3571,7 +3573,71 @@
           <w:sz w:val="24"/>
           <w:szCs w:val="24"/>
         </w:rPr>
-        <w:t xml:space="preserve"> he served as Deputy Prime </w:t>
+        <w:t xml:space="preserve"> he served as Deputy Prime Minister in Achille van Acker’s cabinet.</w:t>
+      </w:r>
+      <w:r>
+        <w:rPr>
+          <w:rFonts w:ascii="Times New Roman" w:hAnsi="Times New Roman" w:cs="Times New Roman"/>
+          <w:sz w:val="24"/>
+          <w:szCs w:val="24"/>
+        </w:rPr>
+        <w:t xml:space="preserve"> </w:t>
+      </w:r>
+      <w:r>
+        <w:rPr>
+          <w:rFonts w:ascii="Times New Roman" w:hAnsi="Times New Roman" w:cs="Times New Roman"/>
+          <w:sz w:val="24"/>
+          <w:szCs w:val="24"/>
+        </w:rPr>
+        <w:t>I</w:t>
+      </w:r>
+      <w:r>
+        <w:rPr>
+          <w:rFonts w:ascii="Times New Roman" w:hAnsi="Times New Roman" w:cs="Times New Roman"/>
+          <w:sz w:val="24"/>
+          <w:szCs w:val="24"/>
+        </w:rPr>
+        <w:t>n April 1945</w:t>
+      </w:r>
+      <w:r>
+        <w:rPr>
+          <w:rFonts w:ascii="Times New Roman" w:hAnsi="Times New Roman" w:cs="Times New Roman"/>
+          <w:sz w:val="24"/>
+          <w:szCs w:val="24"/>
+        </w:rPr>
+        <w:t xml:space="preserve"> he headed the Belgian delegation to the </w:t>
+      </w:r>
+      <w:r>
+        <w:rPr>
+          <w:rFonts w:ascii="Times New Roman" w:hAnsi="Times New Roman" w:cs="Times New Roman"/>
+          <w:sz w:val="24"/>
+          <w:szCs w:val="24"/>
+        </w:rPr>
+        <w:t>United Nations (</w:t>
+      </w:r>
+      <w:r>
+        <w:rPr>
+          <w:rFonts w:ascii="Times New Roman" w:hAnsi="Times New Roman" w:cs="Times New Roman"/>
+          <w:sz w:val="24"/>
+          <w:szCs w:val="24"/>
+        </w:rPr>
+        <w:t>UN</w:t>
+      </w:r>
+      <w:r>
+        <w:rPr>
+          <w:rFonts w:ascii="Times New Roman" w:hAnsi="Times New Roman" w:cs="Times New Roman"/>
+          <w:sz w:val="24"/>
+          <w:szCs w:val="24"/>
+        </w:rPr>
+        <w:t>)</w:t>
+      </w:r>
+      <w:r>
+        <w:rPr>
+          <w:rFonts w:ascii="Times New Roman" w:hAnsi="Times New Roman" w:cs="Times New Roman"/>
+          <w:sz w:val="24"/>
+          <w:szCs w:val="24"/>
+        </w:rPr>
+        <w:t xml:space="preserve"> Conference on International Organization at San Francisco, where he </w:t>
       </w:r>
       <w:r>
         <w:rPr>
@@ -3580,71 +3646,7 @@
           <w:szCs w:val="24"/>
         </w:rPr>
         <w:lastRenderedPageBreak/>
-        <w:t>Minister in Achille van Acker’s cabinet.</w:t>
-      </w:r>
-      <w:r>
-        <w:rPr>
-          <w:rFonts w:ascii="Times New Roman" w:hAnsi="Times New Roman" w:cs="Times New Roman"/>
-          <w:sz w:val="24"/>
-          <w:szCs w:val="24"/>
-        </w:rPr>
-        <w:t xml:space="preserve"> </w:t>
-      </w:r>
-      <w:r>
-        <w:rPr>
-          <w:rFonts w:ascii="Times New Roman" w:hAnsi="Times New Roman" w:cs="Times New Roman"/>
-          <w:sz w:val="24"/>
-          <w:szCs w:val="24"/>
-        </w:rPr>
-        <w:t>I</w:t>
-      </w:r>
-      <w:r>
-        <w:rPr>
-          <w:rFonts w:ascii="Times New Roman" w:hAnsi="Times New Roman" w:cs="Times New Roman"/>
-          <w:sz w:val="24"/>
-          <w:szCs w:val="24"/>
-        </w:rPr>
-        <w:t>n April 1945</w:t>
-      </w:r>
-      <w:r>
-        <w:rPr>
-          <w:rFonts w:ascii="Times New Roman" w:hAnsi="Times New Roman" w:cs="Times New Roman"/>
-          <w:sz w:val="24"/>
-          <w:szCs w:val="24"/>
-        </w:rPr>
-        <w:t xml:space="preserve"> he headed the Belgian delegation to the </w:t>
-      </w:r>
-      <w:r>
-        <w:rPr>
-          <w:rFonts w:ascii="Times New Roman" w:hAnsi="Times New Roman" w:cs="Times New Roman"/>
-          <w:sz w:val="24"/>
-          <w:szCs w:val="24"/>
-        </w:rPr>
-        <w:t>United Nations (</w:t>
-      </w:r>
-      <w:r>
-        <w:rPr>
-          <w:rFonts w:ascii="Times New Roman" w:hAnsi="Times New Roman" w:cs="Times New Roman"/>
-          <w:sz w:val="24"/>
-          <w:szCs w:val="24"/>
-        </w:rPr>
-        <w:t>UN</w:t>
-      </w:r>
-      <w:r>
-        <w:rPr>
-          <w:rFonts w:ascii="Times New Roman" w:hAnsi="Times New Roman" w:cs="Times New Roman"/>
-          <w:sz w:val="24"/>
-          <w:szCs w:val="24"/>
-        </w:rPr>
-        <w:t>)</w:t>
-      </w:r>
-      <w:r>
-        <w:rPr>
-          <w:rFonts w:ascii="Times New Roman" w:hAnsi="Times New Roman" w:cs="Times New Roman"/>
-          <w:sz w:val="24"/>
-          <w:szCs w:val="24"/>
-        </w:rPr>
-        <w:t xml:space="preserve"> Conference on International Organization at San Francisco, where he chaired the commission </w:t>
+        <w:t xml:space="preserve">chaired the commission </w:t>
       </w:r>
       <w:r>
         <w:rPr>
@@ -5226,7 +5228,39 @@
           <w:sz w:val="24"/>
           <w:szCs w:val="24"/>
         </w:rPr>
-        <w:t xml:space="preserve">t enough for Spaak, who was especially concerned about national </w:t>
+        <w:t>t enough for Spaak, who was especially concerned about national security</w:t>
+      </w:r>
+      <w:r>
+        <w:rPr>
+          <w:rFonts w:ascii="Times New Roman" w:hAnsi="Times New Roman" w:cs="Times New Roman"/>
+          <w:sz w:val="24"/>
+          <w:szCs w:val="24"/>
+        </w:rPr>
+        <w:t xml:space="preserve"> issues</w:t>
+      </w:r>
+      <w:r>
+        <w:rPr>
+          <w:rFonts w:ascii="Times New Roman" w:hAnsi="Times New Roman" w:cs="Times New Roman"/>
+          <w:sz w:val="24"/>
+          <w:szCs w:val="24"/>
+        </w:rPr>
+        <w:t>.</w:t>
+      </w:r>
+      <w:r>
+        <w:rPr>
+          <w:rFonts w:ascii="Times New Roman" w:hAnsi="Times New Roman" w:cs="Times New Roman"/>
+          <w:sz w:val="24"/>
+          <w:szCs w:val="24"/>
+        </w:rPr>
+        <w:t xml:space="preserve"> </w:t>
+      </w:r>
+      <w:r>
+        <w:rPr>
+          <w:rFonts w:ascii="Times New Roman" w:hAnsi="Times New Roman" w:cs="Times New Roman"/>
+          <w:sz w:val="24"/>
+          <w:szCs w:val="24"/>
+        </w:rPr>
+        <w:t xml:space="preserve">In December 1951, during heated debates over a European Army plan, Spaak suddenly resigned his post, proclaiming that he was ‘tired of presiding over the solemn charades </w:t>
       </w:r>
       <w:r>
         <w:rPr>
@@ -5235,39 +5269,7 @@
           <w:szCs w:val="24"/>
         </w:rPr>
         <w:lastRenderedPageBreak/>
-        <w:t>security</w:t>
-      </w:r>
-      <w:r>
-        <w:rPr>
-          <w:rFonts w:ascii="Times New Roman" w:hAnsi="Times New Roman" w:cs="Times New Roman"/>
-          <w:sz w:val="24"/>
-          <w:szCs w:val="24"/>
-        </w:rPr>
-        <w:t xml:space="preserve"> issues</w:t>
-      </w:r>
-      <w:r>
-        <w:rPr>
-          <w:rFonts w:ascii="Times New Roman" w:hAnsi="Times New Roman" w:cs="Times New Roman"/>
-          <w:sz w:val="24"/>
-          <w:szCs w:val="24"/>
-        </w:rPr>
-        <w:t>.</w:t>
-      </w:r>
-      <w:r>
-        <w:rPr>
-          <w:rFonts w:ascii="Times New Roman" w:hAnsi="Times New Roman" w:cs="Times New Roman"/>
-          <w:sz w:val="24"/>
-          <w:szCs w:val="24"/>
-        </w:rPr>
-        <w:t xml:space="preserve"> </w:t>
-      </w:r>
-      <w:r>
-        <w:rPr>
-          <w:rFonts w:ascii="Times New Roman" w:hAnsi="Times New Roman" w:cs="Times New Roman"/>
-          <w:sz w:val="24"/>
-          <w:szCs w:val="24"/>
-        </w:rPr>
-        <w:t>In December 1951, during heated debates over a European Army plan, Spaak suddenly resigned his post, proclaiming that he was ‘tired of presiding over the solemn charades of an Assembly voting all kind</w:t>
+        <w:t>of an Assembly voting all kind</w:t>
       </w:r>
       <w:r>
         <w:rPr>
@@ -6817,7 +6819,89 @@
           <w:sz w:val="24"/>
           <w:szCs w:val="24"/>
         </w:rPr>
-        <w:t xml:space="preserve"> by </w:t>
+        <w:t xml:space="preserve"> by several </w:t>
+      </w:r>
+      <w:r>
+        <w:rPr>
+          <w:rFonts w:ascii="Times New Roman" w:hAnsi="Times New Roman" w:cs="Times New Roman"/>
+          <w:sz w:val="24"/>
+          <w:szCs w:val="24"/>
+        </w:rPr>
+        <w:t>US</w:t>
+      </w:r>
+      <w:r>
+        <w:rPr>
+          <w:rFonts w:ascii="Times New Roman" w:hAnsi="Times New Roman" w:cs="Times New Roman"/>
+          <w:sz w:val="24"/>
+          <w:szCs w:val="24"/>
+        </w:rPr>
+        <w:t xml:space="preserve"> and </w:t>
+      </w:r>
+      <w:r>
+        <w:rPr>
+          <w:rFonts w:ascii="Times New Roman" w:hAnsi="Times New Roman" w:cs="Times New Roman"/>
+          <w:sz w:val="24"/>
+          <w:szCs w:val="24"/>
+        </w:rPr>
+        <w:t xml:space="preserve">European universities, he was given the </w:t>
+      </w:r>
+      <w:r>
+        <w:rPr>
+          <w:rFonts w:ascii="Times New Roman" w:hAnsi="Times New Roman" w:cs="Times New Roman"/>
+          <w:i/>
+          <w:sz w:val="24"/>
+          <w:szCs w:val="24"/>
+        </w:rPr>
+        <w:t xml:space="preserve">Prix </w:t>
+      </w:r>
+      <w:r>
+        <w:rPr>
+          <w:rFonts w:ascii="Times New Roman" w:hAnsi="Times New Roman" w:cs="Times New Roman"/>
+          <w:i/>
+          <w:sz w:val="24"/>
+          <w:szCs w:val="24"/>
+        </w:rPr>
+        <w:t>Charlemagne</w:t>
+      </w:r>
+      <w:r>
+        <w:rPr>
+          <w:rFonts w:ascii="Times New Roman" w:hAnsi="Times New Roman" w:cs="Times New Roman"/>
+          <w:sz w:val="24"/>
+          <w:szCs w:val="24"/>
+        </w:rPr>
+        <w:t xml:space="preserve"> ‘by virtue of which he was raised </w:t>
+      </w:r>
+      <w:r>
+        <w:rPr>
+          <w:rFonts w:ascii="Times New Roman" w:hAnsi="Times New Roman" w:cs="Times New Roman"/>
+          <w:sz w:val="24"/>
+          <w:szCs w:val="24"/>
+        </w:rPr>
+        <w:t>to equal ranks as a Great</w:t>
+      </w:r>
+      <w:r>
+        <w:rPr>
+          <w:rFonts w:ascii="Times New Roman" w:hAnsi="Times New Roman" w:cs="Times New Roman"/>
+          <w:sz w:val="24"/>
+          <w:szCs w:val="24"/>
+        </w:rPr>
+        <w:t xml:space="preserve"> Europe</w:t>
+      </w:r>
+      <w:r>
+        <w:rPr>
+          <w:rFonts w:ascii="Times New Roman" w:hAnsi="Times New Roman" w:cs="Times New Roman"/>
+          <w:sz w:val="24"/>
+          <w:szCs w:val="24"/>
+        </w:rPr>
+        <w:t>an with such me</w:t>
+      </w:r>
+      <w:r>
+        <w:rPr>
+          <w:rFonts w:ascii="Times New Roman" w:hAnsi="Times New Roman" w:cs="Times New Roman"/>
+          <w:sz w:val="24"/>
+          <w:szCs w:val="24"/>
+        </w:rPr>
+        <w:t xml:space="preserve">n as Churchill, Adenauer, de </w:t>
       </w:r>
       <w:r>
         <w:rPr>
@@ -6826,89 +6910,7 @@
           <w:szCs w:val="24"/>
         </w:rPr>
         <w:lastRenderedPageBreak/>
-        <w:t xml:space="preserve">several </w:t>
-      </w:r>
-      <w:r>
-        <w:rPr>
-          <w:rFonts w:ascii="Times New Roman" w:hAnsi="Times New Roman" w:cs="Times New Roman"/>
-          <w:sz w:val="24"/>
-          <w:szCs w:val="24"/>
-        </w:rPr>
-        <w:t>US</w:t>
-      </w:r>
-      <w:r>
-        <w:rPr>
-          <w:rFonts w:ascii="Times New Roman" w:hAnsi="Times New Roman" w:cs="Times New Roman"/>
-          <w:sz w:val="24"/>
-          <w:szCs w:val="24"/>
-        </w:rPr>
-        <w:t xml:space="preserve"> and </w:t>
-      </w:r>
-      <w:r>
-        <w:rPr>
-          <w:rFonts w:ascii="Times New Roman" w:hAnsi="Times New Roman" w:cs="Times New Roman"/>
-          <w:sz w:val="24"/>
-          <w:szCs w:val="24"/>
-        </w:rPr>
-        <w:t xml:space="preserve">European universities, he was given the </w:t>
-      </w:r>
-      <w:r>
-        <w:rPr>
-          <w:rFonts w:ascii="Times New Roman" w:hAnsi="Times New Roman" w:cs="Times New Roman"/>
-          <w:i/>
-          <w:sz w:val="24"/>
-          <w:szCs w:val="24"/>
-        </w:rPr>
-        <w:t xml:space="preserve">Prix </w:t>
-      </w:r>
-      <w:r>
-        <w:rPr>
-          <w:rFonts w:ascii="Times New Roman" w:hAnsi="Times New Roman" w:cs="Times New Roman"/>
-          <w:i/>
-          <w:sz w:val="24"/>
-          <w:szCs w:val="24"/>
-        </w:rPr>
-        <w:t>Charlemagne</w:t>
-      </w:r>
-      <w:r>
-        <w:rPr>
-          <w:rFonts w:ascii="Times New Roman" w:hAnsi="Times New Roman" w:cs="Times New Roman"/>
-          <w:sz w:val="24"/>
-          <w:szCs w:val="24"/>
-        </w:rPr>
-        <w:t xml:space="preserve"> ‘by virtue of which he was raised </w:t>
-      </w:r>
-      <w:r>
-        <w:rPr>
-          <w:rFonts w:ascii="Times New Roman" w:hAnsi="Times New Roman" w:cs="Times New Roman"/>
-          <w:sz w:val="24"/>
-          <w:szCs w:val="24"/>
-        </w:rPr>
-        <w:t>to equal ranks as a Great</w:t>
-      </w:r>
-      <w:r>
-        <w:rPr>
-          <w:rFonts w:ascii="Times New Roman" w:hAnsi="Times New Roman" w:cs="Times New Roman"/>
-          <w:sz w:val="24"/>
-          <w:szCs w:val="24"/>
-        </w:rPr>
-        <w:t xml:space="preserve"> Europe</w:t>
-      </w:r>
-      <w:r>
-        <w:rPr>
-          <w:rFonts w:ascii="Times New Roman" w:hAnsi="Times New Roman" w:cs="Times New Roman"/>
-          <w:sz w:val="24"/>
-          <w:szCs w:val="24"/>
-        </w:rPr>
-        <w:t>an with such me</w:t>
-      </w:r>
-      <w:r>
-        <w:rPr>
-          <w:rFonts w:ascii="Times New Roman" w:hAnsi="Times New Roman" w:cs="Times New Roman"/>
-          <w:sz w:val="24"/>
-          <w:szCs w:val="24"/>
-        </w:rPr>
-        <w:t>n as Churchill, Adenauer, de Gasperi and Jean Mon</w:t>
+        <w:t>Gasperi and Jean Mon</w:t>
       </w:r>
       <w:r>
         <w:rPr>
@@ -8512,7 +8514,47 @@
           <w:sz w:val="24"/>
           <w:szCs w:val="24"/>
         </w:rPr>
-        <w:t xml:space="preserve"> the triumvirate arrangement, contending that </w:t>
+        <w:t xml:space="preserve"> the triumvirate arrangement, contending that it no longer made sense for France to have decisions central to its defense decided </w:t>
+      </w:r>
+      <w:r>
+        <w:rPr>
+          <w:rFonts w:ascii="Times New Roman" w:hAnsi="Times New Roman" w:cs="Times New Roman"/>
+          <w:sz w:val="24"/>
+          <w:szCs w:val="24"/>
+        </w:rPr>
+        <w:t>a continent away (i.e. by the US</w:t>
+      </w:r>
+      <w:r>
+        <w:rPr>
+          <w:rFonts w:ascii="Times New Roman" w:hAnsi="Times New Roman" w:cs="Times New Roman"/>
+          <w:sz w:val="24"/>
+          <w:szCs w:val="24"/>
+        </w:rPr>
+        <w:t xml:space="preserve"> government).</w:t>
+      </w:r>
+      <w:r>
+        <w:rPr>
+          <w:rFonts w:ascii="Times New Roman" w:hAnsi="Times New Roman" w:cs="Times New Roman"/>
+          <w:sz w:val="24"/>
+          <w:szCs w:val="24"/>
+        </w:rPr>
+        <w:t xml:space="preserve"> </w:t>
+      </w:r>
+      <w:r>
+        <w:rPr>
+          <w:rFonts w:ascii="Times New Roman" w:hAnsi="Times New Roman" w:cs="Times New Roman"/>
+          <w:sz w:val="24"/>
+          <w:szCs w:val="24"/>
+        </w:rPr>
+        <w:t>As France became more independent i</w:t>
+      </w:r>
+      <w:r>
+        <w:rPr>
+          <w:rFonts w:ascii="Times New Roman" w:hAnsi="Times New Roman" w:cs="Times New Roman"/>
+          <w:sz w:val="24"/>
+          <w:szCs w:val="24"/>
+        </w:rPr>
+        <w:t xml:space="preserve">n its foreign policy, </w:t>
       </w:r>
       <w:r>
         <w:rPr>
@@ -8521,47 +8563,7 @@
           <w:szCs w:val="24"/>
         </w:rPr>
         <w:lastRenderedPageBreak/>
-        <w:t xml:space="preserve">it no longer made sense for France to have decisions central to its defense decided </w:t>
-      </w:r>
-      <w:r>
-        <w:rPr>
-          <w:rFonts w:ascii="Times New Roman" w:hAnsi="Times New Roman" w:cs="Times New Roman"/>
-          <w:sz w:val="24"/>
-          <w:szCs w:val="24"/>
-        </w:rPr>
-        <w:t>a continent away (i.e. by the US</w:t>
-      </w:r>
-      <w:r>
-        <w:rPr>
-          <w:rFonts w:ascii="Times New Roman" w:hAnsi="Times New Roman" w:cs="Times New Roman"/>
-          <w:sz w:val="24"/>
-          <w:szCs w:val="24"/>
-        </w:rPr>
-        <w:t xml:space="preserve"> government).</w:t>
-      </w:r>
-      <w:r>
-        <w:rPr>
-          <w:rFonts w:ascii="Times New Roman" w:hAnsi="Times New Roman" w:cs="Times New Roman"/>
-          <w:sz w:val="24"/>
-          <w:szCs w:val="24"/>
-        </w:rPr>
-        <w:t xml:space="preserve"> </w:t>
-      </w:r>
-      <w:r>
-        <w:rPr>
-          <w:rFonts w:ascii="Times New Roman" w:hAnsi="Times New Roman" w:cs="Times New Roman"/>
-          <w:sz w:val="24"/>
-          <w:szCs w:val="24"/>
-        </w:rPr>
-        <w:t>As France became more independent i</w:t>
-      </w:r>
-      <w:r>
-        <w:rPr>
-          <w:rFonts w:ascii="Times New Roman" w:hAnsi="Times New Roman" w:cs="Times New Roman"/>
-          <w:sz w:val="24"/>
-          <w:szCs w:val="24"/>
-        </w:rPr>
-        <w:t>n its foreign policy, S</w:t>
+        <w:t>S</w:t>
       </w:r>
       <w:r>
         <w:rPr>
@@ -10425,91 +10427,92 @@
           <w:sz w:val="24"/>
           <w:szCs w:val="24"/>
         </w:rPr>
-        <w:t xml:space="preserve">‘The Atom Bomb </w:t>
-      </w:r>
-      <w:r>
-        <w:rPr>
-          <w:rFonts w:ascii="Times New Roman" w:hAnsi="Times New Roman" w:cs="Times New Roman"/>
+        <w:t>‘The Atom Bomb and NATO</w:t>
+      </w:r>
+      <w:r>
+        <w:rPr>
+          <w:rFonts w:ascii="Times New Roman" w:hAnsi="Times New Roman" w:cs="Times New Roman"/>
+          <w:sz w:val="24"/>
+          <w:szCs w:val="24"/>
+        </w:rPr>
+        <w:t xml:space="preserve">’ in </w:t>
+      </w:r>
+      <w:r>
+        <w:rPr>
+          <w:rFonts w:ascii="Times New Roman" w:hAnsi="Times New Roman" w:cs="Times New Roman"/>
+          <w:i/>
+          <w:sz w:val="24"/>
+          <w:szCs w:val="24"/>
+        </w:rPr>
+        <w:t>Foreign Affairs</w:t>
+      </w:r>
+      <w:r>
+        <w:rPr>
+          <w:rFonts w:ascii="Times New Roman" w:hAnsi="Times New Roman" w:cs="Times New Roman"/>
+          <w:sz w:val="24"/>
+          <w:szCs w:val="24"/>
+        </w:rPr>
+        <w:t xml:space="preserve">, 33/3, April 1955, 353-359; ‘The West in Disarray’ in </w:t>
+      </w:r>
+      <w:r>
+        <w:rPr>
+          <w:rFonts w:ascii="Times New Roman" w:hAnsi="Times New Roman" w:cs="Times New Roman"/>
+          <w:i/>
+          <w:sz w:val="24"/>
+          <w:szCs w:val="24"/>
+        </w:rPr>
+        <w:t>Foreign Affairs</w:t>
+      </w:r>
+      <w:r>
+        <w:rPr>
+          <w:rFonts w:ascii="Times New Roman" w:hAnsi="Times New Roman" w:cs="Times New Roman"/>
+          <w:sz w:val="24"/>
+          <w:szCs w:val="24"/>
+        </w:rPr>
+        <w:t>, 35/2, January 1957, 184-190; ‘</w:t>
+      </w:r>
+      <w:r>
+        <w:rPr>
+          <w:rFonts w:ascii="Times New Roman" w:hAnsi="Times New Roman" w:cs="Times New Roman"/>
+          <w:sz w:val="24"/>
+          <w:szCs w:val="24"/>
+        </w:rPr>
+        <w:t>N</w:t>
+      </w:r>
+      <w:r>
+        <w:rPr>
+          <w:rFonts w:ascii="Times New Roman" w:hAnsi="Times New Roman" w:cs="Times New Roman"/>
+          <w:sz w:val="24"/>
+          <w:szCs w:val="24"/>
+        </w:rPr>
+        <w:t>ATO and the Communist Challenge’</w:t>
+      </w:r>
+      <w:r>
+        <w:rPr>
+          <w:rFonts w:ascii="Times New Roman" w:hAnsi="Times New Roman" w:cs="Times New Roman"/>
+          <w:sz w:val="24"/>
+          <w:szCs w:val="24"/>
+        </w:rPr>
+        <w:t xml:space="preserve"> in </w:t>
+      </w:r>
+      <w:r>
+        <w:rPr>
+          <w:rFonts w:ascii="Times New Roman" w:hAnsi="Times New Roman" w:cs="Times New Roman"/>
+          <w:i/>
+          <w:sz w:val="24"/>
+          <w:szCs w:val="24"/>
+        </w:rPr>
+        <w:t xml:space="preserve">International </w:t>
+      </w:r>
+      <w:r>
+        <w:rPr>
+          <w:rFonts w:ascii="Times New Roman" w:hAnsi="Times New Roman" w:cs="Times New Roman"/>
+          <w:i/>
           <w:sz w:val="24"/>
           <w:szCs w:val="24"/>
         </w:rPr>
         <w:lastRenderedPageBreak/>
-        <w:t>and NATO</w:t>
-      </w:r>
-      <w:r>
-        <w:rPr>
-          <w:rFonts w:ascii="Times New Roman" w:hAnsi="Times New Roman" w:cs="Times New Roman"/>
-          <w:sz w:val="24"/>
-          <w:szCs w:val="24"/>
-        </w:rPr>
-        <w:t xml:space="preserve">’ in </w:t>
-      </w:r>
-      <w:r>
-        <w:rPr>
-          <w:rFonts w:ascii="Times New Roman" w:hAnsi="Times New Roman" w:cs="Times New Roman"/>
-          <w:i/>
-          <w:sz w:val="24"/>
-          <w:szCs w:val="24"/>
-        </w:rPr>
-        <w:t>Foreign Affairs</w:t>
-      </w:r>
-      <w:r>
-        <w:rPr>
-          <w:rFonts w:ascii="Times New Roman" w:hAnsi="Times New Roman" w:cs="Times New Roman"/>
-          <w:sz w:val="24"/>
-          <w:szCs w:val="24"/>
-        </w:rPr>
-        <w:t xml:space="preserve">, 33/3, April 1955, 353-359; ‘The West in Disarray’ in </w:t>
-      </w:r>
-      <w:r>
-        <w:rPr>
-          <w:rFonts w:ascii="Times New Roman" w:hAnsi="Times New Roman" w:cs="Times New Roman"/>
-          <w:i/>
-          <w:sz w:val="24"/>
-          <w:szCs w:val="24"/>
-        </w:rPr>
-        <w:t>Foreign Affairs</w:t>
-      </w:r>
-      <w:r>
-        <w:rPr>
-          <w:rFonts w:ascii="Times New Roman" w:hAnsi="Times New Roman" w:cs="Times New Roman"/>
-          <w:sz w:val="24"/>
-          <w:szCs w:val="24"/>
-        </w:rPr>
-        <w:t>, 35/2, January 1957, 184-190; ‘</w:t>
-      </w:r>
-      <w:r>
-        <w:rPr>
-          <w:rFonts w:ascii="Times New Roman" w:hAnsi="Times New Roman" w:cs="Times New Roman"/>
-          <w:sz w:val="24"/>
-          <w:szCs w:val="24"/>
-        </w:rPr>
-        <w:t>N</w:t>
-      </w:r>
-      <w:r>
-        <w:rPr>
-          <w:rFonts w:ascii="Times New Roman" w:hAnsi="Times New Roman" w:cs="Times New Roman"/>
-          <w:sz w:val="24"/>
-          <w:szCs w:val="24"/>
-        </w:rPr>
-        <w:t>ATO and the Communist Challenge’</w:t>
-      </w:r>
-      <w:r>
-        <w:rPr>
-          <w:rFonts w:ascii="Times New Roman" w:hAnsi="Times New Roman" w:cs="Times New Roman"/>
-          <w:sz w:val="24"/>
-          <w:szCs w:val="24"/>
-        </w:rPr>
-        <w:t xml:space="preserve"> in </w:t>
-      </w:r>
-      <w:r>
-        <w:rPr>
-          <w:rFonts w:ascii="Times New Roman" w:hAnsi="Times New Roman" w:cs="Times New Roman"/>
-          <w:i/>
-          <w:sz w:val="24"/>
-          <w:szCs w:val="24"/>
-        </w:rPr>
-        <w:t>International Journal</w:t>
+        <w:t>Journal</w:t>
       </w:r>
       <w:r>
         <w:rPr>
